--- a/02-放大电路/03-音频放大电路/耳机放大电路/耳机放大电路.docx
+++ b/02-放大电路/03-音频放大电路/耳机放大电路/耳机放大电路.docx
@@ -2820,6 +2820,20 @@
     </w:p>
     <w:bookmarkEnd w:id="26"/>
     <w:bookmarkEnd w:id="27"/>
+    <w:p>
+      <w:pPr>
+        <w:spacing w:before="360"/>
+        <w:jc w:val="center"/>
+      </w:pPr>
+      <w:r>
+        <w:rPr>
+          <w:rFonts w:ascii="Times New Roman" w:hAnsi="Times New Roman"/>
+          <w:color w:val="555555"/>
+          <w:sz w:val="21"/>
+        </w:rPr>
+        <w:t>材料收集者：杜文杰</w:t>
+      </w:r>
+    </w:p>
     <w:sectPr>
       <w:headerReference r:id="rId9" w:type="default"/>
       <w:footerReference r:id="rId10" w:type="default"/>

--- a/02-放大电路/03-音频放大电路/耳机放大电路/耳机放大电路.docx
+++ b/02-放大电路/03-音频放大电路/耳机放大电路/耳机放大电路.docx
@@ -1,6 +1,6 @@
 
 <file path=word/document.xml><?xml version="1.0" encoding="utf-8"?>
-<w:document xmlns:w="http://schemas.openxmlformats.org/wordprocessingml/2006/main" xmlns:m="http://schemas.openxmlformats.org/officeDocument/2006/math" xmlns:r="http://schemas.openxmlformats.org/officeDocument/2006/relationships" xmlns:o="urn:schemas-microsoft-com:office:office" xmlns:v="urn:schemas-microsoft-com:vml" xmlns:w10="urn:schemas-microsoft-com:office:word" xmlns:a="http://schemas.openxmlformats.org/drawingml/2006/main" xmlns:pic="http://schemas.openxmlformats.org/drawingml/2006/picture" xmlns:wp="http://schemas.openxmlformats.org/drawingml/2006/wordprocessingDrawing">
+<w:document xmlns:m="http://schemas.openxmlformats.org/officeDocument/2006/math" xmlns:r="http://schemas.openxmlformats.org/officeDocument/2006/relationships" xmlns:w="http://schemas.openxmlformats.org/wordprocessingml/2006/main" xmlns:o="urn:schemas-microsoft-com:office:office" xmlns:v="urn:schemas-microsoft-com:vml" xmlns:w10="urn:schemas-microsoft-com:office:word" xmlns:a="http://schemas.openxmlformats.org/drawingml/2006/main" xmlns:pic="http://schemas.openxmlformats.org/drawingml/2006/picture" xmlns:wp="http://schemas.openxmlformats.org/drawingml/2006/wordprocessingDrawing">
   <w:body>
     <w:bookmarkStart w:id="27" w:name="耳机放大电路"/>
     <w:p>
@@ -9,7 +9,7 @@
       </w:pPr>
       <w:r>
         <w:rPr>
-          <w:rFonts w:hint="eastAsia"/>
+          <w:rFonts w:hint="eastAsia" w:eastAsia="黑体"/>
         </w:rPr>
         <w:t xml:space="preserve">耳机放大电路</w:t>
       </w:r>
@@ -21,7 +21,7 @@
       </w:pPr>
       <w:r>
         <w:rPr>
-          <w:rFonts w:hint="eastAsia"/>
+          <w:rFonts w:hint="eastAsia" w:eastAsia="黑体"/>
         </w:rPr>
         <w:t xml:space="preserve">拓扑描述</w:t>
       </w:r>
@@ -32,11 +32,14 @@
       </w:pPr>
       <w:r>
         <w:rPr>
-          <w:rFonts w:hint="eastAsia"/>
+          <w:rFonts w:hint="eastAsia" w:eastAsia="黑体"/>
         </w:rPr>
         <w:t xml:space="preserve">耳机放大电路由低噪声运放</w:t>
       </w:r>
       <w:r>
+        <w:rPr>
+          <w:rFonts w:eastAsia="黑体"/>
+        </w:rPr>
         <w:t xml:space="preserve"> </w:t>
       </w:r>
       <m:oMath>
@@ -55,11 +58,14 @@
       </m:oMath>
       <w:r>
         <w:rPr>
-          <w:rFonts w:hint="eastAsia"/>
+          <w:rFonts w:hint="eastAsia" w:eastAsia="黑体"/>
         </w:rPr>
         <w:t xml:space="preserve">、输入耦合电容</w:t>
       </w:r>
       <w:r>
+        <w:rPr>
+          <w:rFonts w:eastAsia="黑体"/>
+        </w:rPr>
         <w:t xml:space="preserve"> </w:t>
       </w:r>
       <m:oMath>
@@ -78,11 +84,14 @@
       </m:oMath>
       <w:r>
         <w:rPr>
-          <w:rFonts w:hint="eastAsia"/>
+          <w:rFonts w:hint="eastAsia" w:eastAsia="黑体"/>
         </w:rPr>
         <w:t xml:space="preserve">、输入偏置电阻</w:t>
       </w:r>
       <w:r>
+        <w:rPr>
+          <w:rFonts w:eastAsia="黑体"/>
+        </w:rPr>
         <w:t xml:space="preserve"> </w:t>
       </w:r>
       <m:oMath>
@@ -101,11 +110,14 @@
       </m:oMath>
       <w:r>
         <w:rPr>
-          <w:rFonts w:hint="eastAsia"/>
+          <w:rFonts w:hint="eastAsia" w:eastAsia="黑体"/>
         </w:rPr>
         <w:t xml:space="preserve">、反馈电阻</w:t>
       </w:r>
       <w:r>
+        <w:rPr>
+          <w:rFonts w:eastAsia="黑体"/>
+        </w:rPr>
         <w:t xml:space="preserve"> </w:t>
       </w:r>
       <m:oMath>
@@ -124,11 +136,14 @@
       </m:oMath>
       <w:r>
         <w:rPr>
-          <w:rFonts w:hint="eastAsia"/>
+          <w:rFonts w:hint="eastAsia" w:eastAsia="黑体"/>
         </w:rPr>
         <w:t xml:space="preserve">、增益电阻</w:t>
       </w:r>
       <w:r>
+        <w:rPr>
+          <w:rFonts w:eastAsia="黑体"/>
+        </w:rPr>
         <w:t xml:space="preserve"> </w:t>
       </w:r>
       <m:oMath>
@@ -147,11 +162,14 @@
       </m:oMath>
       <w:r>
         <w:rPr>
-          <w:rFonts w:hint="eastAsia"/>
+          <w:rFonts w:hint="eastAsia" w:eastAsia="黑体"/>
         </w:rPr>
         <w:t xml:space="preserve">、输出耦合电容</w:t>
       </w:r>
       <w:r>
+        <w:rPr>
+          <w:rFonts w:eastAsia="黑体"/>
+        </w:rPr>
         <w:t xml:space="preserve"> </w:t>
       </w:r>
       <m:oMath>
@@ -170,11 +188,14 @@
       </m:oMath>
       <w:r>
         <w:rPr>
-          <w:rFonts w:hint="eastAsia"/>
+          <w:rFonts w:hint="eastAsia" w:eastAsia="黑体"/>
         </w:rPr>
         <w:t xml:space="preserve">、输出串联电阻</w:t>
       </w:r>
       <w:r>
+        <w:rPr>
+          <w:rFonts w:eastAsia="黑体"/>
+        </w:rPr>
         <w:t xml:space="preserve"> </w:t>
       </w:r>
       <m:oMath>
@@ -192,15 +213,21 @@
         </m:sSub>
       </m:oMath>
       <w:r>
+        <w:rPr>
+          <w:rFonts w:eastAsia="黑体"/>
+        </w:rPr>
         <w:t xml:space="preserve"> </w:t>
       </w:r>
       <w:r>
         <w:rPr>
-          <w:rFonts w:hint="eastAsia"/>
+          <w:rFonts w:hint="eastAsia" w:eastAsia="黑体"/>
         </w:rPr>
         <w:t xml:space="preserve">及耳机负载</w:t>
       </w:r>
       <w:r>
+        <w:rPr>
+          <w:rFonts w:eastAsia="黑体"/>
+        </w:rPr>
         <w:t xml:space="preserve"> </w:t>
       </w:r>
       <m:oMath>
@@ -218,15 +245,21 @@
         </m:sSub>
       </m:oMath>
       <w:r>
+        <w:rPr>
+          <w:rFonts w:eastAsia="黑体"/>
+        </w:rPr>
         <w:t xml:space="preserve"> </w:t>
       </w:r>
       <w:r>
         <w:rPr>
-          <w:rFonts w:hint="eastAsia"/>
+          <w:rFonts w:hint="eastAsia" w:eastAsia="黑体"/>
         </w:rPr>
         <w:t xml:space="preserve">组成。节点定义如下：输入节点</w:t>
       </w:r>
       <w:r>
+        <w:rPr>
+          <w:rFonts w:eastAsia="黑体"/>
+        </w:rPr>
         <w:t xml:space="preserve"> </w:t>
       </w:r>
       <m:oMath>
@@ -247,15 +280,21 @@
         </m:sSub>
       </m:oMath>
       <w:r>
+        <w:rPr>
+          <w:rFonts w:eastAsia="黑体"/>
+        </w:rPr>
         <w:t xml:space="preserve"> </w:t>
       </w:r>
       <w:r>
         <w:rPr>
-          <w:rFonts w:hint="eastAsia"/>
+          <w:rFonts w:hint="eastAsia" w:eastAsia="黑体"/>
         </w:rPr>
         <w:t xml:space="preserve">接音源输出；运放同相输入节点</w:t>
       </w:r>
       <w:r>
+        <w:rPr>
+          <w:rFonts w:eastAsia="黑体"/>
+        </w:rPr>
         <w:t xml:space="preserve"> </w:t>
       </w:r>
       <m:oMath>
@@ -276,15 +315,21 @@
         </m:sSub>
       </m:oMath>
       <w:r>
+        <w:rPr>
+          <w:rFonts w:eastAsia="黑体"/>
+        </w:rPr>
         <w:t xml:space="preserve"> </w:t>
       </w:r>
       <w:r>
         <w:rPr>
-          <w:rFonts w:hint="eastAsia"/>
+          <w:rFonts w:hint="eastAsia" w:eastAsia="黑体"/>
         </w:rPr>
         <w:t xml:space="preserve">接</w:t>
       </w:r>
       <w:r>
+        <w:rPr>
+          <w:rFonts w:eastAsia="黑体"/>
+        </w:rPr>
         <w:t xml:space="preserve"> </w:t>
       </w:r>
       <m:oMath>
@@ -302,15 +347,21 @@
         </m:sSub>
       </m:oMath>
       <w:r>
+        <w:rPr>
+          <w:rFonts w:eastAsia="黑体"/>
+        </w:rPr>
         <w:t xml:space="preserve"> </w:t>
       </w:r>
       <w:r>
         <w:rPr>
-          <w:rFonts w:hint="eastAsia"/>
+          <w:rFonts w:hint="eastAsia" w:eastAsia="黑体"/>
         </w:rPr>
         <w:t xml:space="preserve">与</w:t>
       </w:r>
       <w:r>
+        <w:rPr>
+          <w:rFonts w:eastAsia="黑体"/>
+        </w:rPr>
         <w:t xml:space="preserve"> </w:t>
       </w:r>
       <m:oMath>
@@ -329,11 +380,14 @@
       </m:oMath>
       <w:r>
         <w:rPr>
-          <w:rFonts w:hint="eastAsia"/>
+          <w:rFonts w:hint="eastAsia" w:eastAsia="黑体"/>
         </w:rPr>
         <w:t xml:space="preserve">；反相输入节点</w:t>
       </w:r>
       <w:r>
+        <w:rPr>
+          <w:rFonts w:eastAsia="黑体"/>
+        </w:rPr>
         <w:t xml:space="preserve"> </w:t>
       </w:r>
       <m:oMath>
@@ -354,15 +408,21 @@
         </m:sSub>
       </m:oMath>
       <w:r>
+        <w:rPr>
+          <w:rFonts w:eastAsia="黑体"/>
+        </w:rPr>
         <w:t xml:space="preserve"> </w:t>
       </w:r>
       <w:r>
         <w:rPr>
-          <w:rFonts w:hint="eastAsia"/>
+          <w:rFonts w:hint="eastAsia" w:eastAsia="黑体"/>
         </w:rPr>
         <w:t xml:space="preserve">汇集</w:t>
       </w:r>
       <w:r>
+        <w:rPr>
+          <w:rFonts w:eastAsia="黑体"/>
+        </w:rPr>
         <w:t xml:space="preserve"> </w:t>
       </w:r>
       <m:oMath>
@@ -380,15 +440,21 @@
         </m:sSub>
       </m:oMath>
       <w:r>
+        <w:rPr>
+          <w:rFonts w:eastAsia="黑体"/>
+        </w:rPr>
         <w:t xml:space="preserve"> </w:t>
       </w:r>
       <w:r>
         <w:rPr>
-          <w:rFonts w:hint="eastAsia"/>
+          <w:rFonts w:hint="eastAsia" w:eastAsia="黑体"/>
         </w:rPr>
         <w:t xml:space="preserve">与</w:t>
       </w:r>
       <w:r>
+        <w:rPr>
+          <w:rFonts w:eastAsia="黑体"/>
+        </w:rPr>
         <w:t xml:space="preserve"> </w:t>
       </w:r>
       <m:oMath>
@@ -407,11 +473,14 @@
       </m:oMath>
       <w:r>
         <w:rPr>
-          <w:rFonts w:hint="eastAsia"/>
+          <w:rFonts w:hint="eastAsia" w:eastAsia="黑体"/>
         </w:rPr>
         <w:t xml:space="preserve">；输出节点</w:t>
       </w:r>
       <w:r>
+        <w:rPr>
+          <w:rFonts w:eastAsia="黑体"/>
+        </w:rPr>
         <w:t xml:space="preserve"> </w:t>
       </w:r>
       <m:oMath>
@@ -435,15 +504,21 @@
         </m:sSub>
       </m:oMath>
       <w:r>
+        <w:rPr>
+          <w:rFonts w:eastAsia="黑体"/>
+        </w:rPr>
         <w:t xml:space="preserve"> </w:t>
       </w:r>
       <w:r>
         <w:rPr>
-          <w:rFonts w:hint="eastAsia"/>
+          <w:rFonts w:hint="eastAsia" w:eastAsia="黑体"/>
         </w:rPr>
         <w:t xml:space="preserve">为运放输出；耳机负载节点</w:t>
       </w:r>
       <w:r>
+        <w:rPr>
+          <w:rFonts w:eastAsia="黑体"/>
+        </w:rPr>
         <w:t xml:space="preserve"> </w:t>
       </w:r>
       <m:oMath>
@@ -461,15 +536,21 @@
         </m:sSub>
       </m:oMath>
       <w:r>
+        <w:rPr>
+          <w:rFonts w:eastAsia="黑体"/>
+        </w:rPr>
         <w:t xml:space="preserve"> </w:t>
       </w:r>
       <w:r>
         <w:rPr>
-          <w:rFonts w:hint="eastAsia"/>
+          <w:rFonts w:hint="eastAsia" w:eastAsia="黑体"/>
         </w:rPr>
         <w:t xml:space="preserve">为</w:t>
       </w:r>
       <w:r>
+        <w:rPr>
+          <w:rFonts w:eastAsia="黑体"/>
+        </w:rPr>
         <w:t xml:space="preserve"> </w:t>
       </w:r>
       <m:oMath>
@@ -487,15 +568,21 @@
         </m:sSub>
       </m:oMath>
       <w:r>
+        <w:rPr>
+          <w:rFonts w:eastAsia="黑体"/>
+        </w:rPr>
         <w:t xml:space="preserve"> </w:t>
       </w:r>
       <w:r>
         <w:rPr>
-          <w:rFonts w:hint="eastAsia"/>
+          <w:rFonts w:hint="eastAsia" w:eastAsia="黑体"/>
         </w:rPr>
         <w:t xml:space="preserve">与</w:t>
       </w:r>
       <w:r>
+        <w:rPr>
+          <w:rFonts w:eastAsia="黑体"/>
+        </w:rPr>
         <w:t xml:space="preserve"> </w:t>
       </w:r>
       <m:oMath>
@@ -514,20 +601,26 @@
       </m:oMath>
       <w:r>
         <w:rPr>
-          <w:rFonts w:hint="eastAsia"/>
+          <w:rFonts w:hint="eastAsia" w:eastAsia="黑体"/>
         </w:rPr>
         <w:t xml:space="preserve">（耳机一端）的连接点；地节点</w:t>
       </w:r>
       <w:r>
+        <w:rPr>
+          <w:rFonts w:eastAsia="黑体"/>
+        </w:rPr>
         <w:t xml:space="preserve"> GND </w:t>
       </w:r>
       <w:r>
         <w:rPr>
-          <w:rFonts w:hint="eastAsia"/>
+          <w:rFonts w:hint="eastAsia" w:eastAsia="黑体"/>
         </w:rPr>
         <w:t xml:space="preserve">汇集</w:t>
       </w:r>
       <w:r>
+        <w:rPr>
+          <w:rFonts w:eastAsia="黑体"/>
+        </w:rPr>
         <w:t xml:space="preserve"> </w:t>
       </w:r>
       <m:oMath>
@@ -545,6 +638,9 @@
         </m:sSub>
       </m:oMath>
       <w:r>
+        <w:rPr>
+          <w:rFonts w:eastAsia="黑体"/>
+        </w:rPr>
         <w:t xml:space="preserve">、</w:t>
       </w:r>
       <m:oMath>
@@ -563,7 +659,7 @@
       </m:oMath>
       <w:r>
         <w:rPr>
-          <w:rFonts w:hint="eastAsia"/>
+          <w:rFonts w:hint="eastAsia" w:eastAsia="黑体"/>
         </w:rPr>
         <w:t xml:space="preserve">、耳机另一端的冷端。</w:t>
       </w:r>
@@ -572,11 +668,14 @@
       <w:pPr/>
       <w:r>
         <w:rPr>
-          <w:rFonts w:hint="eastAsia"/>
+          <w:rFonts w:hint="eastAsia" w:eastAsia="黑体"/>
         </w:rPr>
         <w:t xml:space="preserve">各元件管脚连接：运放</w:t>
       </w:r>
       <w:r>
+        <w:rPr>
+          <w:rFonts w:eastAsia="黑体"/>
+        </w:rPr>
         <w:t xml:space="preserve"> </w:t>
       </w:r>
       <m:oMath>
@@ -594,24 +693,33 @@
         </m:sSub>
       </m:oMath>
       <w:r>
+        <w:rPr>
+          <w:rFonts w:eastAsia="黑体"/>
+        </w:rPr>
         <w:t xml:space="preserve"> </w:t>
       </w:r>
       <w:r>
         <w:rPr>
-          <w:rFonts w:hint="eastAsia"/>
+          <w:rFonts w:hint="eastAsia" w:eastAsia="黑体"/>
         </w:rPr>
         <w:t xml:space="preserve">的</w:t>
       </w:r>
       <w:r>
+        <w:rPr>
+          <w:rFonts w:eastAsia="黑体"/>
+        </w:rPr>
         <w:t xml:space="preserve"> IN+ </w:t>
       </w:r>
       <w:r>
         <w:rPr>
-          <w:rFonts w:hint="eastAsia"/>
+          <w:rFonts w:hint="eastAsia" w:eastAsia="黑体"/>
         </w:rPr>
         <w:t xml:space="preserve">接</w:t>
       </w:r>
       <w:r>
+        <w:rPr>
+          <w:rFonts w:eastAsia="黑体"/>
+        </w:rPr>
         <w:t xml:space="preserve"> </w:t>
       </w:r>
       <m:oMath>
@@ -633,20 +741,26 @@
       </m:oMath>
       <w:r>
         <w:rPr>
-          <w:rFonts w:hint="eastAsia"/>
+          <w:rFonts w:hint="eastAsia" w:eastAsia="黑体"/>
         </w:rPr>
         <w:t xml:space="preserve">，IN−</w:t>
       </w:r>
       <w:r>
+        <w:rPr>
+          <w:rFonts w:eastAsia="黑体"/>
+        </w:rPr>
         <w:t xml:space="preserve"> </w:t>
       </w:r>
       <w:r>
         <w:rPr>
-          <w:rFonts w:hint="eastAsia"/>
+          <w:rFonts w:hint="eastAsia" w:eastAsia="黑体"/>
         </w:rPr>
         <w:t xml:space="preserve">接</w:t>
       </w:r>
       <w:r>
+        <w:rPr>
+          <w:rFonts w:eastAsia="黑体"/>
+        </w:rPr>
         <w:t xml:space="preserve"> </w:t>
       </w:r>
       <m:oMath>
@@ -668,20 +782,26 @@
       </m:oMath>
       <w:r>
         <w:rPr>
-          <w:rFonts w:hint="eastAsia"/>
+          <w:rFonts w:hint="eastAsia" w:eastAsia="黑体"/>
         </w:rPr>
         <w:t xml:space="preserve">，OUT</w:t>
       </w:r>
       <w:r>
+        <w:rPr>
+          <w:rFonts w:eastAsia="黑体"/>
+        </w:rPr>
         <w:t xml:space="preserve"> </w:t>
       </w:r>
       <w:r>
         <w:rPr>
-          <w:rFonts w:hint="eastAsia"/>
+          <w:rFonts w:hint="eastAsia" w:eastAsia="黑体"/>
         </w:rPr>
         <w:t xml:space="preserve">接</w:t>
       </w:r>
       <w:r>
+        <w:rPr>
+          <w:rFonts w:eastAsia="黑体"/>
+        </w:rPr>
         <w:t xml:space="preserve"> </w:t>
       </w:r>
       <m:oMath>
@@ -706,20 +826,26 @@
       </m:oMath>
       <w:r>
         <w:rPr>
-          <w:rFonts w:hint="eastAsia"/>
+          <w:rFonts w:hint="eastAsia" w:eastAsia="黑体"/>
         </w:rPr>
         <w:t xml:space="preserve">，V+、V−</w:t>
       </w:r>
       <w:r>
+        <w:rPr>
+          <w:rFonts w:eastAsia="黑体"/>
+        </w:rPr>
         <w:t xml:space="preserve"> </w:t>
       </w:r>
       <w:r>
         <w:rPr>
-          <w:rFonts w:hint="eastAsia"/>
+          <w:rFonts w:hint="eastAsia" w:eastAsia="黑体"/>
         </w:rPr>
         <w:t xml:space="preserve">分接正负电源；耦合电容</w:t>
       </w:r>
       <w:r>
+        <w:rPr>
+          <w:rFonts w:eastAsia="黑体"/>
+        </w:rPr>
         <w:t xml:space="preserve"> </w:t>
       </w:r>
       <m:oMath>
@@ -737,15 +863,21 @@
         </m:sSub>
       </m:oMath>
       <w:r>
+        <w:rPr>
+          <w:rFonts w:eastAsia="黑体"/>
+        </w:rPr>
         <w:t xml:space="preserve"> </w:t>
       </w:r>
       <w:r>
         <w:rPr>
-          <w:rFonts w:hint="eastAsia"/>
+          <w:rFonts w:hint="eastAsia" w:eastAsia="黑体"/>
         </w:rPr>
         <w:t xml:space="preserve">一端接</w:t>
       </w:r>
       <w:r>
+        <w:rPr>
+          <w:rFonts w:eastAsia="黑体"/>
+        </w:rPr>
         <w:t xml:space="preserve"> </w:t>
       </w:r>
       <m:oMath>
@@ -767,11 +899,14 @@
       </m:oMath>
       <w:r>
         <w:rPr>
-          <w:rFonts w:hint="eastAsia"/>
+          <w:rFonts w:hint="eastAsia" w:eastAsia="黑体"/>
         </w:rPr>
         <w:t xml:space="preserve">，另一端接</w:t>
       </w:r>
       <w:r>
+        <w:rPr>
+          <w:rFonts w:eastAsia="黑体"/>
+        </w:rPr>
         <w:t xml:space="preserve"> </w:t>
       </w:r>
       <m:oMath>
@@ -793,11 +928,14 @@
       </m:oMath>
       <w:r>
         <w:rPr>
-          <w:rFonts w:hint="eastAsia"/>
+          <w:rFonts w:hint="eastAsia" w:eastAsia="黑体"/>
         </w:rPr>
         <w:t xml:space="preserve">；偏置电阻</w:t>
       </w:r>
       <w:r>
+        <w:rPr>
+          <w:rFonts w:eastAsia="黑体"/>
+        </w:rPr>
         <w:t xml:space="preserve"> </w:t>
       </w:r>
       <m:oMath>
@@ -815,15 +953,21 @@
         </m:sSub>
       </m:oMath>
       <w:r>
+        <w:rPr>
+          <w:rFonts w:eastAsia="黑体"/>
+        </w:rPr>
         <w:t xml:space="preserve"> </w:t>
       </w:r>
       <w:r>
         <w:rPr>
-          <w:rFonts w:hint="eastAsia"/>
+          <w:rFonts w:hint="eastAsia" w:eastAsia="黑体"/>
         </w:rPr>
         <w:t xml:space="preserve">一端接</w:t>
       </w:r>
       <w:r>
+        <w:rPr>
+          <w:rFonts w:eastAsia="黑体"/>
+        </w:rPr>
         <w:t xml:space="preserve"> </w:t>
       </w:r>
       <m:oMath>
@@ -845,20 +989,26 @@
       </m:oMath>
       <w:r>
         <w:rPr>
-          <w:rFonts w:hint="eastAsia"/>
+          <w:rFonts w:hint="eastAsia" w:eastAsia="黑体"/>
         </w:rPr>
         <w:t xml:space="preserve">，另一端接</w:t>
       </w:r>
       <w:r>
+        <w:rPr>
+          <w:rFonts w:eastAsia="黑体"/>
+        </w:rPr>
         <w:t xml:space="preserve"> </w:t>
       </w:r>
       <w:r>
         <w:rPr>
-          <w:rFonts w:hint="eastAsia"/>
+          <w:rFonts w:hint="eastAsia" w:eastAsia="黑体"/>
         </w:rPr>
         <w:t xml:space="preserve">GND；反馈电阻</w:t>
       </w:r>
       <w:r>
+        <w:rPr>
+          <w:rFonts w:eastAsia="黑体"/>
+        </w:rPr>
         <w:t xml:space="preserve"> </w:t>
       </w:r>
       <m:oMath>
@@ -876,15 +1026,21 @@
         </m:sSub>
       </m:oMath>
       <w:r>
+        <w:rPr>
+          <w:rFonts w:eastAsia="黑体"/>
+        </w:rPr>
         <w:t xml:space="preserve"> </w:t>
       </w:r>
       <w:r>
         <w:rPr>
-          <w:rFonts w:hint="eastAsia"/>
+          <w:rFonts w:hint="eastAsia" w:eastAsia="黑体"/>
         </w:rPr>
         <w:t xml:space="preserve">一端接</w:t>
       </w:r>
       <w:r>
+        <w:rPr>
+          <w:rFonts w:eastAsia="黑体"/>
+        </w:rPr>
         <w:t xml:space="preserve"> </w:t>
       </w:r>
       <m:oMath>
@@ -909,11 +1065,14 @@
       </m:oMath>
       <w:r>
         <w:rPr>
-          <w:rFonts w:hint="eastAsia"/>
+          <w:rFonts w:hint="eastAsia" w:eastAsia="黑体"/>
         </w:rPr>
         <w:t xml:space="preserve">，另一端接</w:t>
       </w:r>
       <w:r>
+        <w:rPr>
+          <w:rFonts w:eastAsia="黑体"/>
+        </w:rPr>
         <w:t xml:space="preserve"> </w:t>
       </w:r>
       <m:oMath>
@@ -935,11 +1094,14 @@
       </m:oMath>
       <w:r>
         <w:rPr>
-          <w:rFonts w:hint="eastAsia"/>
+          <w:rFonts w:hint="eastAsia" w:eastAsia="黑体"/>
         </w:rPr>
         <w:t xml:space="preserve">；增益电阻</w:t>
       </w:r>
       <w:r>
+        <w:rPr>
+          <w:rFonts w:eastAsia="黑体"/>
+        </w:rPr>
         <w:t xml:space="preserve"> </w:t>
       </w:r>
       <m:oMath>
@@ -957,15 +1119,21 @@
         </m:sSub>
       </m:oMath>
       <w:r>
+        <w:rPr>
+          <w:rFonts w:eastAsia="黑体"/>
+        </w:rPr>
         <w:t xml:space="preserve"> </w:t>
       </w:r>
       <w:r>
         <w:rPr>
-          <w:rFonts w:hint="eastAsia"/>
+          <w:rFonts w:hint="eastAsia" w:eastAsia="黑体"/>
         </w:rPr>
         <w:t xml:space="preserve">一端接</w:t>
       </w:r>
       <w:r>
+        <w:rPr>
+          <w:rFonts w:eastAsia="黑体"/>
+        </w:rPr>
         <w:t xml:space="preserve"> </w:t>
       </w:r>
       <m:oMath>
@@ -987,20 +1155,26 @@
       </m:oMath>
       <w:r>
         <w:rPr>
-          <w:rFonts w:hint="eastAsia"/>
+          <w:rFonts w:hint="eastAsia" w:eastAsia="黑体"/>
         </w:rPr>
         <w:t xml:space="preserve">，另一端接</w:t>
       </w:r>
       <w:r>
+        <w:rPr>
+          <w:rFonts w:eastAsia="黑体"/>
+        </w:rPr>
         <w:t xml:space="preserve"> </w:t>
       </w:r>
       <w:r>
         <w:rPr>
-          <w:rFonts w:hint="eastAsia"/>
+          <w:rFonts w:hint="eastAsia" w:eastAsia="黑体"/>
         </w:rPr>
         <w:t xml:space="preserve">GND；输出耦合电容</w:t>
       </w:r>
       <w:r>
+        <w:rPr>
+          <w:rFonts w:eastAsia="黑体"/>
+        </w:rPr>
         <w:t xml:space="preserve"> </w:t>
       </w:r>
       <m:oMath>
@@ -1018,15 +1192,21 @@
         </m:sSub>
       </m:oMath>
       <w:r>
+        <w:rPr>
+          <w:rFonts w:eastAsia="黑体"/>
+        </w:rPr>
         <w:t xml:space="preserve"> </w:t>
       </w:r>
       <w:r>
         <w:rPr>
-          <w:rFonts w:hint="eastAsia"/>
+          <w:rFonts w:hint="eastAsia" w:eastAsia="黑体"/>
         </w:rPr>
         <w:t xml:space="preserve">一端接</w:t>
       </w:r>
       <w:r>
+        <w:rPr>
+          <w:rFonts w:eastAsia="黑体"/>
+        </w:rPr>
         <w:t xml:space="preserve"> </w:t>
       </w:r>
       <m:oMath>
@@ -1051,11 +1231,14 @@
       </m:oMath>
       <w:r>
         <w:rPr>
-          <w:rFonts w:hint="eastAsia"/>
+          <w:rFonts w:hint="eastAsia" w:eastAsia="黑体"/>
         </w:rPr>
         <w:t xml:space="preserve">，另一端接串联电阻</w:t>
       </w:r>
       <w:r>
+        <w:rPr>
+          <w:rFonts w:eastAsia="黑体"/>
+        </w:rPr>
         <w:t xml:space="preserve"> </w:t>
       </w:r>
       <m:oMath>
@@ -1073,11 +1256,14 @@
         </m:sSub>
       </m:oMath>
       <w:r>
+        <w:rPr>
+          <w:rFonts w:eastAsia="黑体"/>
+        </w:rPr>
         <w:t xml:space="preserve"> </w:t>
       </w:r>
       <w:r>
         <w:rPr>
-          <w:rFonts w:hint="eastAsia"/>
+          <w:rFonts w:hint="eastAsia" w:eastAsia="黑体"/>
         </w:rPr>
         <w:t xml:space="preserve">的一端；</w:t>
       </w:r>
@@ -1096,15 +1282,21 @@
         </m:sSub>
       </m:oMath>
       <w:r>
+        <w:rPr>
+          <w:rFonts w:eastAsia="黑体"/>
+        </w:rPr>
         <w:t xml:space="preserve"> </w:t>
       </w:r>
       <w:r>
         <w:rPr>
-          <w:rFonts w:hint="eastAsia"/>
+          <w:rFonts w:hint="eastAsia" w:eastAsia="黑体"/>
         </w:rPr>
         <w:t xml:space="preserve">另一端接</w:t>
       </w:r>
       <w:r>
+        <w:rPr>
+          <w:rFonts w:eastAsia="黑体"/>
+        </w:rPr>
         <w:t xml:space="preserve"> </w:t>
       </w:r>
       <m:oMath>
@@ -1123,11 +1315,14 @@
       </m:oMath>
       <w:r>
         <w:rPr>
-          <w:rFonts w:hint="eastAsia"/>
+          <w:rFonts w:hint="eastAsia" w:eastAsia="黑体"/>
         </w:rPr>
         <w:t xml:space="preserve">；耳机负载</w:t>
       </w:r>
       <w:r>
+        <w:rPr>
+          <w:rFonts w:eastAsia="黑体"/>
+        </w:rPr>
         <w:t xml:space="preserve"> </w:t>
       </w:r>
       <m:oMath>
@@ -1145,15 +1340,21 @@
         </m:sSub>
       </m:oMath>
       <w:r>
+        <w:rPr>
+          <w:rFonts w:eastAsia="黑体"/>
+        </w:rPr>
         <w:t xml:space="preserve"> </w:t>
       </w:r>
       <w:r>
         <w:rPr>
-          <w:rFonts w:hint="eastAsia"/>
+          <w:rFonts w:hint="eastAsia" w:eastAsia="黑体"/>
         </w:rPr>
         <w:t xml:space="preserve">一端接</w:t>
       </w:r>
       <w:r>
+        <w:rPr>
+          <w:rFonts w:eastAsia="黑体"/>
+        </w:rPr>
         <w:t xml:space="preserve"> </w:t>
       </w:r>
       <m:oMath>
@@ -1172,11 +1373,14 @@
       </m:oMath>
       <w:r>
         <w:rPr>
-          <w:rFonts w:hint="eastAsia"/>
+          <w:rFonts w:hint="eastAsia" w:eastAsia="黑体"/>
         </w:rPr>
         <w:t xml:space="preserve">，另一端接</w:t>
       </w:r>
       <w:r>
+        <w:rPr>
+          <w:rFonts w:eastAsia="黑体"/>
+        </w:rPr>
         <w:t xml:space="preserve"> GND。</w:t>
       </w:r>
     </w:p>
@@ -1184,7 +1388,7 @@
       <w:pPr/>
       <w:r>
         <w:rPr>
-          <w:rFonts w:hint="eastAsia"/>
+          <w:rFonts w:hint="eastAsia" w:eastAsia="黑体"/>
         </w:rPr>
         <w:t xml:space="preserve">该电路为同相电压放大加隔直耦合输出的耳机驱动级，</w:t>
       </w:r>
@@ -1221,11 +1425,14 @@
         </m:sSub>
       </m:oMath>
       <w:r>
+        <w:rPr>
+          <w:rFonts w:eastAsia="黑体"/>
+        </w:rPr>
         <w:t xml:space="preserve"> </w:t>
       </w:r>
       <w:r>
         <w:rPr>
-          <w:rFonts w:hint="eastAsia"/>
+          <w:rFonts w:hint="eastAsia" w:eastAsia="黑体"/>
         </w:rPr>
         <w:t xml:space="preserve">决定增益，</w:t>
       </w:r>
@@ -1244,11 +1451,14 @@
         </m:sSub>
       </m:oMath>
       <w:r>
+        <w:rPr>
+          <w:rFonts w:eastAsia="黑体"/>
+        </w:rPr>
         <w:t xml:space="preserve"> </w:t>
       </w:r>
       <w:r>
         <w:rPr>
-          <w:rFonts w:hint="eastAsia"/>
+          <w:rFonts w:hint="eastAsia" w:eastAsia="黑体"/>
         </w:rPr>
         <w:t xml:space="preserve">提供限流与防自激，驱动低阻耳机负载。</w:t>
       </w:r>
@@ -1261,7 +1471,7 @@
       </w:pPr>
       <w:r>
         <w:rPr>
-          <w:rFonts w:hint="eastAsia"/>
+          <w:rFonts w:hint="eastAsia" w:eastAsia="黑体"/>
         </w:rPr>
         <w:t xml:space="preserve">工作原理</w:t>
       </w:r>
@@ -1272,7 +1482,7 @@
       </w:pPr>
       <w:r>
         <w:rPr>
-          <w:rFonts w:hint="eastAsia"/>
+          <w:rFonts w:hint="eastAsia" w:eastAsia="黑体"/>
         </w:rPr>
         <w:t xml:space="preserve">输入信号经运放放大后输出到耳机。耳机主要呈阻性负载（含少量感性），运放需提供足够的输出电流与摆幅；串联电阻用于限制输出、抑制自激并匹配不同阻抗耳机。对低阻耳机，运放输出电流需求更大。</w:t>
       </w:r>
@@ -1285,7 +1495,7 @@
       </w:pPr>
       <w:r>
         <w:rPr>
-          <w:rFonts w:hint="eastAsia"/>
+          <w:rFonts w:hint="eastAsia" w:eastAsia="黑体"/>
         </w:rPr>
         <w:t xml:space="preserve">关键计算公式</w:t>
       </w:r>
@@ -1299,7 +1509,7 @@
       </w:pPr>
       <w:r>
         <w:rPr>
-          <w:rFonts w:hint="eastAsia"/>
+          <w:rFonts w:hint="eastAsia" w:eastAsia="黑体"/>
         </w:rPr>
         <w:t xml:space="preserve">电压增益（同相）：</w:t>
       </w:r>
@@ -1386,7 +1596,7 @@
       </w:pPr>
       <w:r>
         <w:rPr>
-          <w:rFonts w:hint="eastAsia"/>
+          <w:rFonts w:hint="eastAsia" w:eastAsia="黑体"/>
         </w:rPr>
         <w:t xml:space="preserve">输出功率（有效值）：</w:t>
       </w:r>
@@ -1481,7 +1691,7 @@
       </w:pPr>
       <w:r>
         <w:rPr>
-          <w:rFonts w:hint="eastAsia"/>
+          <w:rFonts w:hint="eastAsia" w:eastAsia="黑体"/>
         </w:rPr>
         <w:t xml:space="preserve">最大输出电压（受电源限制，峰值）：</w:t>
       </w:r>
@@ -1571,7 +1781,7 @@
       </w:pPr>
       <w:r>
         <w:rPr>
-          <w:rFonts w:hint="eastAsia"/>
+          <w:rFonts w:hint="eastAsia" w:eastAsia="黑体"/>
         </w:rPr>
         <w:t xml:space="preserve">所需输出电流：</w:t>
       </w:r>
@@ -1661,7 +1871,7 @@
       </w:pPr>
       <w:r>
         <w:rPr>
-          <w:rFonts w:hint="eastAsia"/>
+          <w:rFonts w:hint="eastAsia" w:eastAsia="黑体"/>
         </w:rPr>
         <w:t xml:space="preserve">隔直耦合电容（下限频率）：</w:t>
       </w:r>
@@ -1761,7 +1971,7 @@
             </w:pPr>
             <w:r>
               <w:rPr>
-                <w:rFonts w:hint="eastAsia"/>
+                <w:rFonts w:hint="eastAsia" w:eastAsia="黑体"/>
               </w:rPr>
               <w:t xml:space="preserve">符号</w:t>
             </w:r>
@@ -1775,7 +1985,7 @@
             </w:pPr>
             <w:r>
               <w:rPr>
-                <w:rFonts w:hint="eastAsia"/>
+                <w:rFonts w:hint="eastAsia" w:eastAsia="黑体"/>
               </w:rPr>
               <w:t xml:space="preserve">含义</w:t>
             </w:r>
@@ -1789,7 +1999,7 @@
             </w:pPr>
             <w:r>
               <w:rPr>
-                <w:rFonts w:hint="eastAsia"/>
+                <w:rFonts w:hint="eastAsia" w:eastAsia="黑体"/>
               </w:rPr>
               <w:t xml:space="preserve">单位</w:t>
             </w:r>
@@ -1818,6 +2028,9 @@
               </m:sSub>
             </m:oMath>
             <w:r>
+              <w:rPr>
+                <w:rFonts w:eastAsia="黑体"/>
+              </w:rPr>
               <w:t xml:space="preserve">​</w:t>
             </w:r>
           </w:p>
@@ -1830,7 +2043,7 @@
             </w:pPr>
             <w:r>
               <w:rPr>
-                <w:rFonts w:hint="eastAsia"/>
+                <w:rFonts w:hint="eastAsia" w:eastAsia="黑体"/>
               </w:rPr>
               <w:t xml:space="preserve">电压增益</w:t>
             </w:r>
@@ -1843,6 +2056,9 @@
               <w:pStyle w:val="Compact"/>
             </w:pPr>
             <w:r>
+              <w:rPr>
+                <w:rFonts w:eastAsia="黑体"/>
+              </w:rPr>
               <w:t xml:space="preserve">—</w:t>
             </w:r>
           </w:p>
@@ -1888,6 +2104,9 @@
               </m:sSub>
             </m:oMath>
             <w:r>
+              <w:rPr>
+                <w:rFonts w:eastAsia="黑体"/>
+              </w:rPr>
               <w:t xml:space="preserve">​</w:t>
             </w:r>
           </w:p>
@@ -1900,7 +2119,7 @@
             </w:pPr>
             <w:r>
               <w:rPr>
-                <w:rFonts w:hint="eastAsia"/>
+                <w:rFonts w:hint="eastAsia" w:eastAsia="黑体"/>
               </w:rPr>
               <w:t xml:space="preserve">反馈电阻、接地电阻</w:t>
             </w:r>
@@ -1913,6 +2132,9 @@
               <w:pStyle w:val="Compact"/>
             </w:pPr>
             <w:r>
+              <w:rPr>
+                <w:rFonts w:eastAsia="黑体"/>
+              </w:rPr>
               <w:t xml:space="preserve">Ω</w:t>
             </w:r>
           </w:p>
@@ -1946,6 +2168,9 @@
               </m:sSub>
             </m:oMath>
             <w:r>
+              <w:rPr>
+                <w:rFonts w:eastAsia="黑体"/>
+              </w:rPr>
               <w:t xml:space="preserve">​</w:t>
             </w:r>
           </w:p>
@@ -1958,7 +2183,7 @@
             </w:pPr>
             <w:r>
               <w:rPr>
-                <w:rFonts w:hint="eastAsia"/>
+                <w:rFonts w:hint="eastAsia" w:eastAsia="黑体"/>
               </w:rPr>
               <w:t xml:space="preserve">输出电压</w:t>
             </w:r>
@@ -1971,6 +2196,9 @@
               <w:pStyle w:val="Compact"/>
             </w:pPr>
             <w:r>
+              <w:rPr>
+                <w:rFonts w:eastAsia="黑体"/>
+              </w:rPr>
               <w:t xml:space="preserve">V</w:t>
             </w:r>
           </w:p>
@@ -1998,6 +2226,9 @@
               </m:sSub>
             </m:oMath>
             <w:r>
+              <w:rPr>
+                <w:rFonts w:eastAsia="黑体"/>
+              </w:rPr>
               <w:t xml:space="preserve">​</w:t>
             </w:r>
           </w:p>
@@ -2010,7 +2241,7 @@
             </w:pPr>
             <w:r>
               <w:rPr>
-                <w:rFonts w:hint="eastAsia"/>
+                <w:rFonts w:hint="eastAsia" w:eastAsia="黑体"/>
               </w:rPr>
               <w:t xml:space="preserve">耳机阻抗</w:t>
             </w:r>
@@ -2023,6 +2254,9 @@
               <w:pStyle w:val="Compact"/>
             </w:pPr>
             <w:r>
+              <w:rPr>
+                <w:rFonts w:eastAsia="黑体"/>
+              </w:rPr>
               <w:t xml:space="preserve">Ω</w:t>
             </w:r>
           </w:p>
@@ -2056,6 +2290,9 @@
               </m:sSub>
             </m:oMath>
             <w:r>
+              <w:rPr>
+                <w:rFonts w:eastAsia="黑体"/>
+              </w:rPr>
               <w:t xml:space="preserve">​</w:t>
             </w:r>
           </w:p>
@@ -2068,7 +2305,7 @@
             </w:pPr>
             <w:r>
               <w:rPr>
-                <w:rFonts w:hint="eastAsia"/>
+                <w:rFonts w:hint="eastAsia" w:eastAsia="黑体"/>
               </w:rPr>
               <w:t xml:space="preserve">输出功率</w:t>
             </w:r>
@@ -2081,6 +2318,9 @@
               <w:pStyle w:val="Compact"/>
             </w:pPr>
             <w:r>
+              <w:rPr>
+                <w:rFonts w:eastAsia="黑体"/>
+              </w:rPr>
               <w:t xml:space="preserve">W</w:t>
             </w:r>
           </w:p>
@@ -2108,6 +2348,9 @@
               </m:sSub>
             </m:oMath>
             <w:r>
+              <w:rPr>
+                <w:rFonts w:eastAsia="黑体"/>
+              </w:rPr>
               <w:t xml:space="preserve">​</w:t>
             </w:r>
           </w:p>
@@ -2120,7 +2363,7 @@
             </w:pPr>
             <w:r>
               <w:rPr>
-                <w:rFonts w:hint="eastAsia"/>
+                <w:rFonts w:hint="eastAsia" w:eastAsia="黑体"/>
               </w:rPr>
               <w:t xml:space="preserve">下限截止频率</w:t>
             </w:r>
@@ -2133,6 +2376,9 @@
               <w:pStyle w:val="Compact"/>
             </w:pPr>
             <w:r>
+              <w:rPr>
+                <w:rFonts w:eastAsia="黑体"/>
+              </w:rPr>
               <w:t xml:space="preserve">Hz</w:t>
             </w:r>
           </w:p>
@@ -2147,7 +2393,7 @@
       </w:pPr>
       <w:r>
         <w:rPr>
-          <w:rFonts w:hint="eastAsia"/>
+          <w:rFonts w:hint="eastAsia" w:eastAsia="黑体"/>
         </w:rPr>
         <w:t xml:space="preserve">元件调整影响</w:t>
       </w:r>
@@ -2162,6 +2408,7 @@
       </w:pPr>
       <w:r>
         <w:rPr>
+          <w:rFonts w:eastAsia="黑体"/>
           <w:b/>
           <w:bCs/>
         </w:rPr>
@@ -2169,7 +2416,7 @@
       </w:r>
       <w:r>
         <w:rPr>
-          <w:rFonts w:hint="eastAsia"/>
+          <w:rFonts w:hint="eastAsia" w:eastAsia="黑体"/>
           <w:b/>
           <w:bCs/>
         </w:rPr>
@@ -2177,6 +2424,7 @@
       </w:r>
       <w:r>
         <w:rPr>
+          <w:rFonts w:eastAsia="黑体"/>
           <w:b/>
           <w:bCs/>
         </w:rPr>
@@ -2184,21 +2432,27 @@
       </w:r>
       <w:r>
         <w:rPr>
-          <w:rFonts w:hint="eastAsia"/>
+          <w:rFonts w:hint="eastAsia" w:eastAsia="黑体"/>
           <w:b/>
           <w:bCs/>
         </w:rPr>
         <w:t xml:space="preserve">↓）</w:t>
       </w:r>
       <w:r>
+        <w:rPr>
+          <w:rFonts w:eastAsia="黑体"/>
+        </w:rPr>
         <w:t xml:space="preserve"> </w:t>
       </w:r>
       <w:r>
+        <w:rPr>
+          <w:rFonts w:eastAsia="黑体"/>
+        </w:rPr>
         <w:t xml:space="preserve">→ </w:t>
       </w:r>
       <w:r>
         <w:rPr>
-          <w:rFonts w:hint="eastAsia"/>
+          <w:rFonts w:hint="eastAsia" w:eastAsia="黑体"/>
         </w:rPr>
         <w:t xml:space="preserve">增益升高，但噪声放大与失真风险增加。</w:t>
       </w:r>
@@ -2213,20 +2467,27 @@
       </w:pPr>
       <w:r>
         <w:rPr>
+          <w:rFonts w:eastAsia="黑体"/>
           <w:b/>
           <w:bCs/>
         </w:rPr>
         <w:t xml:space="preserve">RL ↓</w:t>
       </w:r>
       <w:r>
+        <w:rPr>
+          <w:rFonts w:eastAsia="黑体"/>
+        </w:rPr>
         <w:t xml:space="preserve"> </w:t>
       </w:r>
       <w:r>
+        <w:rPr>
+          <w:rFonts w:eastAsia="黑体"/>
+        </w:rPr>
         <w:t xml:space="preserve">→ </w:t>
       </w:r>
       <w:r>
         <w:rPr>
-          <w:rFonts w:hint="eastAsia"/>
+          <w:rFonts w:hint="eastAsia" w:eastAsia="黑体"/>
         </w:rPr>
         <w:t xml:space="preserve">相同输出电压下电流与功率需求增大，需更强驱动能力。</w:t>
       </w:r>
@@ -2241,7 +2502,7 @@
       </w:pPr>
       <w:r>
         <w:rPr>
-          <w:rFonts w:hint="eastAsia"/>
+          <w:rFonts w:hint="eastAsia" w:eastAsia="黑体"/>
           <w:b/>
           <w:bCs/>
         </w:rPr>
@@ -2249,20 +2510,27 @@
       </w:r>
       <w:r>
         <w:rPr>
+          <w:rFonts w:eastAsia="黑体"/>
           <w:b/>
           <w:bCs/>
         </w:rPr>
         <w:t xml:space="preserve"> ↑</w:t>
       </w:r>
       <w:r>
+        <w:rPr>
+          <w:rFonts w:eastAsia="黑体"/>
+        </w:rPr>
         <w:t xml:space="preserve"> </w:t>
       </w:r>
       <w:r>
+        <w:rPr>
+          <w:rFonts w:eastAsia="黑体"/>
+        </w:rPr>
         <w:t xml:space="preserve">→ </w:t>
       </w:r>
       <w:r>
         <w:rPr>
-          <w:rFonts w:hint="eastAsia"/>
+          <w:rFonts w:hint="eastAsia" w:eastAsia="黑体"/>
         </w:rPr>
         <w:t xml:space="preserve">与耳机分压，对低阻耳机输出功率下降，但可改善阻尼与稳定性。</w:t>
       </w:r>
@@ -2277,7 +2545,7 @@
       </w:pPr>
       <w:r>
         <w:rPr>
-          <w:rFonts w:hint="eastAsia"/>
+          <w:rFonts w:hint="eastAsia" w:eastAsia="黑体"/>
           <w:b/>
           <w:bCs/>
         </w:rPr>
@@ -2285,20 +2553,27 @@
       </w:r>
       <w:r>
         <w:rPr>
+          <w:rFonts w:eastAsia="黑体"/>
           <w:b/>
           <w:bCs/>
         </w:rPr>
         <w:t xml:space="preserve"> C ↑</w:t>
       </w:r>
       <w:r>
+        <w:rPr>
+          <w:rFonts w:eastAsia="黑体"/>
+        </w:rPr>
         <w:t xml:space="preserve"> </w:t>
       </w:r>
       <w:r>
+        <w:rPr>
+          <w:rFonts w:eastAsia="黑体"/>
+        </w:rPr>
         <w:t xml:space="preserve">→ </w:t>
       </w:r>
       <w:r>
         <w:rPr>
-          <w:rFonts w:hint="eastAsia"/>
+          <w:rFonts w:hint="eastAsia" w:eastAsia="黑体"/>
         </w:rPr>
         <w:t xml:space="preserve">低频下限更低，通带更完整。</w:t>
       </w:r>
@@ -2311,7 +2586,7 @@
       </w:pPr>
       <w:r>
         <w:rPr>
-          <w:rFonts w:hint="eastAsia"/>
+          <w:rFonts w:hint="eastAsia" w:eastAsia="黑体"/>
         </w:rPr>
         <w:t xml:space="preserve">典型参数示例</w:t>
       </w:r>
@@ -2326,11 +2601,14 @@
       </w:pPr>
       <w:r>
         <w:rPr>
-          <w:rFonts w:hint="eastAsia"/>
+          <w:rFonts w:hint="eastAsia" w:eastAsia="黑体"/>
         </w:rPr>
         <w:t xml:space="preserve">设</w:t>
       </w:r>
       <w:r>
+        <w:rPr>
+          <w:rFonts w:eastAsia="黑体"/>
+        </w:rPr>
         <w:t xml:space="preserve"> </w:t>
       </w:r>
       <m:oMath>
@@ -2367,6 +2645,9 @@
         </m:r>
       </m:oMath>
       <w:r>
+        <w:rPr>
+          <w:rFonts w:eastAsia="黑体"/>
+        </w:rPr>
         <w:t xml:space="preserve">、</w:t>
       </w:r>
       <m:oMath>
@@ -2404,7 +2685,7 @@
       </m:oMath>
       <w:r>
         <w:rPr>
-          <w:rFonts w:hint="eastAsia"/>
+          <w:rFonts w:hint="eastAsia" w:eastAsia="黑体"/>
         </w:rPr>
         <w:t xml:space="preserve">：</w:t>
       </w:r>
@@ -2463,16 +2744,19 @@
       </m:oMath>
       <w:r>
         <w:rPr>
-          <w:rFonts w:hint="eastAsia"/>
+          <w:rFonts w:hint="eastAsia" w:eastAsia="黑体"/>
         </w:rPr>
         <w:t xml:space="preserve">（20</w:t>
       </w:r>
       <w:r>
+        <w:rPr>
+          <w:rFonts w:eastAsia="黑体"/>
+        </w:rPr>
         <w:t xml:space="preserve"> </w:t>
       </w:r>
       <w:r>
         <w:rPr>
-          <w:rFonts w:hint="eastAsia"/>
+          <w:rFonts w:hint="eastAsia" w:eastAsia="黑体"/>
         </w:rPr>
         <w:t xml:space="preserve">dB）。</w:t>
       </w:r>
@@ -2487,11 +2771,14 @@
       </w:pPr>
       <w:r>
         <w:rPr>
-          <w:rFonts w:hint="eastAsia"/>
+          <w:rFonts w:hint="eastAsia" w:eastAsia="黑体"/>
         </w:rPr>
         <w:t xml:space="preserve">设</w:t>
       </w:r>
       <w:r>
+        <w:rPr>
+          <w:rFonts w:eastAsia="黑体"/>
+        </w:rPr>
         <w:t xml:space="preserve"> </w:t>
       </w:r>
       <m:oMath>
@@ -2535,7 +2822,7 @@
       </m:oMath>
       <w:r>
         <w:rPr>
-          <w:rFonts w:hint="eastAsia"/>
+          <w:rFonts w:hint="eastAsia" w:eastAsia="黑体"/>
         </w:rPr>
         <w:t xml:space="preserve">（rms）、</w:t>
       </w:r>
@@ -2573,7 +2860,7 @@
       </m:oMath>
       <w:r>
         <w:rPr>
-          <w:rFonts w:hint="eastAsia"/>
+          <w:rFonts w:hint="eastAsia" w:eastAsia="黑体"/>
         </w:rPr>
         <w:t xml:space="preserve">：</w:t>
       </w:r>
@@ -2647,6 +2934,9 @@
         </m:r>
       </m:oMath>
       <w:r>
+        <w:rPr>
+          <w:rFonts w:eastAsia="黑体"/>
+        </w:rPr>
         <w:t xml:space="preserve">。</w:t>
       </w:r>
     </w:p>
@@ -2658,7 +2948,7 @@
       </w:pPr>
       <w:r>
         <w:rPr>
-          <w:rFonts w:hint="eastAsia"/>
+          <w:rFonts w:hint="eastAsia" w:eastAsia="黑体"/>
         </w:rPr>
         <w:t xml:space="preserve">常见器件型号</w:t>
       </w:r>
@@ -2673,7 +2963,7 @@
       </w:pPr>
       <w:r>
         <w:rPr>
-          <w:rFonts w:hint="eastAsia"/>
+          <w:rFonts w:hint="eastAsia" w:eastAsia="黑体"/>
         </w:rPr>
         <w:t xml:space="preserve">运放：OPA1612、NE5532、OPA2134、TPA6120A2（专用耳机驱动）。</w:t>
       </w:r>
@@ -2688,16 +2978,19 @@
       </w:pPr>
       <w:r>
         <w:rPr>
-          <w:rFonts w:hint="eastAsia"/>
+          <w:rFonts w:hint="eastAsia" w:eastAsia="黑体"/>
         </w:rPr>
         <w:t xml:space="preserve">专用耳机放大器</w:t>
       </w:r>
       <w:r>
+        <w:rPr>
+          <w:rFonts w:eastAsia="黑体"/>
+        </w:rPr>
         <w:t xml:space="preserve"> </w:t>
       </w:r>
       <w:r>
         <w:rPr>
-          <w:rFonts w:hint="eastAsia"/>
+          <w:rFonts w:hint="eastAsia" w:eastAsia="黑体"/>
         </w:rPr>
         <w:t xml:space="preserve">IC：MAX97220、LM4880、TS478。</w:t>
       </w:r>
@@ -2710,7 +3003,7 @@
       </w:pPr>
       <w:r>
         <w:rPr>
-          <w:rFonts w:hint="eastAsia"/>
+          <w:rFonts w:hint="eastAsia" w:eastAsia="黑体"/>
         </w:rPr>
         <w:t xml:space="preserve">注意事项</w:t>
       </w:r>
@@ -2725,7 +3018,7 @@
       </w:pPr>
       <w:r>
         <w:rPr>
-          <w:rFonts w:hint="eastAsia"/>
+          <w:rFonts w:hint="eastAsia" w:eastAsia="黑体"/>
         </w:rPr>
         <w:t xml:space="preserve">需为低阻耳机提供足够输出电流，普通运放可能输出电流不足，选专用驱动或加缓冲。</w:t>
       </w:r>
@@ -2740,7 +3033,7 @@
       </w:pPr>
       <w:r>
         <w:rPr>
-          <w:rFonts w:hint="eastAsia"/>
+          <w:rFonts w:hint="eastAsia" w:eastAsia="黑体"/>
         </w:rPr>
         <w:t xml:space="preserve">注意接地布线，避免串入数字噪声产生“嘶嘶”底噪。</w:t>
       </w:r>
@@ -2755,7 +3048,7 @@
       </w:pPr>
       <w:r>
         <w:rPr>
-          <w:rFonts w:hint="eastAsia"/>
+          <w:rFonts w:hint="eastAsia" w:eastAsia="黑体"/>
         </w:rPr>
         <w:t xml:space="preserve">输出隔直电容耐压与极性需正确，耳机关机时避免直流冲击。</w:t>
       </w:r>
@@ -2768,7 +3061,7 @@
       </w:pPr>
       <w:r>
         <w:rPr>
-          <w:rFonts w:hint="eastAsia"/>
+          <w:rFonts w:hint="eastAsia" w:eastAsia="黑体"/>
         </w:rPr>
         <w:t xml:space="preserve">参考资料</w:t>
       </w:r>
@@ -2782,11 +3075,14 @@
         </w:numPr>
       </w:pPr>
       <w:r>
+        <w:rPr>
+          <w:rFonts w:eastAsia="黑体"/>
+        </w:rPr>
         <w:t xml:space="preserve">TI: TPA6120A2 </w:t>
       </w:r>
       <w:r>
         <w:rPr>
-          <w:rFonts w:hint="eastAsia"/>
+          <w:rFonts w:hint="eastAsia" w:eastAsia="黑体"/>
         </w:rPr>
         <w:t xml:space="preserve">数据手册（高性能耳机放大器）。</w:t>
       </w:r>
@@ -2800,6 +3096,9 @@
         </w:numPr>
       </w:pPr>
       <w:r>
+        <w:rPr>
+          <w:rFonts w:eastAsia="黑体"/>
+        </w:rPr>
         <w:t xml:space="preserve">Wikipedia: Headphone amplifier。</w:t>
       </w:r>
     </w:p>
@@ -2813,7 +3112,7 @@
       </w:pPr>
       <w:r>
         <w:rPr>
-          <w:rFonts w:hint="eastAsia"/>
+          <w:rFonts w:hint="eastAsia" w:eastAsia="黑体"/>
         </w:rPr>
         <w:t xml:space="preserve">《模拟电子技术基础》（童诗白、华成英）。</w:t>
       </w:r>
@@ -2827,11 +3126,11 @@
       </w:pPr>
       <w:r>
         <w:rPr>
-          <w:rFonts w:ascii="Times New Roman" w:hAnsi="Times New Roman"/>
+          <w:rFonts w:ascii="Times New Roman" w:hAnsi="Times New Roman" w:eastAsia="黑体"/>
           <w:color w:val="555555"/>
           <w:sz w:val="21"/>
         </w:rPr>
-        <w:t>材料收集者：杜文杰</w:t>
+        <w:t>材料收集者：杜文杰，WX手机：19519196569，QQ:3478827729</w:t>
       </w:r>
     </w:p>
     <w:sectPr>
@@ -2851,7 +3150,7 @@
 </file>
 
 <file path=word/footer1.xml><?xml version="1.0" encoding="utf-8"?>
-<w:ftr xmlns:m="http://schemas.openxmlformats.org/officeDocument/2006/math" xmlns:mc="http://schemas.openxmlformats.org/markup-compatibility/2006" xmlns:mo="http://schemas.microsoft.com/office/mac/office/2008/main" xmlns:mv="urn:schemas-microsoft-com:mac:vml" xmlns:o="urn:schemas-microsoft-com:office:office" xmlns:r="http://schemas.openxmlformats.org/officeDocument/2006/relationships" xmlns:v="urn:schemas-microsoft-com:vml" xmlns:w10="urn:schemas-microsoft-com:office:word" xmlns:w14="http://schemas.microsoft.com/office/word/2010/wordml" xmlns:w="http://schemas.openxmlformats.org/wordprocessingml/2006/main" xmlns:wne="http://schemas.microsoft.com/office/word/2006/wordml" xmlns:wp14="http://schemas.microsoft.com/office/word/2010/wordprocessingDrawing" xmlns:wp="http://schemas.openxmlformats.org/drawingml/2006/wordprocessingDrawing" xmlns:wpc="http://schemas.microsoft.com/office/word/2010/wordprocessingCanvas" xmlns:wpg="http://schemas.microsoft.com/office/word/2010/wordprocessingGroup" xmlns:wpi="http://schemas.microsoft.com/office/word/2010/wordprocessingInk" xmlns:wps="http://schemas.microsoft.com/office/word/2010/wordprocessingShape" mc:Ignorable="w14 wp14">
+<w:ftr xmlns:mc="http://schemas.openxmlformats.org/markup-compatibility/2006" xmlns:w="http://schemas.openxmlformats.org/wordprocessingml/2006/main" xmlns:m="http://schemas.openxmlformats.org/officeDocument/2006/math" xmlns:mo="http://schemas.microsoft.com/office/mac/office/2008/main" xmlns:mv="urn:schemas-microsoft-com:mac:vml" xmlns:o="urn:schemas-microsoft-com:office:office" xmlns:r="http://schemas.openxmlformats.org/officeDocument/2006/relationships" xmlns:v="urn:schemas-microsoft-com:vml" xmlns:w10="urn:schemas-microsoft-com:office:word" xmlns:w14="http://schemas.microsoft.com/office/word/2010/wordml" xmlns:wne="http://schemas.microsoft.com/office/word/2006/wordml" xmlns:wp14="http://schemas.microsoft.com/office/word/2010/wordprocessingDrawing" xmlns:wp="http://schemas.openxmlformats.org/drawingml/2006/wordprocessingDrawing" xmlns:wpc="http://schemas.microsoft.com/office/word/2010/wordprocessingCanvas" xmlns:wpg="http://schemas.microsoft.com/office/word/2010/wordprocessingGroup" xmlns:wpi="http://schemas.microsoft.com/office/word/2010/wordprocessingInk" xmlns:wps="http://schemas.microsoft.com/office/word/2010/wordprocessingShape" mc:Ignorable="w14 wp14">
   <w:p>
     <w:pPr>
       <w:pStyle w:val="Footer"/>
@@ -2859,12 +3158,14 @@
     </w:pPr>
     <w:r>
       <w:rPr>
+        <w:rFonts w:eastAsia="黑体"/>
         <w:sz w:val="18"/>
       </w:rPr>
       <w:t xml:space="preserve">第 </w:t>
     </w:r>
     <w:r>
       <w:rPr>
+        <w:rFonts w:eastAsia="黑体"/>
         <w:sz w:val="18"/>
       </w:rPr>
       <w:fldChar w:fldCharType="begin"/>
@@ -2873,6 +3174,7 @@
     </w:r>
     <w:r>
       <w:rPr>
+        <w:rFonts w:eastAsia="黑体"/>
         <w:sz w:val="18"/>
       </w:rPr>
       <w:t xml:space="preserve"> 页</w:t>
@@ -2886,6 +3188,9 @@
   <w:footnote w:type="continuationSeparator" w:id="0">
     <w:p>
       <w:r>
+        <w:rPr>
+          <w:rFonts w:eastAsia="黑体"/>
+        </w:rPr>
         <w:continuationSeparator/>
       </w:r>
     </w:p>
@@ -2893,6 +3198,9 @@
   <w:footnote w:type="separator" w:id="-1">
     <w:p>
       <w:r>
+        <w:rPr>
+          <w:rFonts w:eastAsia="黑体"/>
+        </w:rPr>
         <w:separator/>
       </w:r>
     </w:p>
@@ -2901,7 +3209,7 @@
 </file>
 
 <file path=word/header1.xml><?xml version="1.0" encoding="utf-8"?>
-<w:hdr xmlns:m="http://schemas.openxmlformats.org/officeDocument/2006/math" xmlns:mc="http://schemas.openxmlformats.org/markup-compatibility/2006" xmlns:mo="http://schemas.microsoft.com/office/mac/office/2008/main" xmlns:mv="urn:schemas-microsoft-com:mac:vml" xmlns:o="urn:schemas-microsoft-com:office:office" xmlns:r="http://schemas.openxmlformats.org/officeDocument/2006/relationships" xmlns:v="urn:schemas-microsoft-com:vml" xmlns:w10="urn:schemas-microsoft-com:office:word" xmlns:w14="http://schemas.microsoft.com/office/word/2010/wordml" xmlns:w="http://schemas.openxmlformats.org/wordprocessingml/2006/main" xmlns:wne="http://schemas.microsoft.com/office/word/2006/wordml" xmlns:wp14="http://schemas.microsoft.com/office/word/2010/wordprocessingDrawing" xmlns:wp="http://schemas.openxmlformats.org/drawingml/2006/wordprocessingDrawing" xmlns:wpc="http://schemas.microsoft.com/office/word/2010/wordprocessingCanvas" xmlns:wpg="http://schemas.microsoft.com/office/word/2010/wordprocessingGroup" xmlns:wpi="http://schemas.microsoft.com/office/word/2010/wordprocessingInk" xmlns:wps="http://schemas.microsoft.com/office/word/2010/wordprocessingShape" mc:Ignorable="w14 wp14">
+<w:hdr xmlns:mc="http://schemas.openxmlformats.org/markup-compatibility/2006" xmlns:w="http://schemas.openxmlformats.org/wordprocessingml/2006/main" xmlns:m="http://schemas.openxmlformats.org/officeDocument/2006/math" xmlns:mo="http://schemas.microsoft.com/office/mac/office/2008/main" xmlns:mv="urn:schemas-microsoft-com:mac:vml" xmlns:o="urn:schemas-microsoft-com:office:office" xmlns:r="http://schemas.openxmlformats.org/officeDocument/2006/relationships" xmlns:v="urn:schemas-microsoft-com:vml" xmlns:w10="urn:schemas-microsoft-com:office:word" xmlns:w14="http://schemas.microsoft.com/office/word/2010/wordml" xmlns:wne="http://schemas.microsoft.com/office/word/2006/wordml" xmlns:wp14="http://schemas.microsoft.com/office/word/2010/wordprocessingDrawing" xmlns:wp="http://schemas.openxmlformats.org/drawingml/2006/wordprocessingDrawing" xmlns:wpc="http://schemas.microsoft.com/office/word/2010/wordprocessingCanvas" xmlns:wpg="http://schemas.microsoft.com/office/word/2010/wordprocessingGroup" xmlns:wpi="http://schemas.microsoft.com/office/word/2010/wordprocessingInk" xmlns:wps="http://schemas.microsoft.com/office/word/2010/wordprocessingShape" mc:Ignorable="w14 wp14">
   <w:p>
     <w:pPr>
       <w:pStyle w:val="Header"/>
@@ -2909,7 +3217,7 @@
     </w:pPr>
     <w:r>
       <w:rPr>
-        <w:rFonts w:ascii="Times New Roman" w:hAnsi="Times New Roman"/>
+        <w:rFonts w:ascii="Times New Roman" w:hAnsi="Times New Roman" w:eastAsia="黑体"/>
         <w:sz w:val="18"/>
         <w:rFonts w:eastAsia="黑体"/>
         <w:rFonts w:eastAsia="黑体"/>
@@ -2921,7 +3229,7 @@
 </file>
 
 <file path=word/numbering.xml><?xml version="1.0" encoding="utf-8"?>
-<w:numbering xmlns:m="http://schemas.openxmlformats.org/officeDocument/2006/math" xmlns:mc="http://schemas.openxmlformats.org/markup-compatibility/2006" xmlns:mo="http://schemas.microsoft.com/office/mac/office/2008/main" xmlns:mv="urn:schemas-microsoft-com:mac:vml" xmlns:o="urn:schemas-microsoft-com:office:office" xmlns:r="http://schemas.openxmlformats.org/officeDocument/2006/relationships" xmlns:v="urn:schemas-microsoft-com:vml" xmlns:w="http://schemas.openxmlformats.org/wordprocessingml/2006/main" xmlns:w10="urn:schemas-microsoft-com:office:word" xmlns:w14="http://schemas.microsoft.com/office/word/2010/wordml" xmlns:wne="http://schemas.microsoft.com/office/word/2006/wordml" xmlns:wp="http://schemas.openxmlformats.org/drawingml/2006/wordprocessingDrawing" xmlns:wp14="http://schemas.microsoft.com/office/word/2010/wordprocessingDrawing" xmlns:wpc="http://schemas.microsoft.com/office/word/2010/wordprocessingCanvas" xmlns:wpg="http://schemas.microsoft.com/office/word/2010/wordprocessingGroup" xmlns:wpi="http://schemas.microsoft.com/office/word/2010/wordprocessingInk" xmlns:wps="http://schemas.microsoft.com/office/word/2010/wordprocessingShape" mc:Ignorable="w14 wp14">
+<w:numbering xmlns:mc="http://schemas.openxmlformats.org/markup-compatibility/2006" xmlns:w="http://schemas.openxmlformats.org/wordprocessingml/2006/main" xmlns:m="http://schemas.openxmlformats.org/officeDocument/2006/math" xmlns:mo="http://schemas.microsoft.com/office/mac/office/2008/main" xmlns:mv="urn:schemas-microsoft-com:mac:vml" xmlns:o="urn:schemas-microsoft-com:office:office" xmlns:r="http://schemas.openxmlformats.org/officeDocument/2006/relationships" xmlns:v="urn:schemas-microsoft-com:vml" xmlns:w10="urn:schemas-microsoft-com:office:word" xmlns:w14="http://schemas.microsoft.com/office/word/2010/wordml" xmlns:wne="http://schemas.microsoft.com/office/word/2006/wordml" xmlns:wp="http://schemas.openxmlformats.org/drawingml/2006/wordprocessingDrawing" xmlns:wp14="http://schemas.microsoft.com/office/word/2010/wordprocessingDrawing" xmlns:wpc="http://schemas.microsoft.com/office/word/2010/wordprocessingCanvas" xmlns:wpg="http://schemas.microsoft.com/office/word/2010/wordprocessingGroup" xmlns:wpi="http://schemas.microsoft.com/office/word/2010/wordprocessingInk" xmlns:wps="http://schemas.microsoft.com/office/word/2010/wordprocessingShape" mc:Ignorable="w14 wp14">
   <w:abstractNum w:abstractNumId="0">
     <w:nsid w:val="FFFFFF7C"/>
     <w:multiLevelType w:val="singleLevel"/>
@@ -3008,7 +3316,7 @@
         <w:ind w:hanging="360" w:left="1440"/>
       </w:pPr>
       <w:rPr>
-        <w:rFonts w:ascii="Symbol" w:hAnsi="Symbol" w:hint="default"/>
+        <w:rFonts w:ascii="Symbol" w:hAnsi="Symbol" w:hint="default" w:eastAsia="黑体"/>
       </w:rPr>
     </w:lvl>
   </w:abstractNum>
@@ -3029,7 +3337,7 @@
         <w:ind w:hanging="360" w:left="1080"/>
       </w:pPr>
       <w:rPr>
-        <w:rFonts w:ascii="Symbol" w:hAnsi="Symbol" w:hint="default"/>
+        <w:rFonts w:ascii="Symbol" w:hAnsi="Symbol" w:hint="default" w:eastAsia="黑体"/>
       </w:rPr>
     </w:lvl>
   </w:abstractNum>
@@ -3050,7 +3358,7 @@
         <w:ind w:hanging="360" w:left="720"/>
       </w:pPr>
       <w:rPr>
-        <w:rFonts w:ascii="Symbol" w:hAnsi="Symbol" w:hint="default"/>
+        <w:rFonts w:ascii="Symbol" w:hAnsi="Symbol" w:hint="default" w:eastAsia="黑体"/>
       </w:rPr>
     </w:lvl>
   </w:abstractNum>
@@ -3089,7 +3397,7 @@
         <w:ind w:hanging="360" w:left="360"/>
       </w:pPr>
       <w:rPr>
-        <w:rFonts w:ascii="Symbol" w:hAnsi="Symbol" w:hint="default"/>
+        <w:rFonts w:ascii="Symbol" w:hAnsi="Symbol" w:hint="default" w:eastAsia="黑体"/>
       </w:rPr>
     </w:lvl>
   </w:abstractNum>
@@ -3180,7 +3488,7 @@
         <w:ind w:left="720" w:hanging="360"/>
       </w:pPr>
       <w:rPr>
-        <w:rFonts w:ascii="Symbol" w:hAnsi="Symbol" w:cs="Symbol" w:hint="default"/>
+        <w:rFonts w:ascii="Symbol" w:hAnsi="Symbol" w:cs="Symbol" w:hint="default" w:eastAsia="黑体"/>
       </w:rPr>
     </w:lvl>
     <w:lvl w:ilvl="1">
@@ -3191,7 +3499,7 @@
         <w:ind w:left="1440" w:hanging="360"/>
       </w:pPr>
       <w:rPr>
-        <w:rFonts w:ascii="Courier New" w:hAnsi="Courier New" w:cs="Courier New" w:hint="default"/>
+        <w:rFonts w:ascii="Courier New" w:hAnsi="Courier New" w:cs="Courier New" w:hint="default" w:eastAsia="黑体"/>
       </w:rPr>
     </w:lvl>
     <w:lvl w:ilvl="2">
@@ -3202,7 +3510,7 @@
         <w:ind w:left="2160" w:hanging="360"/>
       </w:pPr>
       <w:rPr>
-        <w:rFonts w:ascii="Wingdings" w:hAnsi="Wingdings" w:cs="Wingdings" w:hint="default"/>
+        <w:rFonts w:ascii="Wingdings" w:hAnsi="Wingdings" w:cs="Wingdings" w:hint="default" w:eastAsia="黑体"/>
       </w:rPr>
     </w:lvl>
     <w:lvl w:ilvl="3">
@@ -3213,7 +3521,7 @@
         <w:ind w:left="2880" w:hanging="360"/>
       </w:pPr>
       <w:rPr>
-        <w:rFonts w:ascii="Symbol" w:hAnsi="Symbol" w:cs="Symbol" w:hint="default"/>
+        <w:rFonts w:ascii="Symbol" w:hAnsi="Symbol" w:cs="Symbol" w:hint="default" w:eastAsia="黑体"/>
       </w:rPr>
     </w:lvl>
     <w:lvl w:ilvl="4">
@@ -3224,7 +3532,7 @@
         <w:ind w:left="3600" w:hanging="360"/>
       </w:pPr>
       <w:rPr>
-        <w:rFonts w:ascii="Courier New" w:hAnsi="Courier New" w:cs="Courier New" w:hint="default"/>
+        <w:rFonts w:ascii="Courier New" w:hAnsi="Courier New" w:cs="Courier New" w:hint="default" w:eastAsia="黑体"/>
       </w:rPr>
     </w:lvl>
     <w:lvl w:ilvl="5">
@@ -3235,7 +3543,7 @@
         <w:ind w:left="4320" w:hanging="360"/>
       </w:pPr>
       <w:rPr>
-        <w:rFonts w:ascii="Wingdings" w:hAnsi="Wingdings" w:cs="Wingdings" w:hint="default"/>
+        <w:rFonts w:ascii="Wingdings" w:hAnsi="Wingdings" w:cs="Wingdings" w:hint="default" w:eastAsia="黑体"/>
       </w:rPr>
     </w:lvl>
     <w:lvl w:ilvl="6">
@@ -3246,7 +3554,7 @@
         <w:ind w:left="5040" w:hanging="360"/>
       </w:pPr>
       <w:rPr>
-        <w:rFonts w:ascii="Symbol" w:hAnsi="Symbol" w:cs="Symbol" w:hint="default"/>
+        <w:rFonts w:ascii="Symbol" w:hAnsi="Symbol" w:cs="Symbol" w:hint="default" w:eastAsia="黑体"/>
       </w:rPr>
     </w:lvl>
     <w:lvl w:ilvl="7">
@@ -3257,7 +3565,7 @@
         <w:ind w:left="5760" w:hanging="360"/>
       </w:pPr>
       <w:rPr>
-        <w:rFonts w:ascii="Courier New" w:hAnsi="Courier New" w:cs="Courier New" w:hint="default"/>
+        <w:rFonts w:ascii="Courier New" w:hAnsi="Courier New" w:cs="Courier New" w:hint="default" w:eastAsia="黑体"/>
       </w:rPr>
     </w:lvl>
     <w:lvl w:ilvl="8">
@@ -3268,7 +3576,7 @@
         <w:ind w:left="6480" w:hanging="360"/>
       </w:pPr>
       <w:rPr>
-        <w:rFonts w:ascii="Wingdings" w:hAnsi="Wingdings" w:cs="Wingdings" w:hint="default"/>
+        <w:rFonts w:ascii="Wingdings" w:hAnsi="Wingdings" w:cs="Wingdings" w:hint="default" w:eastAsia="黑体"/>
       </w:rPr>
     </w:lvl>
   </w:abstractNum>
@@ -3324,11 +3632,11 @@
 </file>
 
 <file path=word/styles.xml><?xml version="1.0" encoding="utf-8"?>
-<w:styles xmlns:mc="http://schemas.openxmlformats.org/markup-compatibility/2006" xmlns:r="http://schemas.openxmlformats.org/officeDocument/2006/relationships" xmlns:w="http://schemas.openxmlformats.org/wordprocessingml/2006/main" xmlns:w14="http://schemas.microsoft.com/office/word/2010/wordml" mc:Ignorable="w14">
+<w:styles xmlns:mc="http://schemas.openxmlformats.org/markup-compatibility/2006" xmlns:w="http://schemas.openxmlformats.org/wordprocessingml/2006/main" xmlns:r="http://schemas.openxmlformats.org/officeDocument/2006/relationships" xmlns:w14="http://schemas.microsoft.com/office/word/2010/wordml" mc:Ignorable="w14">
   <w:docDefaults>
     <w:rPrDefault>
       <w:rPr>
-        <w:rFonts w:asciiTheme="minorHAnsi" w:cstheme="minorBidi" w:eastAsiaTheme="minorEastAsia" w:hAnsiTheme="minorHAnsi"/>
+        <w:rFonts w:asciiTheme="minorHAnsi" w:cstheme="minorBidi" w:hAnsiTheme="minorHAnsi" w:eastAsia="黑体"/>
         <w:sz w:val="22"/>
         <w:szCs w:val="22"/>
         <w:lang w:bidi="ar-SA" w:eastAsia="en-US" w:val="en-US"/>
@@ -3550,7 +3858,7 @@
       <w:outlineLvl w:val="0"/>
     </w:pPr>
     <w:rPr>
-      <w:rFonts w:ascii="Times New Roman" w:asciiTheme="majorHAnsi" w:cstheme="majorBidi" w:eastAsia="黑体" w:eastAsiaTheme="majorEastAsia" w:hAnsi="Times New Roman" w:hAnsiTheme="majorHAnsi"/>
+      <w:rFonts w:ascii="Times New Roman" w:asciiTheme="majorHAnsi" w:cstheme="majorBidi" w:eastAsia="黑体" w:hAnsi="Times New Roman" w:hAnsiTheme="majorHAnsi"/>
       <w:b/>
       <w:bCs/>
       <w:color w:val="1F3864"/>
@@ -3574,7 +3882,7 @@
       <w:outlineLvl w:val="1"/>
     </w:pPr>
     <w:rPr>
-      <w:rFonts w:ascii="Times New Roman" w:asciiTheme="majorHAnsi" w:cstheme="majorBidi" w:eastAsia="黑体" w:eastAsiaTheme="majorEastAsia" w:hAnsi="Times New Roman" w:hAnsiTheme="majorHAnsi"/>
+      <w:rFonts w:ascii="Times New Roman" w:asciiTheme="majorHAnsi" w:cstheme="majorBidi" w:eastAsia="黑体" w:hAnsi="Times New Roman" w:hAnsiTheme="majorHAnsi"/>
       <w:b/>
       <w:bCs/>
       <w:color w:val="2E4E7E"/>
@@ -3598,7 +3906,7 @@
       <w:outlineLvl w:val="2"/>
     </w:pPr>
     <w:rPr>
-      <w:rFonts w:ascii="Times New Roman" w:asciiTheme="majorHAnsi" w:cstheme="majorBidi" w:eastAsia="黑体" w:eastAsiaTheme="majorEastAsia" w:hAnsi="Times New Roman" w:hAnsiTheme="majorHAnsi"/>
+      <w:rFonts w:ascii="Times New Roman" w:asciiTheme="majorHAnsi" w:cstheme="majorBidi" w:eastAsia="黑体" w:hAnsi="Times New Roman" w:hAnsiTheme="majorHAnsi"/>
       <w:b/>
       <w:bCs/>
       <w:color w:val="2E4E7E"/>
@@ -3622,7 +3930,7 @@
       <w:outlineLvl w:val="3"/>
     </w:pPr>
     <w:rPr>
-      <w:rFonts w:ascii="Times New Roman" w:asciiTheme="majorHAnsi" w:cstheme="majorBidi" w:eastAsia="黑体" w:eastAsiaTheme="majorEastAsia" w:hAnsi="Times New Roman" w:hAnsiTheme="majorHAnsi"/>
+      <w:rFonts w:ascii="Times New Roman" w:asciiTheme="majorHAnsi" w:cstheme="majorBidi" w:eastAsia="黑体" w:hAnsi="Times New Roman" w:hAnsiTheme="majorHAnsi"/>
       <w:b/>
       <w:bCs/>
       <w:i/>
@@ -3648,7 +3956,7 @@
       <w:outlineLvl w:val="4"/>
     </w:pPr>
     <w:rPr>
-      <w:rFonts w:ascii="Times New Roman" w:asciiTheme="majorHAnsi" w:cstheme="majorBidi" w:eastAsia="黑体" w:eastAsiaTheme="majorEastAsia" w:hAnsi="Times New Roman" w:hAnsiTheme="majorHAnsi"/>
+      <w:rFonts w:ascii="Times New Roman" w:asciiTheme="majorHAnsi" w:cstheme="majorBidi" w:eastAsia="黑体" w:hAnsi="Times New Roman" w:hAnsiTheme="majorHAnsi"/>
       <w:b/>
       <w:color w:val="333333"/>
       <w:sz w:val="22"/>
@@ -3671,7 +3979,7 @@
       <w:outlineLvl w:val="5"/>
     </w:pPr>
     <w:rPr>
-      <w:rFonts w:asciiTheme="majorHAnsi" w:cstheme="majorBidi" w:eastAsiaTheme="majorEastAsia" w:hAnsiTheme="majorHAnsi"/>
+      <w:rFonts w:asciiTheme="majorHAnsi" w:cstheme="majorBidi" w:hAnsiTheme="majorHAnsi" w:eastAsia="黑体"/>
       <w:i/>
       <w:iCs/>
       <w:color w:themeColor="accent1" w:themeShade="7F" w:val="243F60"/>
@@ -3694,7 +4002,7 @@
       <w:outlineLvl w:val="6"/>
     </w:pPr>
     <w:rPr>
-      <w:rFonts w:asciiTheme="majorHAnsi" w:cstheme="majorBidi" w:eastAsiaTheme="majorEastAsia" w:hAnsiTheme="majorHAnsi"/>
+      <w:rFonts w:asciiTheme="majorHAnsi" w:cstheme="majorBidi" w:hAnsiTheme="majorHAnsi" w:eastAsia="黑体"/>
       <w:i/>
       <w:iCs/>
       <w:color w:themeColor="text1" w:themeTint="BF" w:val="404040"/>
@@ -3717,7 +4025,7 @@
       <w:outlineLvl w:val="7"/>
     </w:pPr>
     <w:rPr>
-      <w:rFonts w:asciiTheme="majorHAnsi" w:cstheme="majorBidi" w:eastAsiaTheme="majorEastAsia" w:hAnsiTheme="majorHAnsi"/>
+      <w:rFonts w:asciiTheme="majorHAnsi" w:cstheme="majorBidi" w:hAnsiTheme="majorHAnsi" w:eastAsia="黑体"/>
       <w:color w:themeColor="accent1" w:val="4F81BD"/>
       <w:sz w:val="20"/>
       <w:szCs w:val="20"/>
@@ -3740,7 +4048,7 @@
       <w:outlineLvl w:val="8"/>
     </w:pPr>
     <w:rPr>
-      <w:rFonts w:asciiTheme="majorHAnsi" w:cstheme="majorBidi" w:eastAsiaTheme="majorEastAsia" w:hAnsiTheme="majorHAnsi"/>
+      <w:rFonts w:asciiTheme="majorHAnsi" w:cstheme="majorBidi" w:hAnsiTheme="majorHAnsi" w:eastAsia="黑体"/>
       <w:i/>
       <w:iCs/>
       <w:color w:themeColor="text1" w:themeTint="BF" w:val="404040"/>
@@ -3791,7 +4099,7 @@
     <w:uiPriority w:val="9"/>
     <w:rsid w:val="00FC693F"/>
     <w:rPr>
-      <w:rFonts w:asciiTheme="majorHAnsi" w:cstheme="majorBidi" w:eastAsiaTheme="majorEastAsia" w:hAnsiTheme="majorHAnsi"/>
+      <w:rFonts w:asciiTheme="majorHAnsi" w:cstheme="majorBidi" w:hAnsiTheme="majorHAnsi" w:eastAsia="黑体"/>
       <w:b/>
       <w:bCs/>
       <w:color w:themeColor="accent1" w:themeShade="BF" w:val="365F91"/>
@@ -3806,7 +4114,7 @@
     <w:uiPriority w:val="9"/>
     <w:rsid w:val="00FC693F"/>
     <w:rPr>
-      <w:rFonts w:asciiTheme="majorHAnsi" w:cstheme="majorBidi" w:eastAsiaTheme="majorEastAsia" w:hAnsiTheme="majorHAnsi"/>
+      <w:rFonts w:asciiTheme="majorHAnsi" w:cstheme="majorBidi" w:hAnsiTheme="majorHAnsi" w:eastAsia="黑体"/>
       <w:b/>
       <w:bCs/>
       <w:color w:themeColor="accent1" w:val="4F81BD"/>
@@ -3821,7 +4129,7 @@
     <w:uiPriority w:val="9"/>
     <w:rsid w:val="00FC693F"/>
     <w:rPr>
-      <w:rFonts w:asciiTheme="majorHAnsi" w:cstheme="majorBidi" w:eastAsiaTheme="majorEastAsia" w:hAnsiTheme="majorHAnsi"/>
+      <w:rFonts w:asciiTheme="majorHAnsi" w:cstheme="majorBidi" w:hAnsiTheme="majorHAnsi" w:eastAsia="黑体"/>
       <w:b/>
       <w:bCs/>
       <w:color w:themeColor="accent1" w:val="4F81BD"/>
@@ -3844,7 +4152,7 @@
       <w:contextualSpacing/>
     </w:pPr>
     <w:rPr>
-      <w:rFonts w:ascii="Times New Roman" w:asciiTheme="majorHAnsi" w:cstheme="majorBidi" w:eastAsia="黑体" w:eastAsiaTheme="majorEastAsia" w:hAnsi="Times New Roman" w:hAnsiTheme="majorHAnsi"/>
+      <w:rFonts w:ascii="Times New Roman" w:asciiTheme="majorHAnsi" w:cstheme="majorBidi" w:eastAsia="黑体" w:hAnsi="Times New Roman" w:hAnsiTheme="majorHAnsi"/>
       <w:b/>
       <w:color w:val="1F3864"/>
       <w:spacing w:val="5"/>
@@ -3860,7 +4168,7 @@
     <w:uiPriority w:val="10"/>
     <w:rsid w:val="00FC693F"/>
     <w:rPr>
-      <w:rFonts w:asciiTheme="majorHAnsi" w:cstheme="majorBidi" w:eastAsiaTheme="majorEastAsia" w:hAnsiTheme="majorHAnsi"/>
+      <w:rFonts w:asciiTheme="majorHAnsi" w:cstheme="majorBidi" w:hAnsiTheme="majorHAnsi" w:eastAsia="黑体"/>
       <w:color w:themeColor="text2" w:themeShade="BF" w:val="17365D"/>
       <w:spacing w:val="5"/>
       <w:kern w:val="28"/>
@@ -3882,7 +4190,7 @@
       </w:numPr>
     </w:pPr>
     <w:rPr>
-      <w:rFonts w:asciiTheme="majorHAnsi" w:cstheme="majorBidi" w:eastAsiaTheme="majorEastAsia" w:hAnsiTheme="majorHAnsi"/>
+      <w:rFonts w:asciiTheme="majorHAnsi" w:cstheme="majorBidi" w:hAnsiTheme="majorHAnsi" w:eastAsia="黑体"/>
       <w:i/>
       <w:iCs/>
       <w:color w:themeColor="accent1" w:val="4F81BD"/>
@@ -3898,7 +4206,7 @@
     <w:uiPriority w:val="11"/>
     <w:rsid w:val="00FC693F"/>
     <w:rPr>
-      <w:rFonts w:asciiTheme="majorHAnsi" w:cstheme="majorBidi" w:eastAsiaTheme="majorEastAsia" w:hAnsiTheme="majorHAnsi"/>
+      <w:rFonts w:asciiTheme="majorHAnsi" w:cstheme="majorBidi" w:hAnsiTheme="majorHAnsi" w:eastAsia="黑体"/>
       <w:i/>
       <w:iCs/>
       <w:color w:themeColor="accent1" w:val="4F81BD"/>
@@ -3965,6 +4273,7 @@
       <w:spacing w:after="120"/>
     </w:pPr>
     <w:rPr>
+      <w:rFonts w:eastAsia="黑体"/>
       <w:sz w:val="16"/>
       <w:szCs w:val="16"/>
     </w:rPr>
@@ -3976,6 +4285,7 @@
     <w:uiPriority w:val="99"/>
     <w:rsid w:val="00AA1D8D"/>
     <w:rPr>
+      <w:rFonts w:eastAsia="黑体"/>
       <w:sz w:val="16"/>
       <w:szCs w:val="16"/>
     </w:rPr>
@@ -4145,7 +4455,7 @@
       </w:tabs>
     </w:pPr>
     <w:rPr>
-      <w:rFonts w:ascii="Courier" w:hAnsi="Courier"/>
+      <w:rFonts w:ascii="Courier" w:hAnsi="Courier" w:eastAsia="黑体"/>
       <w:sz w:val="20"/>
       <w:szCs w:val="20"/>
     </w:rPr>
@@ -4157,7 +4467,7 @@
     <w:uiPriority w:val="99"/>
     <w:rsid w:val="0029639D"/>
     <w:rPr>
-      <w:rFonts w:ascii="Courier" w:hAnsi="Courier"/>
+      <w:rFonts w:ascii="Courier" w:hAnsi="Courier" w:eastAsia="黑体"/>
       <w:sz w:val="20"/>
       <w:szCs w:val="20"/>
     </w:rPr>
@@ -4193,6 +4503,7 @@
     <w:uiPriority w:val="29"/>
     <w:rsid w:val="00FC693F"/>
     <w:rPr>
+      <w:rFonts w:eastAsia="黑体"/>
       <w:i/>
       <w:iCs/>
       <w:color w:themeColor="text1" w:val="000000"/>
@@ -4206,7 +4517,7 @@
     <w:semiHidden/>
     <w:rsid w:val="00FC693F"/>
     <w:rPr>
-      <w:rFonts w:asciiTheme="majorHAnsi" w:cstheme="majorBidi" w:eastAsiaTheme="majorEastAsia" w:hAnsiTheme="majorHAnsi"/>
+      <w:rFonts w:asciiTheme="majorHAnsi" w:cstheme="majorBidi" w:hAnsiTheme="majorHAnsi" w:eastAsia="黑体"/>
       <w:b/>
       <w:bCs/>
       <w:i/>
@@ -4222,7 +4533,7 @@
     <w:semiHidden/>
     <w:rsid w:val="00FC693F"/>
     <w:rPr>
-      <w:rFonts w:asciiTheme="majorHAnsi" w:cstheme="majorBidi" w:eastAsiaTheme="majorEastAsia" w:hAnsiTheme="majorHAnsi"/>
+      <w:rFonts w:asciiTheme="majorHAnsi" w:cstheme="majorBidi" w:hAnsiTheme="majorHAnsi" w:eastAsia="黑体"/>
       <w:color w:themeColor="accent1" w:themeShade="7F" w:val="243F60"/>
     </w:rPr>
   </w:style>
@@ -4234,7 +4545,7 @@
     <w:semiHidden/>
     <w:rsid w:val="00FC693F"/>
     <w:rPr>
-      <w:rFonts w:asciiTheme="majorHAnsi" w:cstheme="majorBidi" w:eastAsiaTheme="majorEastAsia" w:hAnsiTheme="majorHAnsi"/>
+      <w:rFonts w:asciiTheme="majorHAnsi" w:cstheme="majorBidi" w:hAnsiTheme="majorHAnsi" w:eastAsia="黑体"/>
       <w:i/>
       <w:iCs/>
       <w:color w:themeColor="accent1" w:themeShade="7F" w:val="243F60"/>
@@ -4248,7 +4559,7 @@
     <w:semiHidden/>
     <w:rsid w:val="00FC693F"/>
     <w:rPr>
-      <w:rFonts w:asciiTheme="majorHAnsi" w:cstheme="majorBidi" w:eastAsiaTheme="majorEastAsia" w:hAnsiTheme="majorHAnsi"/>
+      <w:rFonts w:asciiTheme="majorHAnsi" w:cstheme="majorBidi" w:hAnsiTheme="majorHAnsi" w:eastAsia="黑体"/>
       <w:i/>
       <w:iCs/>
       <w:color w:themeColor="text1" w:themeTint="BF" w:val="404040"/>
@@ -4262,7 +4573,7 @@
     <w:semiHidden/>
     <w:rsid w:val="00FC693F"/>
     <w:rPr>
-      <w:rFonts w:asciiTheme="majorHAnsi" w:cstheme="majorBidi" w:eastAsiaTheme="majorEastAsia" w:hAnsiTheme="majorHAnsi"/>
+      <w:rFonts w:asciiTheme="majorHAnsi" w:cstheme="majorBidi" w:hAnsiTheme="majorHAnsi" w:eastAsia="黑体"/>
       <w:color w:themeColor="accent1" w:val="4F81BD"/>
       <w:sz w:val="20"/>
       <w:szCs w:val="20"/>
@@ -4276,7 +4587,7 @@
     <w:semiHidden/>
     <w:rsid w:val="00FC693F"/>
     <w:rPr>
-      <w:rFonts w:asciiTheme="majorHAnsi" w:cstheme="majorBidi" w:eastAsiaTheme="majorEastAsia" w:hAnsiTheme="majorHAnsi"/>
+      <w:rFonts w:asciiTheme="majorHAnsi" w:cstheme="majorBidi" w:hAnsiTheme="majorHAnsi" w:eastAsia="黑体"/>
       <w:i/>
       <w:iCs/>
       <w:color w:themeColor="text1" w:themeTint="BF" w:val="404040"/>
@@ -4297,6 +4608,7 @@
       <w:spacing w:line="240" w:lineRule="auto"/>
     </w:pPr>
     <w:rPr>
+      <w:rFonts w:eastAsia="黑体"/>
       <w:b/>
       <w:bCs/>
       <w:color w:themeColor="accent1" w:val="4F81BD"/>
@@ -4311,6 +4623,7 @@
     <w:qFormat/>
     <w:rsid w:val="00FC693F"/>
     <w:rPr>
+      <w:rFonts w:eastAsia="黑体"/>
       <w:b/>
       <w:bCs/>
     </w:rPr>
@@ -4322,6 +4635,7 @@
     <w:qFormat/>
     <w:rsid w:val="00FC693F"/>
     <w:rPr>
+      <w:rFonts w:eastAsia="黑体"/>
       <w:i/>
       <w:iCs/>
     </w:rPr>
@@ -4342,6 +4656,7 @@
       <w:ind w:left="936" w:right="936"/>
     </w:pPr>
     <w:rPr>
+      <w:rFonts w:eastAsia="黑体"/>
       <w:b/>
       <w:bCs/>
       <w:i/>
@@ -4356,6 +4671,7 @@
     <w:uiPriority w:val="30"/>
     <w:rsid w:val="00FC693F"/>
     <w:rPr>
+      <w:rFonts w:eastAsia="黑体"/>
       <w:b/>
       <w:bCs/>
       <w:i/>
@@ -4370,6 +4686,7 @@
     <w:qFormat/>
     <w:rsid w:val="00FC693F"/>
     <w:rPr>
+      <w:rFonts w:eastAsia="黑体"/>
       <w:i/>
       <w:iCs/>
       <w:color w:themeColor="text1" w:themeTint="7F" w:val="808080"/>
@@ -4382,6 +4699,7 @@
     <w:qFormat/>
     <w:rsid w:val="00FC693F"/>
     <w:rPr>
+      <w:rFonts w:eastAsia="黑体"/>
       <w:b/>
       <w:bCs/>
       <w:i/>
@@ -4396,6 +4714,7 @@
     <w:qFormat/>
     <w:rsid w:val="00FC693F"/>
     <w:rPr>
+      <w:rFonts w:eastAsia="黑体"/>
       <w:smallCaps/>
       <w:color w:themeColor="accent2" w:val="C0504D"/>
       <w:u w:val="single"/>
@@ -4408,6 +4727,7 @@
     <w:qFormat/>
     <w:rsid w:val="00FC693F"/>
     <w:rPr>
+      <w:rFonts w:eastAsia="黑体"/>
       <w:b/>
       <w:bCs/>
       <w:smallCaps/>
@@ -4423,6 +4743,7 @@
     <w:qFormat/>
     <w:rsid w:val="00FC693F"/>
     <w:rPr>
+      <w:rFonts w:eastAsia="黑体"/>
       <w:b/>
       <w:bCs/>
       <w:smallCaps/>
@@ -4477,6 +4798,7 @@
       <w:spacing w:after="0" w:line="240" w:lineRule="auto"/>
     </w:pPr>
     <w:rPr>
+      <w:rFonts w:eastAsia="黑体"/>
       <w:color w:themeColor="text1" w:themeShade="BF" w:val="000000"/>
     </w:rPr>
     <w:tblPr>
@@ -4499,6 +4821,7 @@
         <w:spacing w:after="0" w:before="0" w:line="240" w:lineRule="auto"/>
       </w:pPr>
       <w:rPr>
+        <w:rFonts w:eastAsia="黑体"/>
         <w:b/>
         <w:bCs/>
       </w:rPr>
@@ -4519,6 +4842,7 @@
         <w:spacing w:after="0" w:before="0" w:line="240" w:lineRule="auto"/>
       </w:pPr>
       <w:rPr>
+        <w:rFonts w:eastAsia="黑体"/>
         <w:b/>
         <w:bCs/>
       </w:rPr>
@@ -4536,12 +4860,14 @@
     </w:tblStylePr>
     <w:tblStylePr w:type="firstCol">
       <w:rPr>
+        <w:rFonts w:eastAsia="黑体"/>
         <w:b/>
         <w:bCs/>
       </w:rPr>
     </w:tblStylePr>
     <w:tblStylePr w:type="lastCol">
       <w:rPr>
+        <w:rFonts w:eastAsia="黑体"/>
         <w:b/>
         <w:bCs/>
       </w:rPr>
@@ -4580,6 +4906,7 @@
       <w:spacing w:after="0" w:line="240" w:lineRule="auto"/>
     </w:pPr>
     <w:rPr>
+      <w:rFonts w:eastAsia="黑体"/>
       <w:color w:themeColor="accent1" w:themeShade="BF" w:val="365F91"/>
     </w:rPr>
     <w:tblPr>
@@ -4602,6 +4929,7 @@
         <w:spacing w:after="0" w:before="0" w:line="240" w:lineRule="auto"/>
       </w:pPr>
       <w:rPr>
+        <w:rFonts w:eastAsia="黑体"/>
         <w:b/>
         <w:bCs/>
       </w:rPr>
@@ -4622,6 +4950,7 @@
         <w:spacing w:after="0" w:before="0" w:line="240" w:lineRule="auto"/>
       </w:pPr>
       <w:rPr>
+        <w:rFonts w:eastAsia="黑体"/>
         <w:b/>
         <w:bCs/>
       </w:rPr>
@@ -4639,12 +4968,14 @@
     </w:tblStylePr>
     <w:tblStylePr w:type="firstCol">
       <w:rPr>
+        <w:rFonts w:eastAsia="黑体"/>
         <w:b/>
         <w:bCs/>
       </w:rPr>
     </w:tblStylePr>
     <w:tblStylePr w:type="lastCol">
       <w:rPr>
+        <w:rFonts w:eastAsia="黑体"/>
         <w:b/>
         <w:bCs/>
       </w:rPr>
@@ -4683,6 +5014,7 @@
       <w:spacing w:after="0" w:line="240" w:lineRule="auto"/>
     </w:pPr>
     <w:rPr>
+      <w:rFonts w:eastAsia="黑体"/>
       <w:color w:themeColor="accent2" w:themeShade="BF" w:val="943634"/>
     </w:rPr>
     <w:tblPr>
@@ -4705,6 +5037,7 @@
         <w:spacing w:after="0" w:before="0" w:line="240" w:lineRule="auto"/>
       </w:pPr>
       <w:rPr>
+        <w:rFonts w:eastAsia="黑体"/>
         <w:b/>
         <w:bCs/>
       </w:rPr>
@@ -4725,6 +5058,7 @@
         <w:spacing w:after="0" w:before="0" w:line="240" w:lineRule="auto"/>
       </w:pPr>
       <w:rPr>
+        <w:rFonts w:eastAsia="黑体"/>
         <w:b/>
         <w:bCs/>
       </w:rPr>
@@ -4742,12 +5076,14 @@
     </w:tblStylePr>
     <w:tblStylePr w:type="firstCol">
       <w:rPr>
+        <w:rFonts w:eastAsia="黑体"/>
         <w:b/>
         <w:bCs/>
       </w:rPr>
     </w:tblStylePr>
     <w:tblStylePr w:type="lastCol">
       <w:rPr>
+        <w:rFonts w:eastAsia="黑体"/>
         <w:b/>
         <w:bCs/>
       </w:rPr>
@@ -4786,6 +5122,7 @@
       <w:spacing w:after="0" w:line="240" w:lineRule="auto"/>
     </w:pPr>
     <w:rPr>
+      <w:rFonts w:eastAsia="黑体"/>
       <w:color w:themeColor="accent3" w:themeShade="BF" w:val="76923C"/>
     </w:rPr>
     <w:tblPr>
@@ -4808,6 +5145,7 @@
         <w:spacing w:after="0" w:before="0" w:line="240" w:lineRule="auto"/>
       </w:pPr>
       <w:rPr>
+        <w:rFonts w:eastAsia="黑体"/>
         <w:b/>
         <w:bCs/>
       </w:rPr>
@@ -4828,6 +5166,7 @@
         <w:spacing w:after="0" w:before="0" w:line="240" w:lineRule="auto"/>
       </w:pPr>
       <w:rPr>
+        <w:rFonts w:eastAsia="黑体"/>
         <w:b/>
         <w:bCs/>
       </w:rPr>
@@ -4845,12 +5184,14 @@
     </w:tblStylePr>
     <w:tblStylePr w:type="firstCol">
       <w:rPr>
+        <w:rFonts w:eastAsia="黑体"/>
         <w:b/>
         <w:bCs/>
       </w:rPr>
     </w:tblStylePr>
     <w:tblStylePr w:type="lastCol">
       <w:rPr>
+        <w:rFonts w:eastAsia="黑体"/>
         <w:b/>
         <w:bCs/>
       </w:rPr>
@@ -4889,6 +5230,7 @@
       <w:spacing w:after="0" w:line="240" w:lineRule="auto"/>
     </w:pPr>
     <w:rPr>
+      <w:rFonts w:eastAsia="黑体"/>
       <w:color w:themeColor="accent4" w:themeShade="BF" w:val="5F497A"/>
     </w:rPr>
     <w:tblPr>
@@ -4911,6 +5253,7 @@
         <w:spacing w:after="0" w:before="0" w:line="240" w:lineRule="auto"/>
       </w:pPr>
       <w:rPr>
+        <w:rFonts w:eastAsia="黑体"/>
         <w:b/>
         <w:bCs/>
       </w:rPr>
@@ -4931,6 +5274,7 @@
         <w:spacing w:after="0" w:before="0" w:line="240" w:lineRule="auto"/>
       </w:pPr>
       <w:rPr>
+        <w:rFonts w:eastAsia="黑体"/>
         <w:b/>
         <w:bCs/>
       </w:rPr>
@@ -4948,12 +5292,14 @@
     </w:tblStylePr>
     <w:tblStylePr w:type="firstCol">
       <w:rPr>
+        <w:rFonts w:eastAsia="黑体"/>
         <w:b/>
         <w:bCs/>
       </w:rPr>
     </w:tblStylePr>
     <w:tblStylePr w:type="lastCol">
       <w:rPr>
+        <w:rFonts w:eastAsia="黑体"/>
         <w:b/>
         <w:bCs/>
       </w:rPr>
@@ -4992,6 +5338,7 @@
       <w:spacing w:after="0" w:line="240" w:lineRule="auto"/>
     </w:pPr>
     <w:rPr>
+      <w:rFonts w:eastAsia="黑体"/>
       <w:color w:themeColor="accent5" w:themeShade="BF" w:val="31849B"/>
     </w:rPr>
     <w:tblPr>
@@ -5014,6 +5361,7 @@
         <w:spacing w:after="0" w:before="0" w:line="240" w:lineRule="auto"/>
       </w:pPr>
       <w:rPr>
+        <w:rFonts w:eastAsia="黑体"/>
         <w:b/>
         <w:bCs/>
       </w:rPr>
@@ -5034,6 +5382,7 @@
         <w:spacing w:after="0" w:before="0" w:line="240" w:lineRule="auto"/>
       </w:pPr>
       <w:rPr>
+        <w:rFonts w:eastAsia="黑体"/>
         <w:b/>
         <w:bCs/>
       </w:rPr>
@@ -5051,12 +5400,14 @@
     </w:tblStylePr>
     <w:tblStylePr w:type="firstCol">
       <w:rPr>
+        <w:rFonts w:eastAsia="黑体"/>
         <w:b/>
         <w:bCs/>
       </w:rPr>
     </w:tblStylePr>
     <w:tblStylePr w:type="lastCol">
       <w:rPr>
+        <w:rFonts w:eastAsia="黑体"/>
         <w:b/>
         <w:bCs/>
       </w:rPr>
@@ -5095,6 +5446,7 @@
       <w:spacing w:after="0" w:line="240" w:lineRule="auto"/>
     </w:pPr>
     <w:rPr>
+      <w:rFonts w:eastAsia="黑体"/>
       <w:color w:themeColor="accent6" w:themeShade="BF" w:val="E36C0A"/>
     </w:rPr>
     <w:tblPr>
@@ -5117,6 +5469,7 @@
         <w:spacing w:after="0" w:before="0" w:line="240" w:lineRule="auto"/>
       </w:pPr>
       <w:rPr>
+        <w:rFonts w:eastAsia="黑体"/>
         <w:b/>
         <w:bCs/>
       </w:rPr>
@@ -5137,6 +5490,7 @@
         <w:spacing w:after="0" w:before="0" w:line="240" w:lineRule="auto"/>
       </w:pPr>
       <w:rPr>
+        <w:rFonts w:eastAsia="黑体"/>
         <w:b/>
         <w:bCs/>
       </w:rPr>
@@ -5154,12 +5508,14 @@
     </w:tblStylePr>
     <w:tblStylePr w:type="firstCol">
       <w:rPr>
+        <w:rFonts w:eastAsia="黑体"/>
         <w:b/>
         <w:bCs/>
       </w:rPr>
     </w:tblStylePr>
     <w:tblStylePr w:type="lastCol">
       <w:rPr>
+        <w:rFonts w:eastAsia="黑体"/>
         <w:b/>
         <w:bCs/>
       </w:rPr>
@@ -5219,6 +5575,7 @@
         <w:spacing w:after="0" w:before="0" w:line="240" w:lineRule="auto"/>
       </w:pPr>
       <w:rPr>
+        <w:rFonts w:eastAsia="黑体"/>
         <w:b/>
         <w:bCs/>
         <w:color w:themeColor="background1" w:val="FFFFFF"/>
@@ -5233,6 +5590,7 @@
         <w:spacing w:after="0" w:before="0" w:line="240" w:lineRule="auto"/>
       </w:pPr>
       <w:rPr>
+        <w:rFonts w:eastAsia="黑体"/>
         <w:b/>
         <w:bCs/>
       </w:rPr>
@@ -5248,12 +5606,14 @@
     </w:tblStylePr>
     <w:tblStylePr w:type="firstCol">
       <w:rPr>
+        <w:rFonts w:eastAsia="黑体"/>
         <w:b/>
         <w:bCs/>
       </w:rPr>
     </w:tblStylePr>
     <w:tblStylePr w:type="lastCol">
       <w:rPr>
+        <w:rFonts w:eastAsia="黑体"/>
         <w:b/>
         <w:bCs/>
       </w:rPr>
@@ -5311,6 +5671,7 @@
         <w:spacing w:after="0" w:before="0" w:line="240" w:lineRule="auto"/>
       </w:pPr>
       <w:rPr>
+        <w:rFonts w:eastAsia="黑体"/>
         <w:b/>
         <w:bCs/>
         <w:color w:themeColor="background1" w:val="FFFFFF"/>
@@ -5325,6 +5686,7 @@
         <w:spacing w:after="0" w:before="0" w:line="240" w:lineRule="auto"/>
       </w:pPr>
       <w:rPr>
+        <w:rFonts w:eastAsia="黑体"/>
         <w:b/>
         <w:bCs/>
       </w:rPr>
@@ -5340,12 +5702,14 @@
     </w:tblStylePr>
     <w:tblStylePr w:type="firstCol">
       <w:rPr>
+        <w:rFonts w:eastAsia="黑体"/>
         <w:b/>
         <w:bCs/>
       </w:rPr>
     </w:tblStylePr>
     <w:tblStylePr w:type="lastCol">
       <w:rPr>
+        <w:rFonts w:eastAsia="黑体"/>
         <w:b/>
         <w:bCs/>
       </w:rPr>
@@ -5403,6 +5767,7 @@
         <w:spacing w:after="0" w:before="0" w:line="240" w:lineRule="auto"/>
       </w:pPr>
       <w:rPr>
+        <w:rFonts w:eastAsia="黑体"/>
         <w:b/>
         <w:bCs/>
         <w:color w:themeColor="background1" w:val="FFFFFF"/>
@@ -5417,6 +5782,7 @@
         <w:spacing w:after="0" w:before="0" w:line="240" w:lineRule="auto"/>
       </w:pPr>
       <w:rPr>
+        <w:rFonts w:eastAsia="黑体"/>
         <w:b/>
         <w:bCs/>
       </w:rPr>
@@ -5432,12 +5798,14 @@
     </w:tblStylePr>
     <w:tblStylePr w:type="firstCol">
       <w:rPr>
+        <w:rFonts w:eastAsia="黑体"/>
         <w:b/>
         <w:bCs/>
       </w:rPr>
     </w:tblStylePr>
     <w:tblStylePr w:type="lastCol">
       <w:rPr>
+        <w:rFonts w:eastAsia="黑体"/>
         <w:b/>
         <w:bCs/>
       </w:rPr>
@@ -5495,6 +5863,7 @@
         <w:spacing w:after="0" w:before="0" w:line="240" w:lineRule="auto"/>
       </w:pPr>
       <w:rPr>
+        <w:rFonts w:eastAsia="黑体"/>
         <w:b/>
         <w:bCs/>
         <w:color w:themeColor="background1" w:val="FFFFFF"/>
@@ -5509,6 +5878,7 @@
         <w:spacing w:after="0" w:before="0" w:line="240" w:lineRule="auto"/>
       </w:pPr>
       <w:rPr>
+        <w:rFonts w:eastAsia="黑体"/>
         <w:b/>
         <w:bCs/>
       </w:rPr>
@@ -5524,12 +5894,14 @@
     </w:tblStylePr>
     <w:tblStylePr w:type="firstCol">
       <w:rPr>
+        <w:rFonts w:eastAsia="黑体"/>
         <w:b/>
         <w:bCs/>
       </w:rPr>
     </w:tblStylePr>
     <w:tblStylePr w:type="lastCol">
       <w:rPr>
+        <w:rFonts w:eastAsia="黑体"/>
         <w:b/>
         <w:bCs/>
       </w:rPr>
@@ -5587,6 +5959,7 @@
         <w:spacing w:after="0" w:before="0" w:line="240" w:lineRule="auto"/>
       </w:pPr>
       <w:rPr>
+        <w:rFonts w:eastAsia="黑体"/>
         <w:b/>
         <w:bCs/>
         <w:color w:themeColor="background1" w:val="FFFFFF"/>
@@ -5601,6 +5974,7 @@
         <w:spacing w:after="0" w:before="0" w:line="240" w:lineRule="auto"/>
       </w:pPr>
       <w:rPr>
+        <w:rFonts w:eastAsia="黑体"/>
         <w:b/>
         <w:bCs/>
       </w:rPr>
@@ -5616,12 +5990,14 @@
     </w:tblStylePr>
     <w:tblStylePr w:type="firstCol">
       <w:rPr>
+        <w:rFonts w:eastAsia="黑体"/>
         <w:b/>
         <w:bCs/>
       </w:rPr>
     </w:tblStylePr>
     <w:tblStylePr w:type="lastCol">
       <w:rPr>
+        <w:rFonts w:eastAsia="黑体"/>
         <w:b/>
         <w:bCs/>
       </w:rPr>
@@ -5679,6 +6055,7 @@
         <w:spacing w:after="0" w:before="0" w:line="240" w:lineRule="auto"/>
       </w:pPr>
       <w:rPr>
+        <w:rFonts w:eastAsia="黑体"/>
         <w:b/>
         <w:bCs/>
         <w:color w:themeColor="background1" w:val="FFFFFF"/>
@@ -5693,6 +6070,7 @@
         <w:spacing w:after="0" w:before="0" w:line="240" w:lineRule="auto"/>
       </w:pPr>
       <w:rPr>
+        <w:rFonts w:eastAsia="黑体"/>
         <w:b/>
         <w:bCs/>
       </w:rPr>
@@ -5708,12 +6086,14 @@
     </w:tblStylePr>
     <w:tblStylePr w:type="firstCol">
       <w:rPr>
+        <w:rFonts w:eastAsia="黑体"/>
         <w:b/>
         <w:bCs/>
       </w:rPr>
     </w:tblStylePr>
     <w:tblStylePr w:type="lastCol">
       <w:rPr>
+        <w:rFonts w:eastAsia="黑体"/>
         <w:b/>
         <w:bCs/>
       </w:rPr>
@@ -5771,6 +6151,7 @@
         <w:spacing w:after="0" w:before="0" w:line="240" w:lineRule="auto"/>
       </w:pPr>
       <w:rPr>
+        <w:rFonts w:eastAsia="黑体"/>
         <w:b/>
         <w:bCs/>
         <w:color w:themeColor="background1" w:val="FFFFFF"/>
@@ -5785,6 +6166,7 @@
         <w:spacing w:after="0" w:before="0" w:line="240" w:lineRule="auto"/>
       </w:pPr>
       <w:rPr>
+        <w:rFonts w:eastAsia="黑体"/>
         <w:b/>
         <w:bCs/>
       </w:rPr>
@@ -5800,12 +6182,14 @@
     </w:tblStylePr>
     <w:tblStylePr w:type="firstCol">
       <w:rPr>
+        <w:rFonts w:eastAsia="黑体"/>
         <w:b/>
         <w:bCs/>
       </w:rPr>
     </w:tblStylePr>
     <w:tblStylePr w:type="lastCol">
       <w:rPr>
+        <w:rFonts w:eastAsia="黑体"/>
         <w:b/>
         <w:bCs/>
       </w:rPr>
@@ -5865,7 +6249,7 @@
         <w:spacing w:after="0" w:before="0" w:line="240" w:lineRule="auto"/>
       </w:pPr>
       <w:rPr>
-        <w:rFonts w:asciiTheme="majorHAnsi" w:cstheme="majorBidi" w:eastAsiaTheme="majorEastAsia" w:hAnsiTheme="majorHAnsi"/>
+        <w:rFonts w:asciiTheme="majorHAnsi" w:cstheme="majorBidi" w:hAnsiTheme="majorHAnsi" w:eastAsia="黑体"/>
         <w:b/>
         <w:bCs/>
       </w:rPr>
@@ -5886,7 +6270,7 @@
         <w:spacing w:after="0" w:before="0" w:line="240" w:lineRule="auto"/>
       </w:pPr>
       <w:rPr>
-        <w:rFonts w:asciiTheme="majorHAnsi" w:cstheme="majorBidi" w:eastAsiaTheme="majorEastAsia" w:hAnsiTheme="majorHAnsi"/>
+        <w:rFonts w:asciiTheme="majorHAnsi" w:cstheme="majorBidi" w:hAnsiTheme="majorHAnsi" w:eastAsia="黑体"/>
         <w:b/>
         <w:bCs/>
       </w:rPr>
@@ -5904,14 +6288,14 @@
     </w:tblStylePr>
     <w:tblStylePr w:type="firstCol">
       <w:rPr>
-        <w:rFonts w:asciiTheme="majorHAnsi" w:cstheme="majorBidi" w:eastAsiaTheme="majorEastAsia" w:hAnsiTheme="majorHAnsi"/>
+        <w:rFonts w:asciiTheme="majorHAnsi" w:cstheme="majorBidi" w:hAnsiTheme="majorHAnsi" w:eastAsia="黑体"/>
         <w:b/>
         <w:bCs/>
       </w:rPr>
     </w:tblStylePr>
     <w:tblStylePr w:type="lastCol">
       <w:rPr>
-        <w:rFonts w:asciiTheme="majorHAnsi" w:cstheme="majorBidi" w:eastAsiaTheme="majorEastAsia" w:hAnsiTheme="majorHAnsi"/>
+        <w:rFonts w:asciiTheme="majorHAnsi" w:cstheme="majorBidi" w:hAnsiTheme="majorHAnsi" w:eastAsia="黑体"/>
         <w:b/>
         <w:bCs/>
       </w:rPr>
@@ -5995,7 +6379,7 @@
         <w:spacing w:after="0" w:before="0" w:line="240" w:lineRule="auto"/>
       </w:pPr>
       <w:rPr>
-        <w:rFonts w:asciiTheme="majorHAnsi" w:cstheme="majorBidi" w:eastAsiaTheme="majorEastAsia" w:hAnsiTheme="majorHAnsi"/>
+        <w:rFonts w:asciiTheme="majorHAnsi" w:cstheme="majorBidi" w:hAnsiTheme="majorHAnsi" w:eastAsia="黑体"/>
         <w:b/>
         <w:bCs/>
       </w:rPr>
@@ -6016,7 +6400,7 @@
         <w:spacing w:after="0" w:before="0" w:line="240" w:lineRule="auto"/>
       </w:pPr>
       <w:rPr>
-        <w:rFonts w:asciiTheme="majorHAnsi" w:cstheme="majorBidi" w:eastAsiaTheme="majorEastAsia" w:hAnsiTheme="majorHAnsi"/>
+        <w:rFonts w:asciiTheme="majorHAnsi" w:cstheme="majorBidi" w:hAnsiTheme="majorHAnsi" w:eastAsia="黑体"/>
         <w:b/>
         <w:bCs/>
       </w:rPr>
@@ -6034,14 +6418,14 @@
     </w:tblStylePr>
     <w:tblStylePr w:type="firstCol">
       <w:rPr>
-        <w:rFonts w:asciiTheme="majorHAnsi" w:cstheme="majorBidi" w:eastAsiaTheme="majorEastAsia" w:hAnsiTheme="majorHAnsi"/>
+        <w:rFonts w:asciiTheme="majorHAnsi" w:cstheme="majorBidi" w:hAnsiTheme="majorHAnsi" w:eastAsia="黑体"/>
         <w:b/>
         <w:bCs/>
       </w:rPr>
     </w:tblStylePr>
     <w:tblStylePr w:type="lastCol">
       <w:rPr>
-        <w:rFonts w:asciiTheme="majorHAnsi" w:cstheme="majorBidi" w:eastAsiaTheme="majorEastAsia" w:hAnsiTheme="majorHAnsi"/>
+        <w:rFonts w:asciiTheme="majorHAnsi" w:cstheme="majorBidi" w:hAnsiTheme="majorHAnsi" w:eastAsia="黑体"/>
         <w:b/>
         <w:bCs/>
       </w:rPr>
@@ -6125,7 +6509,7 @@
         <w:spacing w:after="0" w:before="0" w:line="240" w:lineRule="auto"/>
       </w:pPr>
       <w:rPr>
-        <w:rFonts w:asciiTheme="majorHAnsi" w:cstheme="majorBidi" w:eastAsiaTheme="majorEastAsia" w:hAnsiTheme="majorHAnsi"/>
+        <w:rFonts w:asciiTheme="majorHAnsi" w:cstheme="majorBidi" w:hAnsiTheme="majorHAnsi" w:eastAsia="黑体"/>
         <w:b/>
         <w:bCs/>
       </w:rPr>
@@ -6146,7 +6530,7 @@
         <w:spacing w:after="0" w:before="0" w:line="240" w:lineRule="auto"/>
       </w:pPr>
       <w:rPr>
-        <w:rFonts w:asciiTheme="majorHAnsi" w:cstheme="majorBidi" w:eastAsiaTheme="majorEastAsia" w:hAnsiTheme="majorHAnsi"/>
+        <w:rFonts w:asciiTheme="majorHAnsi" w:cstheme="majorBidi" w:hAnsiTheme="majorHAnsi" w:eastAsia="黑体"/>
         <w:b/>
         <w:bCs/>
       </w:rPr>
@@ -6164,14 +6548,14 @@
     </w:tblStylePr>
     <w:tblStylePr w:type="firstCol">
       <w:rPr>
-        <w:rFonts w:asciiTheme="majorHAnsi" w:cstheme="majorBidi" w:eastAsiaTheme="majorEastAsia" w:hAnsiTheme="majorHAnsi"/>
+        <w:rFonts w:asciiTheme="majorHAnsi" w:cstheme="majorBidi" w:hAnsiTheme="majorHAnsi" w:eastAsia="黑体"/>
         <w:b/>
         <w:bCs/>
       </w:rPr>
     </w:tblStylePr>
     <w:tblStylePr w:type="lastCol">
       <w:rPr>
-        <w:rFonts w:asciiTheme="majorHAnsi" w:cstheme="majorBidi" w:eastAsiaTheme="majorEastAsia" w:hAnsiTheme="majorHAnsi"/>
+        <w:rFonts w:asciiTheme="majorHAnsi" w:cstheme="majorBidi" w:hAnsiTheme="majorHAnsi" w:eastAsia="黑体"/>
         <w:b/>
         <w:bCs/>
       </w:rPr>
@@ -6255,7 +6639,7 @@
         <w:spacing w:after="0" w:before="0" w:line="240" w:lineRule="auto"/>
       </w:pPr>
       <w:rPr>
-        <w:rFonts w:asciiTheme="majorHAnsi" w:cstheme="majorBidi" w:eastAsiaTheme="majorEastAsia" w:hAnsiTheme="majorHAnsi"/>
+        <w:rFonts w:asciiTheme="majorHAnsi" w:cstheme="majorBidi" w:hAnsiTheme="majorHAnsi" w:eastAsia="黑体"/>
         <w:b/>
         <w:bCs/>
       </w:rPr>
@@ -6276,7 +6660,7 @@
         <w:spacing w:after="0" w:before="0" w:line="240" w:lineRule="auto"/>
       </w:pPr>
       <w:rPr>
-        <w:rFonts w:asciiTheme="majorHAnsi" w:cstheme="majorBidi" w:eastAsiaTheme="majorEastAsia" w:hAnsiTheme="majorHAnsi"/>
+        <w:rFonts w:asciiTheme="majorHAnsi" w:cstheme="majorBidi" w:hAnsiTheme="majorHAnsi" w:eastAsia="黑体"/>
         <w:b/>
         <w:bCs/>
       </w:rPr>
@@ -6294,14 +6678,14 @@
     </w:tblStylePr>
     <w:tblStylePr w:type="firstCol">
       <w:rPr>
-        <w:rFonts w:asciiTheme="majorHAnsi" w:cstheme="majorBidi" w:eastAsiaTheme="majorEastAsia" w:hAnsiTheme="majorHAnsi"/>
+        <w:rFonts w:asciiTheme="majorHAnsi" w:cstheme="majorBidi" w:hAnsiTheme="majorHAnsi" w:eastAsia="黑体"/>
         <w:b/>
         <w:bCs/>
       </w:rPr>
     </w:tblStylePr>
     <w:tblStylePr w:type="lastCol">
       <w:rPr>
-        <w:rFonts w:asciiTheme="majorHAnsi" w:cstheme="majorBidi" w:eastAsiaTheme="majorEastAsia" w:hAnsiTheme="majorHAnsi"/>
+        <w:rFonts w:asciiTheme="majorHAnsi" w:cstheme="majorBidi" w:hAnsiTheme="majorHAnsi" w:eastAsia="黑体"/>
         <w:b/>
         <w:bCs/>
       </w:rPr>
@@ -6385,7 +6769,7 @@
         <w:spacing w:after="0" w:before="0" w:line="240" w:lineRule="auto"/>
       </w:pPr>
       <w:rPr>
-        <w:rFonts w:asciiTheme="majorHAnsi" w:cstheme="majorBidi" w:eastAsiaTheme="majorEastAsia" w:hAnsiTheme="majorHAnsi"/>
+        <w:rFonts w:asciiTheme="majorHAnsi" w:cstheme="majorBidi" w:hAnsiTheme="majorHAnsi" w:eastAsia="黑体"/>
         <w:b/>
         <w:bCs/>
       </w:rPr>
@@ -6406,7 +6790,7 @@
         <w:spacing w:after="0" w:before="0" w:line="240" w:lineRule="auto"/>
       </w:pPr>
       <w:rPr>
-        <w:rFonts w:asciiTheme="majorHAnsi" w:cstheme="majorBidi" w:eastAsiaTheme="majorEastAsia" w:hAnsiTheme="majorHAnsi"/>
+        <w:rFonts w:asciiTheme="majorHAnsi" w:cstheme="majorBidi" w:hAnsiTheme="majorHAnsi" w:eastAsia="黑体"/>
         <w:b/>
         <w:bCs/>
       </w:rPr>
@@ -6424,14 +6808,14 @@
     </w:tblStylePr>
     <w:tblStylePr w:type="firstCol">
       <w:rPr>
-        <w:rFonts w:asciiTheme="majorHAnsi" w:cstheme="majorBidi" w:eastAsiaTheme="majorEastAsia" w:hAnsiTheme="majorHAnsi"/>
+        <w:rFonts w:asciiTheme="majorHAnsi" w:cstheme="majorBidi" w:hAnsiTheme="majorHAnsi" w:eastAsia="黑体"/>
         <w:b/>
         <w:bCs/>
       </w:rPr>
     </w:tblStylePr>
     <w:tblStylePr w:type="lastCol">
       <w:rPr>
-        <w:rFonts w:asciiTheme="majorHAnsi" w:cstheme="majorBidi" w:eastAsiaTheme="majorEastAsia" w:hAnsiTheme="majorHAnsi"/>
+        <w:rFonts w:asciiTheme="majorHAnsi" w:cstheme="majorBidi" w:hAnsiTheme="majorHAnsi" w:eastAsia="黑体"/>
         <w:b/>
         <w:bCs/>
       </w:rPr>
@@ -6515,7 +6899,7 @@
         <w:spacing w:after="0" w:before="0" w:line="240" w:lineRule="auto"/>
       </w:pPr>
       <w:rPr>
-        <w:rFonts w:asciiTheme="majorHAnsi" w:cstheme="majorBidi" w:eastAsiaTheme="majorEastAsia" w:hAnsiTheme="majorHAnsi"/>
+        <w:rFonts w:asciiTheme="majorHAnsi" w:cstheme="majorBidi" w:hAnsiTheme="majorHAnsi" w:eastAsia="黑体"/>
         <w:b/>
         <w:bCs/>
       </w:rPr>
@@ -6536,7 +6920,7 @@
         <w:spacing w:after="0" w:before="0" w:line="240" w:lineRule="auto"/>
       </w:pPr>
       <w:rPr>
-        <w:rFonts w:asciiTheme="majorHAnsi" w:cstheme="majorBidi" w:eastAsiaTheme="majorEastAsia" w:hAnsiTheme="majorHAnsi"/>
+        <w:rFonts w:asciiTheme="majorHAnsi" w:cstheme="majorBidi" w:hAnsiTheme="majorHAnsi" w:eastAsia="黑体"/>
         <w:b/>
         <w:bCs/>
       </w:rPr>
@@ -6554,14 +6938,14 @@
     </w:tblStylePr>
     <w:tblStylePr w:type="firstCol">
       <w:rPr>
-        <w:rFonts w:asciiTheme="majorHAnsi" w:cstheme="majorBidi" w:eastAsiaTheme="majorEastAsia" w:hAnsiTheme="majorHAnsi"/>
+        <w:rFonts w:asciiTheme="majorHAnsi" w:cstheme="majorBidi" w:hAnsiTheme="majorHAnsi" w:eastAsia="黑体"/>
         <w:b/>
         <w:bCs/>
       </w:rPr>
     </w:tblStylePr>
     <w:tblStylePr w:type="lastCol">
       <w:rPr>
-        <w:rFonts w:asciiTheme="majorHAnsi" w:cstheme="majorBidi" w:eastAsiaTheme="majorEastAsia" w:hAnsiTheme="majorHAnsi"/>
+        <w:rFonts w:asciiTheme="majorHAnsi" w:cstheme="majorBidi" w:hAnsiTheme="majorHAnsi" w:eastAsia="黑体"/>
         <w:b/>
         <w:bCs/>
       </w:rPr>
@@ -6645,7 +7029,7 @@
         <w:spacing w:after="0" w:before="0" w:line="240" w:lineRule="auto"/>
       </w:pPr>
       <w:rPr>
-        <w:rFonts w:asciiTheme="majorHAnsi" w:cstheme="majorBidi" w:eastAsiaTheme="majorEastAsia" w:hAnsiTheme="majorHAnsi"/>
+        <w:rFonts w:asciiTheme="majorHAnsi" w:cstheme="majorBidi" w:hAnsiTheme="majorHAnsi" w:eastAsia="黑体"/>
         <w:b/>
         <w:bCs/>
       </w:rPr>
@@ -6666,7 +7050,7 @@
         <w:spacing w:after="0" w:before="0" w:line="240" w:lineRule="auto"/>
       </w:pPr>
       <w:rPr>
-        <w:rFonts w:asciiTheme="majorHAnsi" w:cstheme="majorBidi" w:eastAsiaTheme="majorEastAsia" w:hAnsiTheme="majorHAnsi"/>
+        <w:rFonts w:asciiTheme="majorHAnsi" w:cstheme="majorBidi" w:hAnsiTheme="majorHAnsi" w:eastAsia="黑体"/>
         <w:b/>
         <w:bCs/>
       </w:rPr>
@@ -6684,14 +7068,14 @@
     </w:tblStylePr>
     <w:tblStylePr w:type="firstCol">
       <w:rPr>
-        <w:rFonts w:asciiTheme="majorHAnsi" w:cstheme="majorBidi" w:eastAsiaTheme="majorEastAsia" w:hAnsiTheme="majorHAnsi"/>
+        <w:rFonts w:asciiTheme="majorHAnsi" w:cstheme="majorBidi" w:hAnsiTheme="majorHAnsi" w:eastAsia="黑体"/>
         <w:b/>
         <w:bCs/>
       </w:rPr>
     </w:tblStylePr>
     <w:tblStylePr w:type="lastCol">
       <w:rPr>
-        <w:rFonts w:asciiTheme="majorHAnsi" w:cstheme="majorBidi" w:eastAsiaTheme="majorEastAsia" w:hAnsiTheme="majorHAnsi"/>
+        <w:rFonts w:asciiTheme="majorHAnsi" w:cstheme="majorBidi" w:hAnsiTheme="majorHAnsi" w:eastAsia="黑体"/>
         <w:b/>
         <w:bCs/>
       </w:rPr>
@@ -6774,6 +7158,7 @@
         <w:spacing w:after="0" w:before="0" w:line="240" w:lineRule="auto"/>
       </w:pPr>
       <w:rPr>
+        <w:rFonts w:eastAsia="黑体"/>
         <w:b/>
         <w:bCs/>
         <w:color w:themeColor="background1" w:val="FFFFFF"/>
@@ -6796,6 +7181,7 @@
         <w:spacing w:after="0" w:before="0" w:line="240" w:lineRule="auto"/>
       </w:pPr>
       <w:rPr>
+        <w:rFonts w:eastAsia="黑体"/>
         <w:b/>
         <w:bCs/>
       </w:rPr>
@@ -6813,12 +7199,14 @@
     </w:tblStylePr>
     <w:tblStylePr w:type="firstCol">
       <w:rPr>
+        <w:rFonts w:eastAsia="黑体"/>
         <w:b/>
         <w:bCs/>
       </w:rPr>
     </w:tblStylePr>
     <w:tblStylePr w:type="lastCol">
       <w:rPr>
+        <w:rFonts w:eastAsia="黑体"/>
         <w:b/>
         <w:bCs/>
       </w:rPr>
@@ -6880,6 +7268,7 @@
         <w:spacing w:after="0" w:before="0" w:line="240" w:lineRule="auto"/>
       </w:pPr>
       <w:rPr>
+        <w:rFonts w:eastAsia="黑体"/>
         <w:b/>
         <w:bCs/>
         <w:color w:themeColor="background1" w:val="FFFFFF"/>
@@ -6902,6 +7291,7 @@
         <w:spacing w:after="0" w:before="0" w:line="240" w:lineRule="auto"/>
       </w:pPr>
       <w:rPr>
+        <w:rFonts w:eastAsia="黑体"/>
         <w:b/>
         <w:bCs/>
       </w:rPr>
@@ -6919,12 +7309,14 @@
     </w:tblStylePr>
     <w:tblStylePr w:type="firstCol">
       <w:rPr>
+        <w:rFonts w:eastAsia="黑体"/>
         <w:b/>
         <w:bCs/>
       </w:rPr>
     </w:tblStylePr>
     <w:tblStylePr w:type="lastCol">
       <w:rPr>
+        <w:rFonts w:eastAsia="黑体"/>
         <w:b/>
         <w:bCs/>
       </w:rPr>
@@ -6986,6 +7378,7 @@
         <w:spacing w:after="0" w:before="0" w:line="240" w:lineRule="auto"/>
       </w:pPr>
       <w:rPr>
+        <w:rFonts w:eastAsia="黑体"/>
         <w:b/>
         <w:bCs/>
         <w:color w:themeColor="background1" w:val="FFFFFF"/>
@@ -7008,6 +7401,7 @@
         <w:spacing w:after="0" w:before="0" w:line="240" w:lineRule="auto"/>
       </w:pPr>
       <w:rPr>
+        <w:rFonts w:eastAsia="黑体"/>
         <w:b/>
         <w:bCs/>
       </w:rPr>
@@ -7025,12 +7419,14 @@
     </w:tblStylePr>
     <w:tblStylePr w:type="firstCol">
       <w:rPr>
+        <w:rFonts w:eastAsia="黑体"/>
         <w:b/>
         <w:bCs/>
       </w:rPr>
     </w:tblStylePr>
     <w:tblStylePr w:type="lastCol">
       <w:rPr>
+        <w:rFonts w:eastAsia="黑体"/>
         <w:b/>
         <w:bCs/>
       </w:rPr>
@@ -7092,6 +7488,7 @@
         <w:spacing w:after="0" w:before="0" w:line="240" w:lineRule="auto"/>
       </w:pPr>
       <w:rPr>
+        <w:rFonts w:eastAsia="黑体"/>
         <w:b/>
         <w:bCs/>
         <w:color w:themeColor="background1" w:val="FFFFFF"/>
@@ -7114,6 +7511,7 @@
         <w:spacing w:after="0" w:before="0" w:line="240" w:lineRule="auto"/>
       </w:pPr>
       <w:rPr>
+        <w:rFonts w:eastAsia="黑体"/>
         <w:b/>
         <w:bCs/>
       </w:rPr>
@@ -7131,12 +7529,14 @@
     </w:tblStylePr>
     <w:tblStylePr w:type="firstCol">
       <w:rPr>
+        <w:rFonts w:eastAsia="黑体"/>
         <w:b/>
         <w:bCs/>
       </w:rPr>
     </w:tblStylePr>
     <w:tblStylePr w:type="lastCol">
       <w:rPr>
+        <w:rFonts w:eastAsia="黑体"/>
         <w:b/>
         <w:bCs/>
       </w:rPr>
@@ -7198,6 +7598,7 @@
         <w:spacing w:after="0" w:before="0" w:line="240" w:lineRule="auto"/>
       </w:pPr>
       <w:rPr>
+        <w:rFonts w:eastAsia="黑体"/>
         <w:b/>
         <w:bCs/>
         <w:color w:themeColor="background1" w:val="FFFFFF"/>
@@ -7220,6 +7621,7 @@
         <w:spacing w:after="0" w:before="0" w:line="240" w:lineRule="auto"/>
       </w:pPr>
       <w:rPr>
+        <w:rFonts w:eastAsia="黑体"/>
         <w:b/>
         <w:bCs/>
       </w:rPr>
@@ -7237,12 +7639,14 @@
     </w:tblStylePr>
     <w:tblStylePr w:type="firstCol">
       <w:rPr>
+        <w:rFonts w:eastAsia="黑体"/>
         <w:b/>
         <w:bCs/>
       </w:rPr>
     </w:tblStylePr>
     <w:tblStylePr w:type="lastCol">
       <w:rPr>
+        <w:rFonts w:eastAsia="黑体"/>
         <w:b/>
         <w:bCs/>
       </w:rPr>
@@ -7304,6 +7708,7 @@
         <w:spacing w:after="0" w:before="0" w:line="240" w:lineRule="auto"/>
       </w:pPr>
       <w:rPr>
+        <w:rFonts w:eastAsia="黑体"/>
         <w:b/>
         <w:bCs/>
         <w:color w:themeColor="background1" w:val="FFFFFF"/>
@@ -7326,6 +7731,7 @@
         <w:spacing w:after="0" w:before="0" w:line="240" w:lineRule="auto"/>
       </w:pPr>
       <w:rPr>
+        <w:rFonts w:eastAsia="黑体"/>
         <w:b/>
         <w:bCs/>
       </w:rPr>
@@ -7343,12 +7749,14 @@
     </w:tblStylePr>
     <w:tblStylePr w:type="firstCol">
       <w:rPr>
+        <w:rFonts w:eastAsia="黑体"/>
         <w:b/>
         <w:bCs/>
       </w:rPr>
     </w:tblStylePr>
     <w:tblStylePr w:type="lastCol">
       <w:rPr>
+        <w:rFonts w:eastAsia="黑体"/>
         <w:b/>
         <w:bCs/>
       </w:rPr>
@@ -7410,6 +7818,7 @@
         <w:spacing w:after="0" w:before="0" w:line="240" w:lineRule="auto"/>
       </w:pPr>
       <w:rPr>
+        <w:rFonts w:eastAsia="黑体"/>
         <w:b/>
         <w:bCs/>
         <w:color w:themeColor="background1" w:val="FFFFFF"/>
@@ -7432,6 +7841,7 @@
         <w:spacing w:after="0" w:before="0" w:line="240" w:lineRule="auto"/>
       </w:pPr>
       <w:rPr>
+        <w:rFonts w:eastAsia="黑体"/>
         <w:b/>
         <w:bCs/>
       </w:rPr>
@@ -7449,12 +7859,14 @@
     </w:tblStylePr>
     <w:tblStylePr w:type="firstCol">
       <w:rPr>
+        <w:rFonts w:eastAsia="黑体"/>
         <w:b/>
         <w:bCs/>
       </w:rPr>
     </w:tblStylePr>
     <w:tblStylePr w:type="lastCol">
       <w:rPr>
+        <w:rFonts w:eastAsia="黑体"/>
         <w:b/>
         <w:bCs/>
       </w:rPr>
@@ -7513,6 +7925,7 @@
         <w:spacing w:after="0" w:before="0" w:line="240" w:lineRule="auto"/>
       </w:pPr>
       <w:rPr>
+        <w:rFonts w:eastAsia="黑体"/>
         <w:b/>
         <w:bCs/>
         <w:color w:themeColor="background1" w:val="FFFFFF"/>
@@ -7535,6 +7948,7 @@
         <w:spacing w:after="0" w:before="0" w:line="240" w:lineRule="auto"/>
       </w:pPr>
       <w:rPr>
+        <w:rFonts w:eastAsia="黑体"/>
         <w:color w:val="auto"/>
       </w:rPr>
       <w:tblPr/>
@@ -7552,6 +7966,7 @@
     </w:tblStylePr>
     <w:tblStylePr w:type="firstCol">
       <w:rPr>
+        <w:rFonts w:eastAsia="黑体"/>
         <w:b/>
         <w:bCs/>
         <w:color w:themeColor="background1" w:val="FFFFFF"/>
@@ -7571,6 +7986,7 @@
     </w:tblStylePr>
     <w:tblStylePr w:type="lastCol">
       <w:rPr>
+        <w:rFonts w:eastAsia="黑体"/>
         <w:b/>
         <w:bCs/>
         <w:color w:themeColor="background1" w:val="FFFFFF"/>
@@ -7619,6 +8035,7 @@
     </w:tblStylePr>
     <w:tblStylePr w:type="nwCell">
       <w:rPr>
+        <w:rFonts w:eastAsia="黑体"/>
         <w:color w:themeColor="background1" w:val="FFFFFF"/>
       </w:rPr>
       <w:tblPr/>
@@ -7662,6 +8079,7 @@
         <w:spacing w:after="0" w:before="0" w:line="240" w:lineRule="auto"/>
       </w:pPr>
       <w:rPr>
+        <w:rFonts w:eastAsia="黑体"/>
         <w:b/>
         <w:bCs/>
         <w:color w:themeColor="background1" w:val="FFFFFF"/>
@@ -7684,6 +8102,7 @@
         <w:spacing w:after="0" w:before="0" w:line="240" w:lineRule="auto"/>
       </w:pPr>
       <w:rPr>
+        <w:rFonts w:eastAsia="黑体"/>
         <w:color w:val="auto"/>
       </w:rPr>
       <w:tblPr/>
@@ -7701,6 +8120,7 @@
     </w:tblStylePr>
     <w:tblStylePr w:type="firstCol">
       <w:rPr>
+        <w:rFonts w:eastAsia="黑体"/>
         <w:b/>
         <w:bCs/>
         <w:color w:themeColor="background1" w:val="FFFFFF"/>
@@ -7720,6 +8140,7 @@
     </w:tblStylePr>
     <w:tblStylePr w:type="lastCol">
       <w:rPr>
+        <w:rFonts w:eastAsia="黑体"/>
         <w:b/>
         <w:bCs/>
         <w:color w:themeColor="background1" w:val="FFFFFF"/>
@@ -7768,6 +8189,7 @@
     </w:tblStylePr>
     <w:tblStylePr w:type="nwCell">
       <w:rPr>
+        <w:rFonts w:eastAsia="黑体"/>
         <w:color w:themeColor="background1" w:val="FFFFFF"/>
       </w:rPr>
       <w:tblPr/>
@@ -7811,6 +8233,7 @@
         <w:spacing w:after="0" w:before="0" w:line="240" w:lineRule="auto"/>
       </w:pPr>
       <w:rPr>
+        <w:rFonts w:eastAsia="黑体"/>
         <w:b/>
         <w:bCs/>
         <w:color w:themeColor="background1" w:val="FFFFFF"/>
@@ -7833,6 +8256,7 @@
         <w:spacing w:after="0" w:before="0" w:line="240" w:lineRule="auto"/>
       </w:pPr>
       <w:rPr>
+        <w:rFonts w:eastAsia="黑体"/>
         <w:color w:val="auto"/>
       </w:rPr>
       <w:tblPr/>
@@ -7850,6 +8274,7 @@
     </w:tblStylePr>
     <w:tblStylePr w:type="firstCol">
       <w:rPr>
+        <w:rFonts w:eastAsia="黑体"/>
         <w:b/>
         <w:bCs/>
         <w:color w:themeColor="background1" w:val="FFFFFF"/>
@@ -7869,6 +8294,7 @@
     </w:tblStylePr>
     <w:tblStylePr w:type="lastCol">
       <w:rPr>
+        <w:rFonts w:eastAsia="黑体"/>
         <w:b/>
         <w:bCs/>
         <w:color w:themeColor="background1" w:val="FFFFFF"/>
@@ -7917,6 +8343,7 @@
     </w:tblStylePr>
     <w:tblStylePr w:type="nwCell">
       <w:rPr>
+        <w:rFonts w:eastAsia="黑体"/>
         <w:color w:themeColor="background1" w:val="FFFFFF"/>
       </w:rPr>
       <w:tblPr/>
@@ -7960,6 +8387,7 @@
         <w:spacing w:after="0" w:before="0" w:line="240" w:lineRule="auto"/>
       </w:pPr>
       <w:rPr>
+        <w:rFonts w:eastAsia="黑体"/>
         <w:b/>
         <w:bCs/>
         <w:color w:themeColor="background1" w:val="FFFFFF"/>
@@ -7982,6 +8410,7 @@
         <w:spacing w:after="0" w:before="0" w:line="240" w:lineRule="auto"/>
       </w:pPr>
       <w:rPr>
+        <w:rFonts w:eastAsia="黑体"/>
         <w:color w:val="auto"/>
       </w:rPr>
       <w:tblPr/>
@@ -7999,6 +8428,7 @@
     </w:tblStylePr>
     <w:tblStylePr w:type="firstCol">
       <w:rPr>
+        <w:rFonts w:eastAsia="黑体"/>
         <w:b/>
         <w:bCs/>
         <w:color w:themeColor="background1" w:val="FFFFFF"/>
@@ -8018,6 +8448,7 @@
     </w:tblStylePr>
     <w:tblStylePr w:type="lastCol">
       <w:rPr>
+        <w:rFonts w:eastAsia="黑体"/>
         <w:b/>
         <w:bCs/>
         <w:color w:themeColor="background1" w:val="FFFFFF"/>
@@ -8066,6 +8497,7 @@
     </w:tblStylePr>
     <w:tblStylePr w:type="nwCell">
       <w:rPr>
+        <w:rFonts w:eastAsia="黑体"/>
         <w:color w:themeColor="background1" w:val="FFFFFF"/>
       </w:rPr>
       <w:tblPr/>
@@ -8109,6 +8541,7 @@
         <w:spacing w:after="0" w:before="0" w:line="240" w:lineRule="auto"/>
       </w:pPr>
       <w:rPr>
+        <w:rFonts w:eastAsia="黑体"/>
         <w:b/>
         <w:bCs/>
         <w:color w:themeColor="background1" w:val="FFFFFF"/>
@@ -8131,6 +8564,7 @@
         <w:spacing w:after="0" w:before="0" w:line="240" w:lineRule="auto"/>
       </w:pPr>
       <w:rPr>
+        <w:rFonts w:eastAsia="黑体"/>
         <w:color w:val="auto"/>
       </w:rPr>
       <w:tblPr/>
@@ -8148,6 +8582,7 @@
     </w:tblStylePr>
     <w:tblStylePr w:type="firstCol">
       <w:rPr>
+        <w:rFonts w:eastAsia="黑体"/>
         <w:b/>
         <w:bCs/>
         <w:color w:themeColor="background1" w:val="FFFFFF"/>
@@ -8167,6 +8602,7 @@
     </w:tblStylePr>
     <w:tblStylePr w:type="lastCol">
       <w:rPr>
+        <w:rFonts w:eastAsia="黑体"/>
         <w:b/>
         <w:bCs/>
         <w:color w:themeColor="background1" w:val="FFFFFF"/>
@@ -8215,6 +8651,7 @@
     </w:tblStylePr>
     <w:tblStylePr w:type="nwCell">
       <w:rPr>
+        <w:rFonts w:eastAsia="黑体"/>
         <w:color w:themeColor="background1" w:val="FFFFFF"/>
       </w:rPr>
       <w:tblPr/>
@@ -8258,6 +8695,7 @@
         <w:spacing w:after="0" w:before="0" w:line="240" w:lineRule="auto"/>
       </w:pPr>
       <w:rPr>
+        <w:rFonts w:eastAsia="黑体"/>
         <w:b/>
         <w:bCs/>
         <w:color w:themeColor="background1" w:val="FFFFFF"/>
@@ -8280,6 +8718,7 @@
         <w:spacing w:after="0" w:before="0" w:line="240" w:lineRule="auto"/>
       </w:pPr>
       <w:rPr>
+        <w:rFonts w:eastAsia="黑体"/>
         <w:color w:val="auto"/>
       </w:rPr>
       <w:tblPr/>
@@ -8297,6 +8736,7 @@
     </w:tblStylePr>
     <w:tblStylePr w:type="firstCol">
       <w:rPr>
+        <w:rFonts w:eastAsia="黑体"/>
         <w:b/>
         <w:bCs/>
         <w:color w:themeColor="background1" w:val="FFFFFF"/>
@@ -8316,6 +8756,7 @@
     </w:tblStylePr>
     <w:tblStylePr w:type="lastCol">
       <w:rPr>
+        <w:rFonts w:eastAsia="黑体"/>
         <w:b/>
         <w:bCs/>
         <w:color w:themeColor="background1" w:val="FFFFFF"/>
@@ -8364,6 +8805,7 @@
     </w:tblStylePr>
     <w:tblStylePr w:type="nwCell">
       <w:rPr>
+        <w:rFonts w:eastAsia="黑体"/>
         <w:color w:themeColor="background1" w:val="FFFFFF"/>
       </w:rPr>
       <w:tblPr/>
@@ -8407,6 +8849,7 @@
         <w:spacing w:after="0" w:before="0" w:line="240" w:lineRule="auto"/>
       </w:pPr>
       <w:rPr>
+        <w:rFonts w:eastAsia="黑体"/>
         <w:b/>
         <w:bCs/>
         <w:color w:themeColor="background1" w:val="FFFFFF"/>
@@ -8429,6 +8872,7 @@
         <w:spacing w:after="0" w:before="0" w:line="240" w:lineRule="auto"/>
       </w:pPr>
       <w:rPr>
+        <w:rFonts w:eastAsia="黑体"/>
         <w:color w:val="auto"/>
       </w:rPr>
       <w:tblPr/>
@@ -8446,6 +8890,7 @@
     </w:tblStylePr>
     <w:tblStylePr w:type="firstCol">
       <w:rPr>
+        <w:rFonts w:eastAsia="黑体"/>
         <w:b/>
         <w:bCs/>
         <w:color w:themeColor="background1" w:val="FFFFFF"/>
@@ -8465,6 +8910,7 @@
     </w:tblStylePr>
     <w:tblStylePr w:type="lastCol">
       <w:rPr>
+        <w:rFonts w:eastAsia="黑体"/>
         <w:b/>
         <w:bCs/>
         <w:color w:themeColor="background1" w:val="FFFFFF"/>
@@ -8513,6 +8959,7 @@
     </w:tblStylePr>
     <w:tblStylePr w:type="nwCell">
       <w:rPr>
+        <w:rFonts w:eastAsia="黑体"/>
         <w:color w:themeColor="background1" w:val="FFFFFF"/>
       </w:rPr>
       <w:tblPr/>
@@ -8537,6 +8984,7 @@
       <w:spacing w:after="0" w:line="240" w:lineRule="auto"/>
     </w:pPr>
     <w:rPr>
+      <w:rFonts w:eastAsia="黑体"/>
       <w:color w:themeColor="text1" w:val="000000"/>
     </w:rPr>
     <w:tblPr>
@@ -8556,7 +9004,7 @@
     </w:tblPr>
     <w:tblStylePr w:type="firstRow">
       <w:rPr>
-        <w:rFonts w:asciiTheme="majorHAnsi" w:cstheme="majorBidi" w:eastAsiaTheme="majorEastAsia" w:hAnsiTheme="majorHAnsi"/>
+        <w:rFonts w:asciiTheme="majorHAnsi" w:cstheme="majorBidi" w:hAnsiTheme="majorHAnsi" w:eastAsia="黑体"/>
       </w:rPr>
       <w:tblPr/>
       <w:tcPr>
@@ -8568,6 +9016,7 @@
     </w:tblStylePr>
     <w:tblStylePr w:type="lastRow">
       <w:rPr>
+        <w:rFonts w:eastAsia="黑体"/>
         <w:b/>
         <w:bCs/>
         <w:color w:themeColor="text2" w:val="1F497D"/>
@@ -8582,12 +9031,14 @@
     </w:tblStylePr>
     <w:tblStylePr w:type="firstCol">
       <w:rPr>
+        <w:rFonts w:eastAsia="黑体"/>
         <w:b/>
         <w:bCs/>
       </w:rPr>
     </w:tblStylePr>
     <w:tblStylePr w:type="lastCol">
       <w:rPr>
+        <w:rFonts w:eastAsia="黑体"/>
         <w:b/>
         <w:bCs/>
       </w:rPr>
@@ -8621,6 +9072,7 @@
       <w:spacing w:after="0" w:line="240" w:lineRule="auto"/>
     </w:pPr>
     <w:rPr>
+      <w:rFonts w:eastAsia="黑体"/>
       <w:color w:themeColor="text1" w:val="000000"/>
     </w:rPr>
     <w:tblPr>
@@ -8640,7 +9092,7 @@
     </w:tblPr>
     <w:tblStylePr w:type="firstRow">
       <w:rPr>
-        <w:rFonts w:asciiTheme="majorHAnsi" w:cstheme="majorBidi" w:eastAsiaTheme="majorEastAsia" w:hAnsiTheme="majorHAnsi"/>
+        <w:rFonts w:asciiTheme="majorHAnsi" w:cstheme="majorBidi" w:hAnsiTheme="majorHAnsi" w:eastAsia="黑体"/>
       </w:rPr>
       <w:tblPr/>
       <w:tcPr>
@@ -8652,6 +9104,7 @@
     </w:tblStylePr>
     <w:tblStylePr w:type="lastRow">
       <w:rPr>
+        <w:rFonts w:eastAsia="黑体"/>
         <w:b/>
         <w:bCs/>
         <w:color w:themeColor="text2" w:val="1F497D"/>
@@ -8666,12 +9119,14 @@
     </w:tblStylePr>
     <w:tblStylePr w:type="firstCol">
       <w:rPr>
+        <w:rFonts w:eastAsia="黑体"/>
         <w:b/>
         <w:bCs/>
       </w:rPr>
     </w:tblStylePr>
     <w:tblStylePr w:type="lastCol">
       <w:rPr>
+        <w:rFonts w:eastAsia="黑体"/>
         <w:b/>
         <w:bCs/>
       </w:rPr>
@@ -8705,6 +9160,7 @@
       <w:spacing w:after="0" w:line="240" w:lineRule="auto"/>
     </w:pPr>
     <w:rPr>
+      <w:rFonts w:eastAsia="黑体"/>
       <w:color w:themeColor="text1" w:val="000000"/>
     </w:rPr>
     <w:tblPr>
@@ -8724,7 +9180,7 @@
     </w:tblPr>
     <w:tblStylePr w:type="firstRow">
       <w:rPr>
-        <w:rFonts w:asciiTheme="majorHAnsi" w:cstheme="majorBidi" w:eastAsiaTheme="majorEastAsia" w:hAnsiTheme="majorHAnsi"/>
+        <w:rFonts w:asciiTheme="majorHAnsi" w:cstheme="majorBidi" w:hAnsiTheme="majorHAnsi" w:eastAsia="黑体"/>
       </w:rPr>
       <w:tblPr/>
       <w:tcPr>
@@ -8736,6 +9192,7 @@
     </w:tblStylePr>
     <w:tblStylePr w:type="lastRow">
       <w:rPr>
+        <w:rFonts w:eastAsia="黑体"/>
         <w:b/>
         <w:bCs/>
         <w:color w:themeColor="text2" w:val="1F497D"/>
@@ -8750,12 +9207,14 @@
     </w:tblStylePr>
     <w:tblStylePr w:type="firstCol">
       <w:rPr>
+        <w:rFonts w:eastAsia="黑体"/>
         <w:b/>
         <w:bCs/>
       </w:rPr>
     </w:tblStylePr>
     <w:tblStylePr w:type="lastCol">
       <w:rPr>
+        <w:rFonts w:eastAsia="黑体"/>
         <w:b/>
         <w:bCs/>
       </w:rPr>
@@ -8789,6 +9248,7 @@
       <w:spacing w:after="0" w:line="240" w:lineRule="auto"/>
     </w:pPr>
     <w:rPr>
+      <w:rFonts w:eastAsia="黑体"/>
       <w:color w:themeColor="text1" w:val="000000"/>
     </w:rPr>
     <w:tblPr>
@@ -8808,7 +9268,7 @@
     </w:tblPr>
     <w:tblStylePr w:type="firstRow">
       <w:rPr>
-        <w:rFonts w:asciiTheme="majorHAnsi" w:cstheme="majorBidi" w:eastAsiaTheme="majorEastAsia" w:hAnsiTheme="majorHAnsi"/>
+        <w:rFonts w:asciiTheme="majorHAnsi" w:cstheme="majorBidi" w:hAnsiTheme="majorHAnsi" w:eastAsia="黑体"/>
       </w:rPr>
       <w:tblPr/>
       <w:tcPr>
@@ -8820,6 +9280,7 @@
     </w:tblStylePr>
     <w:tblStylePr w:type="lastRow">
       <w:rPr>
+        <w:rFonts w:eastAsia="黑体"/>
         <w:b/>
         <w:bCs/>
         <w:color w:themeColor="text2" w:val="1F497D"/>
@@ -8834,12 +9295,14 @@
     </w:tblStylePr>
     <w:tblStylePr w:type="firstCol">
       <w:rPr>
+        <w:rFonts w:eastAsia="黑体"/>
         <w:b/>
         <w:bCs/>
       </w:rPr>
     </w:tblStylePr>
     <w:tblStylePr w:type="lastCol">
       <w:rPr>
+        <w:rFonts w:eastAsia="黑体"/>
         <w:b/>
         <w:bCs/>
       </w:rPr>
@@ -8873,6 +9336,7 @@
       <w:spacing w:after="0" w:line="240" w:lineRule="auto"/>
     </w:pPr>
     <w:rPr>
+      <w:rFonts w:eastAsia="黑体"/>
       <w:color w:themeColor="text1" w:val="000000"/>
     </w:rPr>
     <w:tblPr>
@@ -8892,7 +9356,7 @@
     </w:tblPr>
     <w:tblStylePr w:type="firstRow">
       <w:rPr>
-        <w:rFonts w:asciiTheme="majorHAnsi" w:cstheme="majorBidi" w:eastAsiaTheme="majorEastAsia" w:hAnsiTheme="majorHAnsi"/>
+        <w:rFonts w:asciiTheme="majorHAnsi" w:cstheme="majorBidi" w:hAnsiTheme="majorHAnsi" w:eastAsia="黑体"/>
       </w:rPr>
       <w:tblPr/>
       <w:tcPr>
@@ -8904,6 +9368,7 @@
     </w:tblStylePr>
     <w:tblStylePr w:type="lastRow">
       <w:rPr>
+        <w:rFonts w:eastAsia="黑体"/>
         <w:b/>
         <w:bCs/>
         <w:color w:themeColor="text2" w:val="1F497D"/>
@@ -8918,12 +9383,14 @@
     </w:tblStylePr>
     <w:tblStylePr w:type="firstCol">
       <w:rPr>
+        <w:rFonts w:eastAsia="黑体"/>
         <w:b/>
         <w:bCs/>
       </w:rPr>
     </w:tblStylePr>
     <w:tblStylePr w:type="lastCol">
       <w:rPr>
+        <w:rFonts w:eastAsia="黑体"/>
         <w:b/>
         <w:bCs/>
       </w:rPr>
@@ -8957,6 +9424,7 @@
       <w:spacing w:after="0" w:line="240" w:lineRule="auto"/>
     </w:pPr>
     <w:rPr>
+      <w:rFonts w:eastAsia="黑体"/>
       <w:color w:themeColor="text1" w:val="000000"/>
     </w:rPr>
     <w:tblPr>
@@ -8976,7 +9444,7 @@
     </w:tblPr>
     <w:tblStylePr w:type="firstRow">
       <w:rPr>
-        <w:rFonts w:asciiTheme="majorHAnsi" w:cstheme="majorBidi" w:eastAsiaTheme="majorEastAsia" w:hAnsiTheme="majorHAnsi"/>
+        <w:rFonts w:asciiTheme="majorHAnsi" w:cstheme="majorBidi" w:hAnsiTheme="majorHAnsi" w:eastAsia="黑体"/>
       </w:rPr>
       <w:tblPr/>
       <w:tcPr>
@@ -8988,6 +9456,7 @@
     </w:tblStylePr>
     <w:tblStylePr w:type="lastRow">
       <w:rPr>
+        <w:rFonts w:eastAsia="黑体"/>
         <w:b/>
         <w:bCs/>
         <w:color w:themeColor="text2" w:val="1F497D"/>
@@ -9002,12 +9471,14 @@
     </w:tblStylePr>
     <w:tblStylePr w:type="firstCol">
       <w:rPr>
+        <w:rFonts w:eastAsia="黑体"/>
         <w:b/>
         <w:bCs/>
       </w:rPr>
     </w:tblStylePr>
     <w:tblStylePr w:type="lastCol">
       <w:rPr>
+        <w:rFonts w:eastAsia="黑体"/>
         <w:b/>
         <w:bCs/>
       </w:rPr>
@@ -9041,6 +9512,7 @@
       <w:spacing w:after="0" w:line="240" w:lineRule="auto"/>
     </w:pPr>
     <w:rPr>
+      <w:rFonts w:eastAsia="黑体"/>
       <w:color w:themeColor="text1" w:val="000000"/>
     </w:rPr>
     <w:tblPr>
@@ -9060,7 +9532,7 @@
     </w:tblPr>
     <w:tblStylePr w:type="firstRow">
       <w:rPr>
-        <w:rFonts w:asciiTheme="majorHAnsi" w:cstheme="majorBidi" w:eastAsiaTheme="majorEastAsia" w:hAnsiTheme="majorHAnsi"/>
+        <w:rFonts w:asciiTheme="majorHAnsi" w:cstheme="majorBidi" w:hAnsiTheme="majorHAnsi" w:eastAsia="黑体"/>
       </w:rPr>
       <w:tblPr/>
       <w:tcPr>
@@ -9072,6 +9544,7 @@
     </w:tblStylePr>
     <w:tblStylePr w:type="lastRow">
       <w:rPr>
+        <w:rFonts w:eastAsia="黑体"/>
         <w:b/>
         <w:bCs/>
         <w:color w:themeColor="text2" w:val="1F497D"/>
@@ -9086,12 +9559,14 @@
     </w:tblStylePr>
     <w:tblStylePr w:type="firstCol">
       <w:rPr>
+        <w:rFonts w:eastAsia="黑体"/>
         <w:b/>
         <w:bCs/>
       </w:rPr>
     </w:tblStylePr>
     <w:tblStylePr w:type="lastCol">
       <w:rPr>
+        <w:rFonts w:eastAsia="黑体"/>
         <w:b/>
         <w:bCs/>
       </w:rPr>
@@ -9125,7 +9600,7 @@
       <w:spacing w:after="0" w:line="240" w:lineRule="auto"/>
     </w:pPr>
     <w:rPr>
-      <w:rFonts w:asciiTheme="majorHAnsi" w:cstheme="majorBidi" w:eastAsiaTheme="majorEastAsia" w:hAnsiTheme="majorHAnsi"/>
+      <w:rFonts w:asciiTheme="majorHAnsi" w:cstheme="majorBidi" w:hAnsiTheme="majorHAnsi" w:eastAsia="黑体"/>
       <w:color w:themeColor="text1" w:val="000000"/>
     </w:rPr>
     <w:tblPr>
@@ -9147,6 +9622,7 @@
     </w:tblPr>
     <w:tblStylePr w:type="firstRow">
       <w:rPr>
+        <w:rFonts w:eastAsia="黑体"/>
         <w:sz w:val="24"/>
         <w:szCs w:val="24"/>
       </w:rPr>
@@ -9253,7 +9729,7 @@
       <w:spacing w:after="0" w:line="240" w:lineRule="auto"/>
     </w:pPr>
     <w:rPr>
-      <w:rFonts w:asciiTheme="majorHAnsi" w:cstheme="majorBidi" w:eastAsiaTheme="majorEastAsia" w:hAnsiTheme="majorHAnsi"/>
+      <w:rFonts w:asciiTheme="majorHAnsi" w:cstheme="majorBidi" w:hAnsiTheme="majorHAnsi" w:eastAsia="黑体"/>
       <w:color w:themeColor="text1" w:val="000000"/>
     </w:rPr>
     <w:tblPr>
@@ -9275,6 +9751,7 @@
     </w:tblPr>
     <w:tblStylePr w:type="firstRow">
       <w:rPr>
+        <w:rFonts w:eastAsia="黑体"/>
         <w:sz w:val="24"/>
         <w:szCs w:val="24"/>
       </w:rPr>
@@ -9381,7 +9858,7 @@
       <w:spacing w:after="0" w:line="240" w:lineRule="auto"/>
     </w:pPr>
     <w:rPr>
-      <w:rFonts w:asciiTheme="majorHAnsi" w:cstheme="majorBidi" w:eastAsiaTheme="majorEastAsia" w:hAnsiTheme="majorHAnsi"/>
+      <w:rFonts w:asciiTheme="majorHAnsi" w:cstheme="majorBidi" w:hAnsiTheme="majorHAnsi" w:eastAsia="黑体"/>
       <w:color w:themeColor="text1" w:val="000000"/>
     </w:rPr>
     <w:tblPr>
@@ -9403,6 +9880,7 @@
     </w:tblPr>
     <w:tblStylePr w:type="firstRow">
       <w:rPr>
+        <w:rFonts w:eastAsia="黑体"/>
         <w:sz w:val="24"/>
         <w:szCs w:val="24"/>
       </w:rPr>
@@ -9509,7 +9987,7 @@
       <w:spacing w:after="0" w:line="240" w:lineRule="auto"/>
     </w:pPr>
     <w:rPr>
-      <w:rFonts w:asciiTheme="majorHAnsi" w:cstheme="majorBidi" w:eastAsiaTheme="majorEastAsia" w:hAnsiTheme="majorHAnsi"/>
+      <w:rFonts w:asciiTheme="majorHAnsi" w:cstheme="majorBidi" w:hAnsiTheme="majorHAnsi" w:eastAsia="黑体"/>
       <w:color w:themeColor="text1" w:val="000000"/>
     </w:rPr>
     <w:tblPr>
@@ -9531,6 +10009,7 @@
     </w:tblPr>
     <w:tblStylePr w:type="firstRow">
       <w:rPr>
+        <w:rFonts w:eastAsia="黑体"/>
         <w:sz w:val="24"/>
         <w:szCs w:val="24"/>
       </w:rPr>
@@ -9637,7 +10116,7 @@
       <w:spacing w:after="0" w:line="240" w:lineRule="auto"/>
     </w:pPr>
     <w:rPr>
-      <w:rFonts w:asciiTheme="majorHAnsi" w:cstheme="majorBidi" w:eastAsiaTheme="majorEastAsia" w:hAnsiTheme="majorHAnsi"/>
+      <w:rFonts w:asciiTheme="majorHAnsi" w:cstheme="majorBidi" w:hAnsiTheme="majorHAnsi" w:eastAsia="黑体"/>
       <w:color w:themeColor="text1" w:val="000000"/>
     </w:rPr>
     <w:tblPr>
@@ -9659,6 +10138,7 @@
     </w:tblPr>
     <w:tblStylePr w:type="firstRow">
       <w:rPr>
+        <w:rFonts w:eastAsia="黑体"/>
         <w:sz w:val="24"/>
         <w:szCs w:val="24"/>
       </w:rPr>
@@ -9765,7 +10245,7 @@
       <w:spacing w:after="0" w:line="240" w:lineRule="auto"/>
     </w:pPr>
     <w:rPr>
-      <w:rFonts w:asciiTheme="majorHAnsi" w:cstheme="majorBidi" w:eastAsiaTheme="majorEastAsia" w:hAnsiTheme="majorHAnsi"/>
+      <w:rFonts w:asciiTheme="majorHAnsi" w:cstheme="majorBidi" w:hAnsiTheme="majorHAnsi" w:eastAsia="黑体"/>
       <w:color w:themeColor="text1" w:val="000000"/>
     </w:rPr>
     <w:tblPr>
@@ -9787,6 +10267,7 @@
     </w:tblPr>
     <w:tblStylePr w:type="firstRow">
       <w:rPr>
+        <w:rFonts w:eastAsia="黑体"/>
         <w:sz w:val="24"/>
         <w:szCs w:val="24"/>
       </w:rPr>
@@ -9893,7 +10374,7 @@
       <w:spacing w:after="0" w:line="240" w:lineRule="auto"/>
     </w:pPr>
     <w:rPr>
-      <w:rFonts w:asciiTheme="majorHAnsi" w:cstheme="majorBidi" w:eastAsiaTheme="majorEastAsia" w:hAnsiTheme="majorHAnsi"/>
+      <w:rFonts w:asciiTheme="majorHAnsi" w:cstheme="majorBidi" w:hAnsiTheme="majorHAnsi" w:eastAsia="黑体"/>
       <w:color w:themeColor="text1" w:val="000000"/>
     </w:rPr>
     <w:tblPr>
@@ -9915,6 +10396,7 @@
     </w:tblPr>
     <w:tblStylePr w:type="firstRow">
       <w:rPr>
+        <w:rFonts w:eastAsia="黑体"/>
         <w:sz w:val="24"/>
         <w:szCs w:val="24"/>
       </w:rPr>
@@ -10044,12 +10526,14 @@
     </w:tcPr>
     <w:tblStylePr w:type="firstRow">
       <w:rPr>
+        <w:rFonts w:eastAsia="黑体"/>
         <w:b/>
         <w:bCs/>
       </w:rPr>
     </w:tblStylePr>
     <w:tblStylePr w:type="lastRow">
       <w:rPr>
+        <w:rFonts w:eastAsia="黑体"/>
         <w:b/>
         <w:bCs/>
       </w:rPr>
@@ -10062,12 +10546,14 @@
     </w:tblStylePr>
     <w:tblStylePr w:type="firstCol">
       <w:rPr>
+        <w:rFonts w:eastAsia="黑体"/>
         <w:b/>
         <w:bCs/>
       </w:rPr>
     </w:tblStylePr>
     <w:tblStylePr w:type="lastCol">
       <w:rPr>
+        <w:rFonts w:eastAsia="黑体"/>
         <w:b/>
         <w:bCs/>
       </w:rPr>
@@ -10117,12 +10603,14 @@
     </w:tcPr>
     <w:tblStylePr w:type="firstRow">
       <w:rPr>
+        <w:rFonts w:eastAsia="黑体"/>
         <w:b/>
         <w:bCs/>
       </w:rPr>
     </w:tblStylePr>
     <w:tblStylePr w:type="lastRow">
       <w:rPr>
+        <w:rFonts w:eastAsia="黑体"/>
         <w:b/>
         <w:bCs/>
       </w:rPr>
@@ -10135,12 +10623,14 @@
     </w:tblStylePr>
     <w:tblStylePr w:type="firstCol">
       <w:rPr>
+        <w:rFonts w:eastAsia="黑体"/>
         <w:b/>
         <w:bCs/>
       </w:rPr>
     </w:tblStylePr>
     <w:tblStylePr w:type="lastCol">
       <w:rPr>
+        <w:rFonts w:eastAsia="黑体"/>
         <w:b/>
         <w:bCs/>
       </w:rPr>
@@ -10190,12 +10680,14 @@
     </w:tcPr>
     <w:tblStylePr w:type="firstRow">
       <w:rPr>
+        <w:rFonts w:eastAsia="黑体"/>
         <w:b/>
         <w:bCs/>
       </w:rPr>
     </w:tblStylePr>
     <w:tblStylePr w:type="lastRow">
       <w:rPr>
+        <w:rFonts w:eastAsia="黑体"/>
         <w:b/>
         <w:bCs/>
       </w:rPr>
@@ -10208,12 +10700,14 @@
     </w:tblStylePr>
     <w:tblStylePr w:type="firstCol">
       <w:rPr>
+        <w:rFonts w:eastAsia="黑体"/>
         <w:b/>
         <w:bCs/>
       </w:rPr>
     </w:tblStylePr>
     <w:tblStylePr w:type="lastCol">
       <w:rPr>
+        <w:rFonts w:eastAsia="黑体"/>
         <w:b/>
         <w:bCs/>
       </w:rPr>
@@ -10263,12 +10757,14 @@
     </w:tcPr>
     <w:tblStylePr w:type="firstRow">
       <w:rPr>
+        <w:rFonts w:eastAsia="黑体"/>
         <w:b/>
         <w:bCs/>
       </w:rPr>
     </w:tblStylePr>
     <w:tblStylePr w:type="lastRow">
       <w:rPr>
+        <w:rFonts w:eastAsia="黑体"/>
         <w:b/>
         <w:bCs/>
       </w:rPr>
@@ -10281,12 +10777,14 @@
     </w:tblStylePr>
     <w:tblStylePr w:type="firstCol">
       <w:rPr>
+        <w:rFonts w:eastAsia="黑体"/>
         <w:b/>
         <w:bCs/>
       </w:rPr>
     </w:tblStylePr>
     <w:tblStylePr w:type="lastCol">
       <w:rPr>
+        <w:rFonts w:eastAsia="黑体"/>
         <w:b/>
         <w:bCs/>
       </w:rPr>
@@ -10336,12 +10834,14 @@
     </w:tcPr>
     <w:tblStylePr w:type="firstRow">
       <w:rPr>
+        <w:rFonts w:eastAsia="黑体"/>
         <w:b/>
         <w:bCs/>
       </w:rPr>
     </w:tblStylePr>
     <w:tblStylePr w:type="lastRow">
       <w:rPr>
+        <w:rFonts w:eastAsia="黑体"/>
         <w:b/>
         <w:bCs/>
       </w:rPr>
@@ -10354,12 +10854,14 @@
     </w:tblStylePr>
     <w:tblStylePr w:type="firstCol">
       <w:rPr>
+        <w:rFonts w:eastAsia="黑体"/>
         <w:b/>
         <w:bCs/>
       </w:rPr>
     </w:tblStylePr>
     <w:tblStylePr w:type="lastCol">
       <w:rPr>
+        <w:rFonts w:eastAsia="黑体"/>
         <w:b/>
         <w:bCs/>
       </w:rPr>
@@ -10409,12 +10911,14 @@
     </w:tcPr>
     <w:tblStylePr w:type="firstRow">
       <w:rPr>
+        <w:rFonts w:eastAsia="黑体"/>
         <w:b/>
         <w:bCs/>
       </w:rPr>
     </w:tblStylePr>
     <w:tblStylePr w:type="lastRow">
       <w:rPr>
+        <w:rFonts w:eastAsia="黑体"/>
         <w:b/>
         <w:bCs/>
       </w:rPr>
@@ -10427,12 +10931,14 @@
     </w:tblStylePr>
     <w:tblStylePr w:type="firstCol">
       <w:rPr>
+        <w:rFonts w:eastAsia="黑体"/>
         <w:b/>
         <w:bCs/>
       </w:rPr>
     </w:tblStylePr>
     <w:tblStylePr w:type="lastCol">
       <w:rPr>
+        <w:rFonts w:eastAsia="黑体"/>
         <w:b/>
         <w:bCs/>
       </w:rPr>
@@ -10482,12 +10988,14 @@
     </w:tcPr>
     <w:tblStylePr w:type="firstRow">
       <w:rPr>
+        <w:rFonts w:eastAsia="黑体"/>
         <w:b/>
         <w:bCs/>
       </w:rPr>
     </w:tblStylePr>
     <w:tblStylePr w:type="lastRow">
       <w:rPr>
+        <w:rFonts w:eastAsia="黑体"/>
         <w:b/>
         <w:bCs/>
       </w:rPr>
@@ -10500,12 +11008,14 @@
     </w:tblStylePr>
     <w:tblStylePr w:type="firstCol">
       <w:rPr>
+        <w:rFonts w:eastAsia="黑体"/>
         <w:b/>
         <w:bCs/>
       </w:rPr>
     </w:tblStylePr>
     <w:tblStylePr w:type="lastCol">
       <w:rPr>
+        <w:rFonts w:eastAsia="黑体"/>
         <w:b/>
         <w:bCs/>
       </w:rPr>
@@ -10532,7 +11042,7 @@
       <w:spacing w:after="0" w:line="240" w:lineRule="auto"/>
     </w:pPr>
     <w:rPr>
-      <w:rFonts w:asciiTheme="majorHAnsi" w:cstheme="majorBidi" w:eastAsiaTheme="majorEastAsia" w:hAnsiTheme="majorHAnsi"/>
+      <w:rFonts w:asciiTheme="majorHAnsi" w:cstheme="majorBidi" w:hAnsiTheme="majorHAnsi" w:eastAsia="黑体"/>
       <w:color w:themeColor="text1" w:val="000000"/>
     </w:rPr>
     <w:tblPr>
@@ -10559,6 +11069,7 @@
     </w:tcPr>
     <w:tblStylePr w:type="firstRow">
       <w:rPr>
+        <w:rFonts w:eastAsia="黑体"/>
         <w:b/>
         <w:bCs/>
         <w:color w:themeColor="text1" w:val="000000"/>
@@ -10570,6 +11081,7 @@
     </w:tblStylePr>
     <w:tblStylePr w:type="lastRow">
       <w:rPr>
+        <w:rFonts w:eastAsia="黑体"/>
         <w:b/>
         <w:bCs/>
         <w:color w:themeColor="text1" w:val="000000"/>
@@ -10589,6 +11101,7 @@
     </w:tblStylePr>
     <w:tblStylePr w:type="firstCol">
       <w:rPr>
+        <w:rFonts w:eastAsia="黑体"/>
         <w:b/>
         <w:bCs/>
         <w:color w:themeColor="text1" w:val="000000"/>
@@ -10608,6 +11121,7 @@
     </w:tblStylePr>
     <w:tblStylePr w:type="lastCol">
       <w:rPr>
+        <w:rFonts w:eastAsia="黑体"/>
         <w:b w:val="0"/>
         <w:bCs w:val="0"/>
         <w:color w:themeColor="text1" w:val="000000"/>
@@ -10657,7 +11171,7 @@
       <w:spacing w:after="0" w:line="240" w:lineRule="auto"/>
     </w:pPr>
     <w:rPr>
-      <w:rFonts w:asciiTheme="majorHAnsi" w:cstheme="majorBidi" w:eastAsiaTheme="majorEastAsia" w:hAnsiTheme="majorHAnsi"/>
+      <w:rFonts w:asciiTheme="majorHAnsi" w:cstheme="majorBidi" w:hAnsiTheme="majorHAnsi" w:eastAsia="黑体"/>
       <w:color w:themeColor="text1" w:val="000000"/>
     </w:rPr>
     <w:tblPr>
@@ -10684,6 +11198,7 @@
     </w:tcPr>
     <w:tblStylePr w:type="firstRow">
       <w:rPr>
+        <w:rFonts w:eastAsia="黑体"/>
         <w:b/>
         <w:bCs/>
         <w:color w:themeColor="text1" w:val="000000"/>
@@ -10695,6 +11210,7 @@
     </w:tblStylePr>
     <w:tblStylePr w:type="lastRow">
       <w:rPr>
+        <w:rFonts w:eastAsia="黑体"/>
         <w:b/>
         <w:bCs/>
         <w:color w:themeColor="text1" w:val="000000"/>
@@ -10714,6 +11230,7 @@
     </w:tblStylePr>
     <w:tblStylePr w:type="firstCol">
       <w:rPr>
+        <w:rFonts w:eastAsia="黑体"/>
         <w:b/>
         <w:bCs/>
         <w:color w:themeColor="text1" w:val="000000"/>
@@ -10733,6 +11250,7 @@
     </w:tblStylePr>
     <w:tblStylePr w:type="lastCol">
       <w:rPr>
+        <w:rFonts w:eastAsia="黑体"/>
         <w:b w:val="0"/>
         <w:bCs w:val="0"/>
         <w:color w:themeColor="text1" w:val="000000"/>
@@ -10782,7 +11300,7 @@
       <w:spacing w:after="0" w:line="240" w:lineRule="auto"/>
     </w:pPr>
     <w:rPr>
-      <w:rFonts w:asciiTheme="majorHAnsi" w:cstheme="majorBidi" w:eastAsiaTheme="majorEastAsia" w:hAnsiTheme="majorHAnsi"/>
+      <w:rFonts w:asciiTheme="majorHAnsi" w:cstheme="majorBidi" w:hAnsiTheme="majorHAnsi" w:eastAsia="黑体"/>
       <w:color w:themeColor="text1" w:val="000000"/>
     </w:rPr>
     <w:tblPr>
@@ -10809,6 +11327,7 @@
     </w:tcPr>
     <w:tblStylePr w:type="firstRow">
       <w:rPr>
+        <w:rFonts w:eastAsia="黑体"/>
         <w:b/>
         <w:bCs/>
         <w:color w:themeColor="text1" w:val="000000"/>
@@ -10820,6 +11339,7 @@
     </w:tblStylePr>
     <w:tblStylePr w:type="lastRow">
       <w:rPr>
+        <w:rFonts w:eastAsia="黑体"/>
         <w:b/>
         <w:bCs/>
         <w:color w:themeColor="text1" w:val="000000"/>
@@ -10839,6 +11359,7 @@
     </w:tblStylePr>
     <w:tblStylePr w:type="firstCol">
       <w:rPr>
+        <w:rFonts w:eastAsia="黑体"/>
         <w:b/>
         <w:bCs/>
         <w:color w:themeColor="text1" w:val="000000"/>
@@ -10858,6 +11379,7 @@
     </w:tblStylePr>
     <w:tblStylePr w:type="lastCol">
       <w:rPr>
+        <w:rFonts w:eastAsia="黑体"/>
         <w:b w:val="0"/>
         <w:bCs w:val="0"/>
         <w:color w:themeColor="text1" w:val="000000"/>
@@ -10907,7 +11429,7 @@
       <w:spacing w:after="0" w:line="240" w:lineRule="auto"/>
     </w:pPr>
     <w:rPr>
-      <w:rFonts w:asciiTheme="majorHAnsi" w:cstheme="majorBidi" w:eastAsiaTheme="majorEastAsia" w:hAnsiTheme="majorHAnsi"/>
+      <w:rFonts w:asciiTheme="majorHAnsi" w:cstheme="majorBidi" w:hAnsiTheme="majorHAnsi" w:eastAsia="黑体"/>
       <w:color w:themeColor="text1" w:val="000000"/>
     </w:rPr>
     <w:tblPr>
@@ -10934,6 +11456,7 @@
     </w:tcPr>
     <w:tblStylePr w:type="firstRow">
       <w:rPr>
+        <w:rFonts w:eastAsia="黑体"/>
         <w:b/>
         <w:bCs/>
         <w:color w:themeColor="text1" w:val="000000"/>
@@ -10945,6 +11468,7 @@
     </w:tblStylePr>
     <w:tblStylePr w:type="lastRow">
       <w:rPr>
+        <w:rFonts w:eastAsia="黑体"/>
         <w:b/>
         <w:bCs/>
         <w:color w:themeColor="text1" w:val="000000"/>
@@ -10964,6 +11488,7 @@
     </w:tblStylePr>
     <w:tblStylePr w:type="firstCol">
       <w:rPr>
+        <w:rFonts w:eastAsia="黑体"/>
         <w:b/>
         <w:bCs/>
         <w:color w:themeColor="text1" w:val="000000"/>
@@ -10983,6 +11508,7 @@
     </w:tblStylePr>
     <w:tblStylePr w:type="lastCol">
       <w:rPr>
+        <w:rFonts w:eastAsia="黑体"/>
         <w:b w:val="0"/>
         <w:bCs w:val="0"/>
         <w:color w:themeColor="text1" w:val="000000"/>
@@ -11032,7 +11558,7 @@
       <w:spacing w:after="0" w:line="240" w:lineRule="auto"/>
     </w:pPr>
     <w:rPr>
-      <w:rFonts w:asciiTheme="majorHAnsi" w:cstheme="majorBidi" w:eastAsiaTheme="majorEastAsia" w:hAnsiTheme="majorHAnsi"/>
+      <w:rFonts w:asciiTheme="majorHAnsi" w:cstheme="majorBidi" w:hAnsiTheme="majorHAnsi" w:eastAsia="黑体"/>
       <w:color w:themeColor="text1" w:val="000000"/>
     </w:rPr>
     <w:tblPr>
@@ -11059,6 +11585,7 @@
     </w:tcPr>
     <w:tblStylePr w:type="firstRow">
       <w:rPr>
+        <w:rFonts w:eastAsia="黑体"/>
         <w:b/>
         <w:bCs/>
         <w:color w:themeColor="text1" w:val="000000"/>
@@ -11070,6 +11597,7 @@
     </w:tblStylePr>
     <w:tblStylePr w:type="lastRow">
       <w:rPr>
+        <w:rFonts w:eastAsia="黑体"/>
         <w:b/>
         <w:bCs/>
         <w:color w:themeColor="text1" w:val="000000"/>
@@ -11089,6 +11617,7 @@
     </w:tblStylePr>
     <w:tblStylePr w:type="firstCol">
       <w:rPr>
+        <w:rFonts w:eastAsia="黑体"/>
         <w:b/>
         <w:bCs/>
         <w:color w:themeColor="text1" w:val="000000"/>
@@ -11108,6 +11637,7 @@
     </w:tblStylePr>
     <w:tblStylePr w:type="lastCol">
       <w:rPr>
+        <w:rFonts w:eastAsia="黑体"/>
         <w:b w:val="0"/>
         <w:bCs w:val="0"/>
         <w:color w:themeColor="text1" w:val="000000"/>
@@ -11157,7 +11687,7 @@
       <w:spacing w:after="0" w:line="240" w:lineRule="auto"/>
     </w:pPr>
     <w:rPr>
-      <w:rFonts w:asciiTheme="majorHAnsi" w:cstheme="majorBidi" w:eastAsiaTheme="majorEastAsia" w:hAnsiTheme="majorHAnsi"/>
+      <w:rFonts w:asciiTheme="majorHAnsi" w:cstheme="majorBidi" w:hAnsiTheme="majorHAnsi" w:eastAsia="黑体"/>
       <w:color w:themeColor="text1" w:val="000000"/>
     </w:rPr>
     <w:tblPr>
@@ -11184,6 +11714,7 @@
     </w:tcPr>
     <w:tblStylePr w:type="firstRow">
       <w:rPr>
+        <w:rFonts w:eastAsia="黑体"/>
         <w:b/>
         <w:bCs/>
         <w:color w:themeColor="text1" w:val="000000"/>
@@ -11195,6 +11726,7 @@
     </w:tblStylePr>
     <w:tblStylePr w:type="lastRow">
       <w:rPr>
+        <w:rFonts w:eastAsia="黑体"/>
         <w:b/>
         <w:bCs/>
         <w:color w:themeColor="text1" w:val="000000"/>
@@ -11214,6 +11746,7 @@
     </w:tblStylePr>
     <w:tblStylePr w:type="firstCol">
       <w:rPr>
+        <w:rFonts w:eastAsia="黑体"/>
         <w:b/>
         <w:bCs/>
         <w:color w:themeColor="text1" w:val="000000"/>
@@ -11233,6 +11766,7 @@
     </w:tblStylePr>
     <w:tblStylePr w:type="lastCol">
       <w:rPr>
+        <w:rFonts w:eastAsia="黑体"/>
         <w:b w:val="0"/>
         <w:bCs w:val="0"/>
         <w:color w:themeColor="text1" w:val="000000"/>
@@ -11282,7 +11816,7 @@
       <w:spacing w:after="0" w:line="240" w:lineRule="auto"/>
     </w:pPr>
     <w:rPr>
-      <w:rFonts w:asciiTheme="majorHAnsi" w:cstheme="majorBidi" w:eastAsiaTheme="majorEastAsia" w:hAnsiTheme="majorHAnsi"/>
+      <w:rFonts w:asciiTheme="majorHAnsi" w:cstheme="majorBidi" w:hAnsiTheme="majorHAnsi" w:eastAsia="黑体"/>
       <w:color w:themeColor="text1" w:val="000000"/>
     </w:rPr>
     <w:tblPr>
@@ -11309,6 +11843,7 @@
     </w:tcPr>
     <w:tblStylePr w:type="firstRow">
       <w:rPr>
+        <w:rFonts w:eastAsia="黑体"/>
         <w:b/>
         <w:bCs/>
         <w:color w:themeColor="text1" w:val="000000"/>
@@ -11320,6 +11855,7 @@
     </w:tblStylePr>
     <w:tblStylePr w:type="lastRow">
       <w:rPr>
+        <w:rFonts w:eastAsia="黑体"/>
         <w:b/>
         <w:bCs/>
         <w:color w:themeColor="text1" w:val="000000"/>
@@ -11339,6 +11875,7 @@
     </w:tblStylePr>
     <w:tblStylePr w:type="firstCol">
       <w:rPr>
+        <w:rFonts w:eastAsia="黑体"/>
         <w:b/>
         <w:bCs/>
         <w:color w:themeColor="text1" w:val="000000"/>
@@ -11358,6 +11895,7 @@
     </w:tblStylePr>
     <w:tblStylePr w:type="lastCol">
       <w:rPr>
+        <w:rFonts w:eastAsia="黑体"/>
         <w:b w:val="0"/>
         <w:bCs w:val="0"/>
         <w:color w:themeColor="text1" w:val="000000"/>
@@ -11430,6 +11968,7 @@
     </w:tcPr>
     <w:tblStylePr w:type="firstRow">
       <w:rPr>
+        <w:rFonts w:eastAsia="黑体"/>
         <w:b/>
         <w:bCs/>
         <w:i w:val="0"/>
@@ -11451,6 +11990,7 @@
     </w:tblStylePr>
     <w:tblStylePr w:type="lastRow">
       <w:rPr>
+        <w:rFonts w:eastAsia="黑体"/>
         <w:b/>
         <w:bCs/>
         <w:i w:val="0"/>
@@ -11472,6 +12012,7 @@
     </w:tblStylePr>
     <w:tblStylePr w:type="firstCol">
       <w:rPr>
+        <w:rFonts w:eastAsia="黑体"/>
         <w:b/>
         <w:bCs/>
         <w:i w:val="0"/>
@@ -11491,6 +12032,7 @@
     </w:tblStylePr>
     <w:tblStylePr w:type="lastCol">
       <w:rPr>
+        <w:rFonts w:eastAsia="黑体"/>
         <w:b/>
         <w:bCs/>
         <w:i w:val="0"/>
@@ -11571,6 +12113,7 @@
     </w:tcPr>
     <w:tblStylePr w:type="firstRow">
       <w:rPr>
+        <w:rFonts w:eastAsia="黑体"/>
         <w:b/>
         <w:bCs/>
         <w:i w:val="0"/>
@@ -11592,6 +12135,7 @@
     </w:tblStylePr>
     <w:tblStylePr w:type="lastRow">
       <w:rPr>
+        <w:rFonts w:eastAsia="黑体"/>
         <w:b/>
         <w:bCs/>
         <w:i w:val="0"/>
@@ -11613,6 +12157,7 @@
     </w:tblStylePr>
     <w:tblStylePr w:type="firstCol">
       <w:rPr>
+        <w:rFonts w:eastAsia="黑体"/>
         <w:b/>
         <w:bCs/>
         <w:i w:val="0"/>
@@ -11632,6 +12177,7 @@
     </w:tblStylePr>
     <w:tblStylePr w:type="lastCol">
       <w:rPr>
+        <w:rFonts w:eastAsia="黑体"/>
         <w:b/>
         <w:bCs/>
         <w:i w:val="0"/>
@@ -11712,6 +12258,7 @@
     </w:tcPr>
     <w:tblStylePr w:type="firstRow">
       <w:rPr>
+        <w:rFonts w:eastAsia="黑体"/>
         <w:b/>
         <w:bCs/>
         <w:i w:val="0"/>
@@ -11733,6 +12280,7 @@
     </w:tblStylePr>
     <w:tblStylePr w:type="lastRow">
       <w:rPr>
+        <w:rFonts w:eastAsia="黑体"/>
         <w:b/>
         <w:bCs/>
         <w:i w:val="0"/>
@@ -11754,6 +12302,7 @@
     </w:tblStylePr>
     <w:tblStylePr w:type="firstCol">
       <w:rPr>
+        <w:rFonts w:eastAsia="黑体"/>
         <w:b/>
         <w:bCs/>
         <w:i w:val="0"/>
@@ -11773,6 +12322,7 @@
     </w:tblStylePr>
     <w:tblStylePr w:type="lastCol">
       <w:rPr>
+        <w:rFonts w:eastAsia="黑体"/>
         <w:b/>
         <w:bCs/>
         <w:i w:val="0"/>
@@ -11853,6 +12403,7 @@
     </w:tcPr>
     <w:tblStylePr w:type="firstRow">
       <w:rPr>
+        <w:rFonts w:eastAsia="黑体"/>
         <w:b/>
         <w:bCs/>
         <w:i w:val="0"/>
@@ -11874,6 +12425,7 @@
     </w:tblStylePr>
     <w:tblStylePr w:type="lastRow">
       <w:rPr>
+        <w:rFonts w:eastAsia="黑体"/>
         <w:b/>
         <w:bCs/>
         <w:i w:val="0"/>
@@ -11895,6 +12447,7 @@
     </w:tblStylePr>
     <w:tblStylePr w:type="firstCol">
       <w:rPr>
+        <w:rFonts w:eastAsia="黑体"/>
         <w:b/>
         <w:bCs/>
         <w:i w:val="0"/>
@@ -11914,6 +12467,7 @@
     </w:tblStylePr>
     <w:tblStylePr w:type="lastCol">
       <w:rPr>
+        <w:rFonts w:eastAsia="黑体"/>
         <w:b/>
         <w:bCs/>
         <w:i w:val="0"/>
@@ -11994,6 +12548,7 @@
     </w:tcPr>
     <w:tblStylePr w:type="firstRow">
       <w:rPr>
+        <w:rFonts w:eastAsia="黑体"/>
         <w:b/>
         <w:bCs/>
         <w:i w:val="0"/>
@@ -12015,6 +12570,7 @@
     </w:tblStylePr>
     <w:tblStylePr w:type="lastRow">
       <w:rPr>
+        <w:rFonts w:eastAsia="黑体"/>
         <w:b/>
         <w:bCs/>
         <w:i w:val="0"/>
@@ -12036,6 +12592,7 @@
     </w:tblStylePr>
     <w:tblStylePr w:type="firstCol">
       <w:rPr>
+        <w:rFonts w:eastAsia="黑体"/>
         <w:b/>
         <w:bCs/>
         <w:i w:val="0"/>
@@ -12055,6 +12612,7 @@
     </w:tblStylePr>
     <w:tblStylePr w:type="lastCol">
       <w:rPr>
+        <w:rFonts w:eastAsia="黑体"/>
         <w:b/>
         <w:bCs/>
         <w:i w:val="0"/>
@@ -12135,6 +12693,7 @@
     </w:tcPr>
     <w:tblStylePr w:type="firstRow">
       <w:rPr>
+        <w:rFonts w:eastAsia="黑体"/>
         <w:b/>
         <w:bCs/>
         <w:i w:val="0"/>
@@ -12156,6 +12715,7 @@
     </w:tblStylePr>
     <w:tblStylePr w:type="lastRow">
       <w:rPr>
+        <w:rFonts w:eastAsia="黑体"/>
         <w:b/>
         <w:bCs/>
         <w:i w:val="0"/>
@@ -12177,6 +12737,7 @@
     </w:tblStylePr>
     <w:tblStylePr w:type="firstCol">
       <w:rPr>
+        <w:rFonts w:eastAsia="黑体"/>
         <w:b/>
         <w:bCs/>
         <w:i w:val="0"/>
@@ -12196,6 +12757,7 @@
     </w:tblStylePr>
     <w:tblStylePr w:type="lastCol">
       <w:rPr>
+        <w:rFonts w:eastAsia="黑体"/>
         <w:b/>
         <w:bCs/>
         <w:i w:val="0"/>
@@ -12276,6 +12838,7 @@
     </w:tcPr>
     <w:tblStylePr w:type="firstRow">
       <w:rPr>
+        <w:rFonts w:eastAsia="黑体"/>
         <w:b/>
         <w:bCs/>
         <w:i w:val="0"/>
@@ -12297,6 +12860,7 @@
     </w:tblStylePr>
     <w:tblStylePr w:type="lastRow">
       <w:rPr>
+        <w:rFonts w:eastAsia="黑体"/>
         <w:b/>
         <w:bCs/>
         <w:i w:val="0"/>
@@ -12318,6 +12882,7 @@
     </w:tblStylePr>
     <w:tblStylePr w:type="firstCol">
       <w:rPr>
+        <w:rFonts w:eastAsia="黑体"/>
         <w:b/>
         <w:bCs/>
         <w:i w:val="0"/>
@@ -12337,6 +12902,7 @@
     </w:tblStylePr>
     <w:tblStylePr w:type="lastCol">
       <w:rPr>
+        <w:rFonts w:eastAsia="黑体"/>
         <w:b/>
         <w:bCs/>
         <w:i w:val="0"/>
@@ -12394,6 +12960,7 @@
       <w:spacing w:after="0" w:line="240" w:lineRule="auto"/>
     </w:pPr>
     <w:rPr>
+      <w:rFonts w:eastAsia="黑体"/>
       <w:color w:themeColor="background1" w:val="FFFFFF"/>
     </w:rPr>
     <w:tblPr>
@@ -12412,6 +12979,7 @@
     </w:tcPr>
     <w:tblStylePr w:type="firstRow">
       <w:rPr>
+        <w:rFonts w:eastAsia="黑体"/>
         <w:b/>
         <w:bCs/>
       </w:rPr>
@@ -12508,6 +13076,7 @@
       <w:spacing w:after="0" w:line="240" w:lineRule="auto"/>
     </w:pPr>
     <w:rPr>
+      <w:rFonts w:eastAsia="黑体"/>
       <w:color w:themeColor="background1" w:val="FFFFFF"/>
     </w:rPr>
     <w:tblPr>
@@ -12526,6 +13095,7 @@
     </w:tcPr>
     <w:tblStylePr w:type="firstRow">
       <w:rPr>
+        <w:rFonts w:eastAsia="黑体"/>
         <w:b/>
         <w:bCs/>
       </w:rPr>
@@ -12622,6 +13192,7 @@
       <w:spacing w:after="0" w:line="240" w:lineRule="auto"/>
     </w:pPr>
     <w:rPr>
+      <w:rFonts w:eastAsia="黑体"/>
       <w:color w:themeColor="background1" w:val="FFFFFF"/>
     </w:rPr>
     <w:tblPr>
@@ -12640,6 +13211,7 @@
     </w:tcPr>
     <w:tblStylePr w:type="firstRow">
       <w:rPr>
+        <w:rFonts w:eastAsia="黑体"/>
         <w:b/>
         <w:bCs/>
       </w:rPr>
@@ -12736,6 +13308,7 @@
       <w:spacing w:after="0" w:line="240" w:lineRule="auto"/>
     </w:pPr>
     <w:rPr>
+      <w:rFonts w:eastAsia="黑体"/>
       <w:color w:themeColor="background1" w:val="FFFFFF"/>
     </w:rPr>
     <w:tblPr>
@@ -12754,6 +13327,7 @@
     </w:tcPr>
     <w:tblStylePr w:type="firstRow">
       <w:rPr>
+        <w:rFonts w:eastAsia="黑体"/>
         <w:b/>
         <w:bCs/>
       </w:rPr>
@@ -12850,6 +13424,7 @@
       <w:spacing w:after="0" w:line="240" w:lineRule="auto"/>
     </w:pPr>
     <w:rPr>
+      <w:rFonts w:eastAsia="黑体"/>
       <w:color w:themeColor="background1" w:val="FFFFFF"/>
     </w:rPr>
     <w:tblPr>
@@ -12868,6 +13443,7 @@
     </w:tcPr>
     <w:tblStylePr w:type="firstRow">
       <w:rPr>
+        <w:rFonts w:eastAsia="黑体"/>
         <w:b/>
         <w:bCs/>
       </w:rPr>
@@ -12964,6 +13540,7 @@
       <w:spacing w:after="0" w:line="240" w:lineRule="auto"/>
     </w:pPr>
     <w:rPr>
+      <w:rFonts w:eastAsia="黑体"/>
       <w:color w:themeColor="background1" w:val="FFFFFF"/>
     </w:rPr>
     <w:tblPr>
@@ -12982,6 +13559,7 @@
     </w:tcPr>
     <w:tblStylePr w:type="firstRow">
       <w:rPr>
+        <w:rFonts w:eastAsia="黑体"/>
         <w:b/>
         <w:bCs/>
       </w:rPr>
@@ -13078,6 +13656,7 @@
       <w:spacing w:after="0" w:line="240" w:lineRule="auto"/>
     </w:pPr>
     <w:rPr>
+      <w:rFonts w:eastAsia="黑体"/>
       <w:color w:themeColor="background1" w:val="FFFFFF"/>
     </w:rPr>
     <w:tblPr>
@@ -13096,6 +13675,7 @@
     </w:tcPr>
     <w:tblStylePr w:type="firstRow">
       <w:rPr>
+        <w:rFonts w:eastAsia="黑体"/>
         <w:b/>
         <w:bCs/>
       </w:rPr>
@@ -13192,6 +13772,7 @@
       <w:spacing w:after="0" w:line="240" w:lineRule="auto"/>
     </w:pPr>
     <w:rPr>
+      <w:rFonts w:eastAsia="黑体"/>
       <w:color w:themeColor="text1" w:val="000000"/>
     </w:rPr>
     <w:tblPr>
@@ -13218,6 +13799,7 @@
     </w:tcPr>
     <w:tblStylePr w:type="firstRow">
       <w:rPr>
+        <w:rFonts w:eastAsia="黑体"/>
         <w:b/>
         <w:bCs/>
       </w:rPr>
@@ -13236,6 +13818,7 @@
     </w:tblStylePr>
     <w:tblStylePr w:type="lastRow">
       <w:rPr>
+        <w:rFonts w:eastAsia="黑体"/>
         <w:b/>
         <w:bCs/>
         <w:color w:themeColor="background1" w:val="FFFFFF"/>
@@ -13250,6 +13833,7 @@
     </w:tblStylePr>
     <w:tblStylePr w:type="firstCol">
       <w:rPr>
+        <w:rFonts w:eastAsia="黑体"/>
         <w:color w:themeColor="background1" w:val="FFFFFF"/>
       </w:rPr>
       <w:tblPr/>
@@ -13267,6 +13851,7 @@
     </w:tblStylePr>
     <w:tblStylePr w:type="lastCol">
       <w:rPr>
+        <w:rFonts w:eastAsia="黑体"/>
         <w:color w:themeColor="background1" w:val="FFFFFF"/>
       </w:rPr>
       <w:tblPr/>
@@ -13296,11 +13881,13 @@
     </w:tblStylePr>
     <w:tblStylePr w:type="neCell">
       <w:rPr>
+        <w:rFonts w:eastAsia="黑体"/>
         <w:color w:themeColor="text1" w:val="000000"/>
       </w:rPr>
     </w:tblStylePr>
     <w:tblStylePr w:type="nwCell">
       <w:rPr>
+        <w:rFonts w:eastAsia="黑体"/>
         <w:color w:themeColor="text1" w:val="000000"/>
       </w:rPr>
     </w:tblStylePr>
@@ -13314,6 +13901,7 @@
       <w:spacing w:after="0" w:line="240" w:lineRule="auto"/>
     </w:pPr>
     <w:rPr>
+      <w:rFonts w:eastAsia="黑体"/>
       <w:color w:themeColor="text1" w:val="000000"/>
     </w:rPr>
     <w:tblPr>
@@ -13340,6 +13928,7 @@
     </w:tcPr>
     <w:tblStylePr w:type="firstRow">
       <w:rPr>
+        <w:rFonts w:eastAsia="黑体"/>
         <w:b/>
         <w:bCs/>
       </w:rPr>
@@ -13358,6 +13947,7 @@
     </w:tblStylePr>
     <w:tblStylePr w:type="lastRow">
       <w:rPr>
+        <w:rFonts w:eastAsia="黑体"/>
         <w:b/>
         <w:bCs/>
         <w:color w:themeColor="background1" w:val="FFFFFF"/>
@@ -13372,6 +13962,7 @@
     </w:tblStylePr>
     <w:tblStylePr w:type="firstCol">
       <w:rPr>
+        <w:rFonts w:eastAsia="黑体"/>
         <w:color w:themeColor="background1" w:val="FFFFFF"/>
       </w:rPr>
       <w:tblPr/>
@@ -13389,6 +13980,7 @@
     </w:tblStylePr>
     <w:tblStylePr w:type="lastCol">
       <w:rPr>
+        <w:rFonts w:eastAsia="黑体"/>
         <w:color w:themeColor="background1" w:val="FFFFFF"/>
       </w:rPr>
       <w:tblPr/>
@@ -13418,11 +14010,13 @@
     </w:tblStylePr>
     <w:tblStylePr w:type="neCell">
       <w:rPr>
+        <w:rFonts w:eastAsia="黑体"/>
         <w:color w:themeColor="text1" w:val="000000"/>
       </w:rPr>
     </w:tblStylePr>
     <w:tblStylePr w:type="nwCell">
       <w:rPr>
+        <w:rFonts w:eastAsia="黑体"/>
         <w:color w:themeColor="text1" w:val="000000"/>
       </w:rPr>
     </w:tblStylePr>
@@ -13436,6 +14030,7 @@
       <w:spacing w:after="0" w:line="240" w:lineRule="auto"/>
     </w:pPr>
     <w:rPr>
+      <w:rFonts w:eastAsia="黑体"/>
       <w:color w:themeColor="text1" w:val="000000"/>
     </w:rPr>
     <w:tblPr>
@@ -13462,6 +14057,7 @@
     </w:tcPr>
     <w:tblStylePr w:type="firstRow">
       <w:rPr>
+        <w:rFonts w:eastAsia="黑体"/>
         <w:b/>
         <w:bCs/>
       </w:rPr>
@@ -13480,6 +14076,7 @@
     </w:tblStylePr>
     <w:tblStylePr w:type="lastRow">
       <w:rPr>
+        <w:rFonts w:eastAsia="黑体"/>
         <w:b/>
         <w:bCs/>
         <w:color w:themeColor="background1" w:val="FFFFFF"/>
@@ -13494,6 +14091,7 @@
     </w:tblStylePr>
     <w:tblStylePr w:type="firstCol">
       <w:rPr>
+        <w:rFonts w:eastAsia="黑体"/>
         <w:color w:themeColor="background1" w:val="FFFFFF"/>
       </w:rPr>
       <w:tblPr/>
@@ -13511,6 +14109,7 @@
     </w:tblStylePr>
     <w:tblStylePr w:type="lastCol">
       <w:rPr>
+        <w:rFonts w:eastAsia="黑体"/>
         <w:color w:themeColor="background1" w:val="FFFFFF"/>
       </w:rPr>
       <w:tblPr/>
@@ -13540,11 +14139,13 @@
     </w:tblStylePr>
     <w:tblStylePr w:type="neCell">
       <w:rPr>
+        <w:rFonts w:eastAsia="黑体"/>
         <w:color w:themeColor="text1" w:val="000000"/>
       </w:rPr>
     </w:tblStylePr>
     <w:tblStylePr w:type="nwCell">
       <w:rPr>
+        <w:rFonts w:eastAsia="黑体"/>
         <w:color w:themeColor="text1" w:val="000000"/>
       </w:rPr>
     </w:tblStylePr>
@@ -13558,6 +14159,7 @@
       <w:spacing w:after="0" w:line="240" w:lineRule="auto"/>
     </w:pPr>
     <w:rPr>
+      <w:rFonts w:eastAsia="黑体"/>
       <w:color w:themeColor="text1" w:val="000000"/>
     </w:rPr>
     <w:tblPr>
@@ -13584,6 +14186,7 @@
     </w:tcPr>
     <w:tblStylePr w:type="firstRow">
       <w:rPr>
+        <w:rFonts w:eastAsia="黑体"/>
         <w:b/>
         <w:bCs/>
       </w:rPr>
@@ -13602,6 +14205,7 @@
     </w:tblStylePr>
     <w:tblStylePr w:type="lastRow">
       <w:rPr>
+        <w:rFonts w:eastAsia="黑体"/>
         <w:b/>
         <w:bCs/>
         <w:color w:themeColor="background1" w:val="FFFFFF"/>
@@ -13616,6 +14220,7 @@
     </w:tblStylePr>
     <w:tblStylePr w:type="firstCol">
       <w:rPr>
+        <w:rFonts w:eastAsia="黑体"/>
         <w:color w:themeColor="background1" w:val="FFFFFF"/>
       </w:rPr>
       <w:tblPr/>
@@ -13633,6 +14238,7 @@
     </w:tblStylePr>
     <w:tblStylePr w:type="lastCol">
       <w:rPr>
+        <w:rFonts w:eastAsia="黑体"/>
         <w:color w:themeColor="background1" w:val="FFFFFF"/>
       </w:rPr>
       <w:tblPr/>
@@ -13670,6 +14276,7 @@
       <w:spacing w:after="0" w:line="240" w:lineRule="auto"/>
     </w:pPr>
     <w:rPr>
+      <w:rFonts w:eastAsia="黑体"/>
       <w:color w:themeColor="text1" w:val="000000"/>
     </w:rPr>
     <w:tblPr>
@@ -13696,6 +14303,7 @@
     </w:tcPr>
     <w:tblStylePr w:type="firstRow">
       <w:rPr>
+        <w:rFonts w:eastAsia="黑体"/>
         <w:b/>
         <w:bCs/>
       </w:rPr>
@@ -13714,6 +14322,7 @@
     </w:tblStylePr>
     <w:tblStylePr w:type="lastRow">
       <w:rPr>
+        <w:rFonts w:eastAsia="黑体"/>
         <w:b/>
         <w:bCs/>
         <w:color w:themeColor="background1" w:val="FFFFFF"/>
@@ -13728,6 +14337,7 @@
     </w:tblStylePr>
     <w:tblStylePr w:type="firstCol">
       <w:rPr>
+        <w:rFonts w:eastAsia="黑体"/>
         <w:color w:themeColor="background1" w:val="FFFFFF"/>
       </w:rPr>
       <w:tblPr/>
@@ -13745,6 +14355,7 @@
     </w:tblStylePr>
     <w:tblStylePr w:type="lastCol">
       <w:rPr>
+        <w:rFonts w:eastAsia="黑体"/>
         <w:color w:themeColor="background1" w:val="FFFFFF"/>
       </w:rPr>
       <w:tblPr/>
@@ -13774,11 +14385,13 @@
     </w:tblStylePr>
     <w:tblStylePr w:type="neCell">
       <w:rPr>
+        <w:rFonts w:eastAsia="黑体"/>
         <w:color w:themeColor="text1" w:val="000000"/>
       </w:rPr>
     </w:tblStylePr>
     <w:tblStylePr w:type="nwCell">
       <w:rPr>
+        <w:rFonts w:eastAsia="黑体"/>
         <w:color w:themeColor="text1" w:val="000000"/>
       </w:rPr>
     </w:tblStylePr>
@@ -13792,6 +14405,7 @@
       <w:spacing w:after="0" w:line="240" w:lineRule="auto"/>
     </w:pPr>
     <w:rPr>
+      <w:rFonts w:eastAsia="黑体"/>
       <w:color w:themeColor="text1" w:val="000000"/>
     </w:rPr>
     <w:tblPr>
@@ -13818,6 +14432,7 @@
     </w:tcPr>
     <w:tblStylePr w:type="firstRow">
       <w:rPr>
+        <w:rFonts w:eastAsia="黑体"/>
         <w:b/>
         <w:bCs/>
       </w:rPr>
@@ -13836,6 +14451,7 @@
     </w:tblStylePr>
     <w:tblStylePr w:type="lastRow">
       <w:rPr>
+        <w:rFonts w:eastAsia="黑体"/>
         <w:b/>
         <w:bCs/>
         <w:color w:themeColor="background1" w:val="FFFFFF"/>
@@ -13850,6 +14466,7 @@
     </w:tblStylePr>
     <w:tblStylePr w:type="firstCol">
       <w:rPr>
+        <w:rFonts w:eastAsia="黑体"/>
         <w:color w:themeColor="background1" w:val="FFFFFF"/>
       </w:rPr>
       <w:tblPr/>
@@ -13867,6 +14484,7 @@
     </w:tblStylePr>
     <w:tblStylePr w:type="lastCol">
       <w:rPr>
+        <w:rFonts w:eastAsia="黑体"/>
         <w:color w:themeColor="background1" w:val="FFFFFF"/>
       </w:rPr>
       <w:tblPr/>
@@ -13896,11 +14514,13 @@
     </w:tblStylePr>
     <w:tblStylePr w:type="neCell">
       <w:rPr>
+        <w:rFonts w:eastAsia="黑体"/>
         <w:color w:themeColor="text1" w:val="000000"/>
       </w:rPr>
     </w:tblStylePr>
     <w:tblStylePr w:type="nwCell">
       <w:rPr>
+        <w:rFonts w:eastAsia="黑体"/>
         <w:color w:themeColor="text1" w:val="000000"/>
       </w:rPr>
     </w:tblStylePr>
@@ -13914,6 +14534,7 @@
       <w:spacing w:after="0" w:line="240" w:lineRule="auto"/>
     </w:pPr>
     <w:rPr>
+      <w:rFonts w:eastAsia="黑体"/>
       <w:color w:themeColor="text1" w:val="000000"/>
     </w:rPr>
     <w:tblPr>
@@ -13940,6 +14561,7 @@
     </w:tcPr>
     <w:tblStylePr w:type="firstRow">
       <w:rPr>
+        <w:rFonts w:eastAsia="黑体"/>
         <w:b/>
         <w:bCs/>
       </w:rPr>
@@ -13958,6 +14580,7 @@
     </w:tblStylePr>
     <w:tblStylePr w:type="lastRow">
       <w:rPr>
+        <w:rFonts w:eastAsia="黑体"/>
         <w:b/>
         <w:bCs/>
         <w:color w:themeColor="background1" w:val="FFFFFF"/>
@@ -13972,6 +14595,7 @@
     </w:tblStylePr>
     <w:tblStylePr w:type="firstCol">
       <w:rPr>
+        <w:rFonts w:eastAsia="黑体"/>
         <w:color w:themeColor="background1" w:val="FFFFFF"/>
       </w:rPr>
       <w:tblPr/>
@@ -13989,6 +14613,7 @@
     </w:tblStylePr>
     <w:tblStylePr w:type="lastCol">
       <w:rPr>
+        <w:rFonts w:eastAsia="黑体"/>
         <w:color w:themeColor="background1" w:val="FFFFFF"/>
       </w:rPr>
       <w:tblPr/>
@@ -14018,11 +14643,13 @@
     </w:tblStylePr>
     <w:tblStylePr w:type="neCell">
       <w:rPr>
+        <w:rFonts w:eastAsia="黑体"/>
         <w:color w:themeColor="text1" w:val="000000"/>
       </w:rPr>
     </w:tblStylePr>
     <w:tblStylePr w:type="nwCell">
       <w:rPr>
+        <w:rFonts w:eastAsia="黑体"/>
         <w:color w:themeColor="text1" w:val="000000"/>
       </w:rPr>
     </w:tblStylePr>
@@ -14036,6 +14663,7 @@
       <w:spacing w:after="0" w:line="240" w:lineRule="auto"/>
     </w:pPr>
     <w:rPr>
+      <w:rFonts w:eastAsia="黑体"/>
       <w:color w:themeColor="text1" w:val="000000"/>
     </w:rPr>
     <w:tblPr>
@@ -14054,6 +14682,7 @@
     </w:tcPr>
     <w:tblStylePr w:type="firstRow">
       <w:rPr>
+        <w:rFonts w:eastAsia="黑体"/>
         <w:b/>
         <w:bCs/>
         <w:color w:themeColor="background1" w:val="FFFFFF"/>
@@ -14068,6 +14697,7 @@
     </w:tblStylePr>
     <w:tblStylePr w:type="lastRow">
       <w:rPr>
+        <w:rFonts w:eastAsia="黑体"/>
         <w:b/>
         <w:bCs/>
         <w:color w:themeColor="accent2" w:themeShade="CC" w:val="9E3A38"/>
@@ -14082,12 +14712,14 @@
     </w:tblStylePr>
     <w:tblStylePr w:type="firstCol">
       <w:rPr>
+        <w:rFonts w:eastAsia="黑体"/>
         <w:b/>
         <w:bCs/>
       </w:rPr>
     </w:tblStylePr>
     <w:tblStylePr w:type="lastCol">
       <w:rPr>
+        <w:rFonts w:eastAsia="黑体"/>
         <w:b/>
         <w:bCs/>
       </w:rPr>
@@ -14122,6 +14754,7 @@
       <w:spacing w:after="0" w:line="240" w:lineRule="auto"/>
     </w:pPr>
     <w:rPr>
+      <w:rFonts w:eastAsia="黑体"/>
       <w:color w:themeColor="text1" w:val="000000"/>
     </w:rPr>
     <w:tblPr>
@@ -14140,6 +14773,7 @@
     </w:tcPr>
     <w:tblStylePr w:type="firstRow">
       <w:rPr>
+        <w:rFonts w:eastAsia="黑体"/>
         <w:b/>
         <w:bCs/>
         <w:color w:themeColor="background1" w:val="FFFFFF"/>
@@ -14154,6 +14788,7 @@
     </w:tblStylePr>
     <w:tblStylePr w:type="lastRow">
       <w:rPr>
+        <w:rFonts w:eastAsia="黑体"/>
         <w:b/>
         <w:bCs/>
         <w:color w:themeColor="accent2" w:themeShade="CC" w:val="9E3A38"/>
@@ -14168,12 +14803,14 @@
     </w:tblStylePr>
     <w:tblStylePr w:type="firstCol">
       <w:rPr>
+        <w:rFonts w:eastAsia="黑体"/>
         <w:b/>
         <w:bCs/>
       </w:rPr>
     </w:tblStylePr>
     <w:tblStylePr w:type="lastCol">
       <w:rPr>
+        <w:rFonts w:eastAsia="黑体"/>
         <w:b/>
         <w:bCs/>
       </w:rPr>
@@ -14208,6 +14845,7 @@
       <w:spacing w:after="0" w:line="240" w:lineRule="auto"/>
     </w:pPr>
     <w:rPr>
+      <w:rFonts w:eastAsia="黑体"/>
       <w:color w:themeColor="text1" w:val="000000"/>
     </w:rPr>
     <w:tblPr>
@@ -14226,6 +14864,7 @@
     </w:tcPr>
     <w:tblStylePr w:type="firstRow">
       <w:rPr>
+        <w:rFonts w:eastAsia="黑体"/>
         <w:b/>
         <w:bCs/>
         <w:color w:themeColor="background1" w:val="FFFFFF"/>
@@ -14240,6 +14879,7 @@
     </w:tblStylePr>
     <w:tblStylePr w:type="lastRow">
       <w:rPr>
+        <w:rFonts w:eastAsia="黑体"/>
         <w:b/>
         <w:bCs/>
         <w:color w:themeColor="accent2" w:themeShade="CC" w:val="9E3A38"/>
@@ -14254,12 +14894,14 @@
     </w:tblStylePr>
     <w:tblStylePr w:type="firstCol">
       <w:rPr>
+        <w:rFonts w:eastAsia="黑体"/>
         <w:b/>
         <w:bCs/>
       </w:rPr>
     </w:tblStylePr>
     <w:tblStylePr w:type="lastCol">
       <w:rPr>
+        <w:rFonts w:eastAsia="黑体"/>
         <w:b/>
         <w:bCs/>
       </w:rPr>
@@ -14294,6 +14936,7 @@
       <w:spacing w:after="0" w:line="240" w:lineRule="auto"/>
     </w:pPr>
     <w:rPr>
+      <w:rFonts w:eastAsia="黑体"/>
       <w:color w:themeColor="text1" w:val="000000"/>
     </w:rPr>
     <w:tblPr>
@@ -14312,6 +14955,7 @@
     </w:tcPr>
     <w:tblStylePr w:type="firstRow">
       <w:rPr>
+        <w:rFonts w:eastAsia="黑体"/>
         <w:b/>
         <w:bCs/>
         <w:color w:themeColor="background1" w:val="FFFFFF"/>
@@ -14326,6 +14970,7 @@
     </w:tblStylePr>
     <w:tblStylePr w:type="lastRow">
       <w:rPr>
+        <w:rFonts w:eastAsia="黑体"/>
         <w:b/>
         <w:bCs/>
         <w:color w:themeColor="accent4" w:themeShade="CC" w:val="664E82"/>
@@ -14340,12 +14985,14 @@
     </w:tblStylePr>
     <w:tblStylePr w:type="firstCol">
       <w:rPr>
+        <w:rFonts w:eastAsia="黑体"/>
         <w:b/>
         <w:bCs/>
       </w:rPr>
     </w:tblStylePr>
     <w:tblStylePr w:type="lastCol">
       <w:rPr>
+        <w:rFonts w:eastAsia="黑体"/>
         <w:b/>
         <w:bCs/>
       </w:rPr>
@@ -14380,6 +15027,7 @@
       <w:spacing w:after="0" w:line="240" w:lineRule="auto"/>
     </w:pPr>
     <w:rPr>
+      <w:rFonts w:eastAsia="黑体"/>
       <w:color w:themeColor="text1" w:val="000000"/>
     </w:rPr>
     <w:tblPr>
@@ -14398,6 +15046,7 @@
     </w:tcPr>
     <w:tblStylePr w:type="firstRow">
       <w:rPr>
+        <w:rFonts w:eastAsia="黑体"/>
         <w:b/>
         <w:bCs/>
         <w:color w:themeColor="background1" w:val="FFFFFF"/>
@@ -14412,6 +15061,7 @@
     </w:tblStylePr>
     <w:tblStylePr w:type="lastRow">
       <w:rPr>
+        <w:rFonts w:eastAsia="黑体"/>
         <w:b/>
         <w:bCs/>
         <w:color w:themeColor="accent3" w:themeShade="CC" w:val="7E9C40"/>
@@ -14426,12 +15076,14 @@
     </w:tblStylePr>
     <w:tblStylePr w:type="firstCol">
       <w:rPr>
+        <w:rFonts w:eastAsia="黑体"/>
         <w:b/>
         <w:bCs/>
       </w:rPr>
     </w:tblStylePr>
     <w:tblStylePr w:type="lastCol">
       <w:rPr>
+        <w:rFonts w:eastAsia="黑体"/>
         <w:b/>
         <w:bCs/>
       </w:rPr>
@@ -14466,6 +15118,7 @@
       <w:spacing w:after="0" w:line="240" w:lineRule="auto"/>
     </w:pPr>
     <w:rPr>
+      <w:rFonts w:eastAsia="黑体"/>
       <w:color w:themeColor="text1" w:val="000000"/>
     </w:rPr>
     <w:tblPr>
@@ -14484,6 +15137,7 @@
     </w:tcPr>
     <w:tblStylePr w:type="firstRow">
       <w:rPr>
+        <w:rFonts w:eastAsia="黑体"/>
         <w:b/>
         <w:bCs/>
         <w:color w:themeColor="background1" w:val="FFFFFF"/>
@@ -14498,6 +15152,7 @@
     </w:tblStylePr>
     <w:tblStylePr w:type="lastRow">
       <w:rPr>
+        <w:rFonts w:eastAsia="黑体"/>
         <w:b/>
         <w:bCs/>
         <w:color w:themeColor="accent6" w:themeShade="CC" w:val="F2730A"/>
@@ -14512,12 +15167,14 @@
     </w:tblStylePr>
     <w:tblStylePr w:type="firstCol">
       <w:rPr>
+        <w:rFonts w:eastAsia="黑体"/>
         <w:b/>
         <w:bCs/>
       </w:rPr>
     </w:tblStylePr>
     <w:tblStylePr w:type="lastCol">
       <w:rPr>
+        <w:rFonts w:eastAsia="黑体"/>
         <w:b/>
         <w:bCs/>
       </w:rPr>
@@ -14552,6 +15209,7 @@
       <w:spacing w:after="0" w:line="240" w:lineRule="auto"/>
     </w:pPr>
     <w:rPr>
+      <w:rFonts w:eastAsia="黑体"/>
       <w:color w:themeColor="text1" w:val="000000"/>
     </w:rPr>
     <w:tblPr>
@@ -14570,6 +15228,7 @@
     </w:tcPr>
     <w:tblStylePr w:type="firstRow">
       <w:rPr>
+        <w:rFonts w:eastAsia="黑体"/>
         <w:b/>
         <w:bCs/>
         <w:color w:themeColor="background1" w:val="FFFFFF"/>
@@ -14584,6 +15243,7 @@
     </w:tblStylePr>
     <w:tblStylePr w:type="lastRow">
       <w:rPr>
+        <w:rFonts w:eastAsia="黑体"/>
         <w:b/>
         <w:bCs/>
         <w:color w:themeColor="accent5" w:themeShade="CC" w:val="348DA5"/>
@@ -14598,12 +15258,14 @@
     </w:tblStylePr>
     <w:tblStylePr w:type="firstCol">
       <w:rPr>
+        <w:rFonts w:eastAsia="黑体"/>
         <w:b/>
         <w:bCs/>
       </w:rPr>
     </w:tblStylePr>
     <w:tblStylePr w:type="lastCol">
       <w:rPr>
+        <w:rFonts w:eastAsia="黑体"/>
         <w:b/>
         <w:bCs/>
       </w:rPr>
@@ -14638,6 +15300,7 @@
       <w:spacing w:after="0" w:line="240" w:lineRule="auto"/>
     </w:pPr>
     <w:rPr>
+      <w:rFonts w:eastAsia="黑体"/>
       <w:color w:themeColor="text1" w:val="000000"/>
     </w:rPr>
     <w:tblPr>
@@ -14659,6 +15322,7 @@
     </w:tcPr>
     <w:tblStylePr w:type="firstRow">
       <w:rPr>
+        <w:rFonts w:eastAsia="黑体"/>
         <w:b/>
         <w:bCs/>
       </w:rPr>
@@ -14669,6 +15333,7 @@
     </w:tblStylePr>
     <w:tblStylePr w:type="lastRow">
       <w:rPr>
+        <w:rFonts w:eastAsia="黑体"/>
         <w:b/>
         <w:bCs/>
         <w:color w:themeColor="text1" w:val="000000"/>
@@ -14680,6 +15345,7 @@
     </w:tblStylePr>
     <w:tblStylePr w:type="firstCol">
       <w:rPr>
+        <w:rFonts w:eastAsia="黑体"/>
         <w:color w:themeColor="background1" w:val="FFFFFF"/>
       </w:rPr>
       <w:tblPr/>
@@ -14689,6 +15355,7 @@
     </w:tblStylePr>
     <w:tblStylePr w:type="lastCol">
       <w:rPr>
+        <w:rFonts w:eastAsia="黑体"/>
         <w:color w:themeColor="background1" w:val="FFFFFF"/>
       </w:rPr>
       <w:tblPr/>
@@ -14718,6 +15385,7 @@
       <w:spacing w:after="0" w:line="240" w:lineRule="auto"/>
     </w:pPr>
     <w:rPr>
+      <w:rFonts w:eastAsia="黑体"/>
       <w:color w:themeColor="text1" w:val="000000"/>
     </w:rPr>
     <w:tblPr>
@@ -14739,6 +15407,7 @@
     </w:tcPr>
     <w:tblStylePr w:type="firstRow">
       <w:rPr>
+        <w:rFonts w:eastAsia="黑体"/>
         <w:b/>
         <w:bCs/>
       </w:rPr>
@@ -14749,6 +15418,7 @@
     </w:tblStylePr>
     <w:tblStylePr w:type="lastRow">
       <w:rPr>
+        <w:rFonts w:eastAsia="黑体"/>
         <w:b/>
         <w:bCs/>
         <w:color w:themeColor="text1" w:val="000000"/>
@@ -14760,6 +15430,7 @@
     </w:tblStylePr>
     <w:tblStylePr w:type="firstCol">
       <w:rPr>
+        <w:rFonts w:eastAsia="黑体"/>
         <w:color w:themeColor="background1" w:val="FFFFFF"/>
       </w:rPr>
       <w:tblPr/>
@@ -14769,6 +15440,7 @@
     </w:tblStylePr>
     <w:tblStylePr w:type="lastCol">
       <w:rPr>
+        <w:rFonts w:eastAsia="黑体"/>
         <w:color w:themeColor="background1" w:val="FFFFFF"/>
       </w:rPr>
       <w:tblPr/>
@@ -14798,6 +15470,7 @@
       <w:spacing w:after="0" w:line="240" w:lineRule="auto"/>
     </w:pPr>
     <w:rPr>
+      <w:rFonts w:eastAsia="黑体"/>
       <w:color w:themeColor="text1" w:val="000000"/>
     </w:rPr>
     <w:tblPr>
@@ -14819,6 +15492,7 @@
     </w:tcPr>
     <w:tblStylePr w:type="firstRow">
       <w:rPr>
+        <w:rFonts w:eastAsia="黑体"/>
         <w:b/>
         <w:bCs/>
       </w:rPr>
@@ -14829,6 +15503,7 @@
     </w:tblStylePr>
     <w:tblStylePr w:type="lastRow">
       <w:rPr>
+        <w:rFonts w:eastAsia="黑体"/>
         <w:b/>
         <w:bCs/>
         <w:color w:themeColor="text1" w:val="000000"/>
@@ -14840,6 +15515,7 @@
     </w:tblStylePr>
     <w:tblStylePr w:type="firstCol">
       <w:rPr>
+        <w:rFonts w:eastAsia="黑体"/>
         <w:color w:themeColor="background1" w:val="FFFFFF"/>
       </w:rPr>
       <w:tblPr/>
@@ -14849,6 +15525,7 @@
     </w:tblStylePr>
     <w:tblStylePr w:type="lastCol">
       <w:rPr>
+        <w:rFonts w:eastAsia="黑体"/>
         <w:color w:themeColor="background1" w:val="FFFFFF"/>
       </w:rPr>
       <w:tblPr/>
@@ -14878,6 +15555,7 @@
       <w:spacing w:after="0" w:line="240" w:lineRule="auto"/>
     </w:pPr>
     <w:rPr>
+      <w:rFonts w:eastAsia="黑体"/>
       <w:color w:themeColor="text1" w:val="000000"/>
     </w:rPr>
     <w:tblPr>
@@ -14899,6 +15577,7 @@
     </w:tcPr>
     <w:tblStylePr w:type="firstRow">
       <w:rPr>
+        <w:rFonts w:eastAsia="黑体"/>
         <w:b/>
         <w:bCs/>
       </w:rPr>
@@ -14909,6 +15588,7 @@
     </w:tblStylePr>
     <w:tblStylePr w:type="lastRow">
       <w:rPr>
+        <w:rFonts w:eastAsia="黑体"/>
         <w:b/>
         <w:bCs/>
         <w:color w:themeColor="text1" w:val="000000"/>
@@ -14920,6 +15600,7 @@
     </w:tblStylePr>
     <w:tblStylePr w:type="firstCol">
       <w:rPr>
+        <w:rFonts w:eastAsia="黑体"/>
         <w:color w:themeColor="background1" w:val="FFFFFF"/>
       </w:rPr>
       <w:tblPr/>
@@ -14929,6 +15610,7 @@
     </w:tblStylePr>
     <w:tblStylePr w:type="lastCol">
       <w:rPr>
+        <w:rFonts w:eastAsia="黑体"/>
         <w:color w:themeColor="background1" w:val="FFFFFF"/>
       </w:rPr>
       <w:tblPr/>
@@ -14958,6 +15640,7 @@
       <w:spacing w:after="0" w:line="240" w:lineRule="auto"/>
     </w:pPr>
     <w:rPr>
+      <w:rFonts w:eastAsia="黑体"/>
       <w:color w:themeColor="text1" w:val="000000"/>
     </w:rPr>
     <w:tblPr>
@@ -14979,6 +15662,7 @@
     </w:tcPr>
     <w:tblStylePr w:type="firstRow">
       <w:rPr>
+        <w:rFonts w:eastAsia="黑体"/>
         <w:b/>
         <w:bCs/>
       </w:rPr>
@@ -14989,6 +15673,7 @@
     </w:tblStylePr>
     <w:tblStylePr w:type="lastRow">
       <w:rPr>
+        <w:rFonts w:eastAsia="黑体"/>
         <w:b/>
         <w:bCs/>
         <w:color w:themeColor="text1" w:val="000000"/>
@@ -15000,6 +15685,7 @@
     </w:tblStylePr>
     <w:tblStylePr w:type="firstCol">
       <w:rPr>
+        <w:rFonts w:eastAsia="黑体"/>
         <w:color w:themeColor="background1" w:val="FFFFFF"/>
       </w:rPr>
       <w:tblPr/>
@@ -15009,6 +15695,7 @@
     </w:tblStylePr>
     <w:tblStylePr w:type="lastCol">
       <w:rPr>
+        <w:rFonts w:eastAsia="黑体"/>
         <w:color w:themeColor="background1" w:val="FFFFFF"/>
       </w:rPr>
       <w:tblPr/>
@@ -15038,6 +15725,7 @@
       <w:spacing w:after="0" w:line="240" w:lineRule="auto"/>
     </w:pPr>
     <w:rPr>
+      <w:rFonts w:eastAsia="黑体"/>
       <w:color w:themeColor="text1" w:val="000000"/>
     </w:rPr>
     <w:tblPr>
@@ -15059,6 +15747,7 @@
     </w:tcPr>
     <w:tblStylePr w:type="firstRow">
       <w:rPr>
+        <w:rFonts w:eastAsia="黑体"/>
         <w:b/>
         <w:bCs/>
       </w:rPr>
@@ -15069,6 +15758,7 @@
     </w:tblStylePr>
     <w:tblStylePr w:type="lastRow">
       <w:rPr>
+        <w:rFonts w:eastAsia="黑体"/>
         <w:b/>
         <w:bCs/>
         <w:color w:themeColor="text1" w:val="000000"/>
@@ -15080,6 +15770,7 @@
     </w:tblStylePr>
     <w:tblStylePr w:type="firstCol">
       <w:rPr>
+        <w:rFonts w:eastAsia="黑体"/>
         <w:color w:themeColor="background1" w:val="FFFFFF"/>
       </w:rPr>
       <w:tblPr/>
@@ -15089,6 +15780,7 @@
     </w:tblStylePr>
     <w:tblStylePr w:type="lastCol">
       <w:rPr>
+        <w:rFonts w:eastAsia="黑体"/>
         <w:color w:themeColor="background1" w:val="FFFFFF"/>
       </w:rPr>
       <w:tblPr/>
@@ -15118,6 +15810,7 @@
       <w:spacing w:after="0" w:line="240" w:lineRule="auto"/>
     </w:pPr>
     <w:rPr>
+      <w:rFonts w:eastAsia="黑体"/>
       <w:color w:themeColor="text1" w:val="000000"/>
     </w:rPr>
     <w:tblPr>
@@ -15139,6 +15832,7 @@
     </w:tcPr>
     <w:tblStylePr w:type="firstRow">
       <w:rPr>
+        <w:rFonts w:eastAsia="黑体"/>
         <w:b/>
         <w:bCs/>
       </w:rPr>
@@ -15149,6 +15843,7 @@
     </w:tblStylePr>
     <w:tblStylePr w:type="lastRow">
       <w:rPr>
+        <w:rFonts w:eastAsia="黑体"/>
         <w:b/>
         <w:bCs/>
         <w:color w:themeColor="text1" w:val="000000"/>
@@ -15160,6 +15855,7 @@
     </w:tblStylePr>
     <w:tblStylePr w:type="firstCol">
       <w:rPr>
+        <w:rFonts w:eastAsia="黑体"/>
         <w:color w:themeColor="background1" w:val="FFFFFF"/>
       </w:rPr>
       <w:tblPr/>
@@ -15169,6 +15865,7 @@
     </w:tblStylePr>
     <w:tblStylePr w:type="lastCol">
       <w:rPr>
+        <w:rFonts w:eastAsia="黑体"/>
         <w:color w:themeColor="background1" w:val="FFFFFF"/>
       </w:rPr>
       <w:tblPr/>
@@ -15201,6 +15898,7 @@
     <w:name w:val="KeywordTok"/>
     <w:basedOn w:val="VerbatimChar"/>
     <w:rPr>
+      <w:rFonts w:eastAsia="黑体"/>
       <w:b/>
       <w:color w:val="007020"/>
     </w:rPr>
@@ -15209,6 +15907,7 @@
     <w:name w:val="DataTypeTok"/>
     <w:basedOn w:val="VerbatimChar"/>
     <w:rPr>
+      <w:rFonts w:eastAsia="黑体"/>
       <w:color w:val="902000"/>
     </w:rPr>
   </w:style>
@@ -15216,6 +15915,7 @@
     <w:name w:val="DecValTok"/>
     <w:basedOn w:val="VerbatimChar"/>
     <w:rPr>
+      <w:rFonts w:eastAsia="黑体"/>
       <w:color w:val="40a070"/>
     </w:rPr>
   </w:style>
@@ -15223,6 +15923,7 @@
     <w:name w:val="BaseNTok"/>
     <w:basedOn w:val="VerbatimChar"/>
     <w:rPr>
+      <w:rFonts w:eastAsia="黑体"/>
       <w:color w:val="40a070"/>
     </w:rPr>
   </w:style>
@@ -15230,6 +15931,7 @@
     <w:name w:val="FloatTok"/>
     <w:basedOn w:val="VerbatimChar"/>
     <w:rPr>
+      <w:rFonts w:eastAsia="黑体"/>
       <w:color w:val="40a070"/>
     </w:rPr>
   </w:style>
@@ -15237,6 +15939,7 @@
     <w:name w:val="ConstantTok"/>
     <w:basedOn w:val="VerbatimChar"/>
     <w:rPr>
+      <w:rFonts w:eastAsia="黑体"/>
       <w:color w:val="880000"/>
     </w:rPr>
   </w:style>
@@ -15244,6 +15947,7 @@
     <w:name w:val="CharTok"/>
     <w:basedOn w:val="VerbatimChar"/>
     <w:rPr>
+      <w:rFonts w:eastAsia="黑体"/>
       <w:color w:val="4070a0"/>
     </w:rPr>
   </w:style>
@@ -15251,6 +15955,7 @@
     <w:name w:val="SpecialCharTok"/>
     <w:basedOn w:val="VerbatimChar"/>
     <w:rPr>
+      <w:rFonts w:eastAsia="黑体"/>
       <w:color w:val="4070a0"/>
     </w:rPr>
   </w:style>
@@ -15258,6 +15963,7 @@
     <w:name w:val="StringTok"/>
     <w:basedOn w:val="VerbatimChar"/>
     <w:rPr>
+      <w:rFonts w:eastAsia="黑体"/>
       <w:color w:val="4070a0"/>
     </w:rPr>
   </w:style>
@@ -15265,6 +15971,7 @@
     <w:name w:val="VerbatimStringTok"/>
     <w:basedOn w:val="VerbatimChar"/>
     <w:rPr>
+      <w:rFonts w:eastAsia="黑体"/>
       <w:color w:val="4070a0"/>
     </w:rPr>
   </w:style>
@@ -15272,6 +15979,7 @@
     <w:name w:val="SpecialStringTok"/>
     <w:basedOn w:val="VerbatimChar"/>
     <w:rPr>
+      <w:rFonts w:eastAsia="黑体"/>
       <w:color w:val="bb6688"/>
     </w:rPr>
   </w:style>
@@ -15279,6 +15987,7 @@
     <w:name w:val="ImportTok"/>
     <w:basedOn w:val="VerbatimChar"/>
     <w:rPr>
+      <w:rFonts w:eastAsia="黑体"/>
       <w:b/>
       <w:color w:val="008000"/>
     </w:rPr>
@@ -15287,6 +15996,7 @@
     <w:name w:val="CommentTok"/>
     <w:basedOn w:val="VerbatimChar"/>
     <w:rPr>
+      <w:rFonts w:eastAsia="黑体"/>
       <w:i/>
       <w:color w:val="60a0b0"/>
     </w:rPr>
@@ -15295,6 +16005,7 @@
     <w:name w:val="DocumentationTok"/>
     <w:basedOn w:val="VerbatimChar"/>
     <w:rPr>
+      <w:rFonts w:eastAsia="黑体"/>
       <w:i/>
       <w:color w:val="ba2121"/>
     </w:rPr>
@@ -15303,6 +16014,7 @@
     <w:name w:val="AnnotationTok"/>
     <w:basedOn w:val="VerbatimChar"/>
     <w:rPr>
+      <w:rFonts w:eastAsia="黑体"/>
       <w:b/>
       <w:i/>
       <w:color w:val="60a0b0"/>
@@ -15312,6 +16024,7 @@
     <w:name w:val="CommentVarTok"/>
     <w:basedOn w:val="VerbatimChar"/>
     <w:rPr>
+      <w:rFonts w:eastAsia="黑体"/>
       <w:b/>
       <w:i/>
       <w:color w:val="60a0b0"/>
@@ -15321,6 +16034,7 @@
     <w:name w:val="OtherTok"/>
     <w:basedOn w:val="VerbatimChar"/>
     <w:rPr>
+      <w:rFonts w:eastAsia="黑体"/>
       <w:color w:val="007020"/>
     </w:rPr>
   </w:style>
@@ -15328,6 +16042,7 @@
     <w:name w:val="FunctionTok"/>
     <w:basedOn w:val="VerbatimChar"/>
     <w:rPr>
+      <w:rFonts w:eastAsia="黑体"/>
       <w:color w:val="06287e"/>
     </w:rPr>
   </w:style>
@@ -15335,6 +16050,7 @@
     <w:name w:val="VariableTok"/>
     <w:basedOn w:val="VerbatimChar"/>
     <w:rPr>
+      <w:rFonts w:eastAsia="黑体"/>
       <w:color w:val="19177c"/>
     </w:rPr>
   </w:style>
@@ -15342,6 +16058,7 @@
     <w:name w:val="ControlFlowTok"/>
     <w:basedOn w:val="VerbatimChar"/>
     <w:rPr>
+      <w:rFonts w:eastAsia="黑体"/>
       <w:b/>
       <w:color w:val="007020"/>
     </w:rPr>
@@ -15350,6 +16067,7 @@
     <w:name w:val="OperatorTok"/>
     <w:basedOn w:val="VerbatimChar"/>
     <w:rPr>
+      <w:rFonts w:eastAsia="黑体"/>
       <w:color w:val="666666"/>
     </w:rPr>
   </w:style>
@@ -15357,18 +16075,22 @@
     <w:name w:val="BuiltInTok"/>
     <w:basedOn w:val="VerbatimChar"/>
     <w:rPr>
+      <w:rFonts w:eastAsia="黑体"/>
       <w:color w:val="008000"/>
     </w:rPr>
   </w:style>
   <w:style w:type="character" w:customStyle="1" w:styleId="ExtensionTok">
     <w:name w:val="ExtensionTok"/>
     <w:basedOn w:val="VerbatimChar"/>
-    <w:rPr/>
+    <w:rPr>
+      <w:rFonts w:eastAsia="黑体"/>
+    </w:rPr>
   </w:style>
   <w:style w:type="character" w:customStyle="1" w:styleId="PreprocessorTok">
     <w:name w:val="PreprocessorTok"/>
     <w:basedOn w:val="VerbatimChar"/>
     <w:rPr>
+      <w:rFonts w:eastAsia="黑体"/>
       <w:color w:val="bc7a00"/>
     </w:rPr>
   </w:style>
@@ -15376,18 +16098,22 @@
     <w:name w:val="AttributeTok"/>
     <w:basedOn w:val="VerbatimChar"/>
     <w:rPr>
+      <w:rFonts w:eastAsia="黑体"/>
       <w:color w:val="7d9029"/>
     </w:rPr>
   </w:style>
   <w:style w:type="character" w:customStyle="1" w:styleId="RegionMarkerTok">
     <w:name w:val="RegionMarkerTok"/>
     <w:basedOn w:val="VerbatimChar"/>
-    <w:rPr/>
+    <w:rPr>
+      <w:rFonts w:eastAsia="黑体"/>
+    </w:rPr>
   </w:style>
   <w:style w:type="character" w:customStyle="1" w:styleId="InformationTok">
     <w:name w:val="InformationTok"/>
     <w:basedOn w:val="VerbatimChar"/>
     <w:rPr>
+      <w:rFonts w:eastAsia="黑体"/>
       <w:b/>
       <w:i/>
       <w:color w:val="60a0b0"/>
@@ -15397,6 +16123,7 @@
     <w:name w:val="WarningTok"/>
     <w:basedOn w:val="VerbatimChar"/>
     <w:rPr>
+      <w:rFonts w:eastAsia="黑体"/>
       <w:b/>
       <w:i/>
       <w:color w:val="60a0b0"/>
@@ -15406,6 +16133,7 @@
     <w:name w:val="AlertTok"/>
     <w:basedOn w:val="VerbatimChar"/>
     <w:rPr>
+      <w:rFonts w:eastAsia="黑体"/>
       <w:b/>
       <w:color w:val="ff0000"/>
     </w:rPr>
@@ -15414,6 +16142,7 @@
     <w:name w:val="ErrorTok"/>
     <w:basedOn w:val="VerbatimChar"/>
     <w:rPr>
+      <w:rFonts w:eastAsia="黑体"/>
       <w:b/>
       <w:color w:val="ff0000"/>
     </w:rPr>
@@ -15421,7 +16150,9 @@
   <w:style w:type="character" w:customStyle="1" w:styleId="NormalTok">
     <w:name w:val="NormalTok"/>
     <w:basedOn w:val="VerbatimChar"/>
-    <w:rPr/>
+    <w:rPr>
+      <w:rFonts w:eastAsia="黑体"/>
+    </w:rPr>
   </w:style>
 </w:styles>
 </file>
@@ -15470,12 +16201,12 @@
     <a:fontScheme name="Office">
       <a:majorFont>
         <a:latin typeface="Calibri"/>
-        <a:ea typeface=""/>
+        <a:ea typeface="黑体"/>
         <a:cs typeface=""/>
         <a:font script="Jpan" typeface="ＭＳ ゴシック"/>
         <a:font script="Hang" typeface="맑은 고딕"/>
-        <a:font script="Hans" typeface="宋体"/>
-        <a:font script="Hant" typeface="新細明體"/>
+        <a:font script="Hans" typeface="黑体"/>
+        <a:font script="Hant" typeface="黑体"/>
         <a:font script="Arab" typeface="Times New Roman"/>
         <a:font script="Hebr" typeface="Times New Roman"/>
         <a:font script="Thai" typeface="Angsana New"/>
@@ -15505,12 +16236,12 @@
       </a:majorFont>
       <a:minorFont>
         <a:latin typeface="Cambria"/>
-        <a:ea typeface=""/>
+        <a:ea typeface="黑体"/>
         <a:cs typeface=""/>
         <a:font script="Jpan" typeface="ＭＳ 明朝"/>
         <a:font script="Hang" typeface="맑은 고딕"/>
-        <a:font script="Hans" typeface="宋体"/>
-        <a:font script="Hant" typeface="新細明體"/>
+        <a:font script="Hans" typeface="黑体"/>
+        <a:font script="Hant" typeface="黑体"/>
         <a:font script="Arab" typeface="Arial"/>
         <a:font script="Hebr" typeface="Arial"/>
         <a:font script="Thai" typeface="Cordia New"/>

--- a/02-放大电路/03-音频放大电路/耳机放大电路/耳机放大电路.docx
+++ b/02-放大电路/03-音频放大电路/耳机放大电路/耳机放大电路.docx
@@ -3130,7 +3130,7 @@
           <w:color w:val="555555"/>
           <w:sz w:val="21"/>
         </w:rPr>
-        <w:t>材料收集者：杜文杰，WX手机：19519196569，QQ:3478827729</w:t>
+        <w:t>材料收集者：杜文杰，微信/手机：19519196569，QQ:3478827729</w:t>
       </w:r>
     </w:p>
     <w:sectPr>
